--- a/lessons/1-7/downloads/1-7-notes.docx
+++ b/lessons/1-7/downloads/1-7-notes.docx
@@ -349,6 +349,232 @@
           <w:szCs w:val="19"/>
         </w:rPr>
         <w:t xml:space="preserve">7.56 ÷ 0.12 = 756 ÷ 12 = 63 (both multiplied by 100)</w:t>
+      </w:r>
+    </w:p>
+    <w:p>
+      <w:pPr>
+        <w:pStyle w:val="Heading2"/>
+        <w:pBdr>
+          <w:left w:val="single" w:color="1FA6A2" w:sz="18" w:space="8"/>
+        </w:pBdr>
+        <w:spacing w:after="100" w:before="200"/>
+      </w:pPr>
+      <w:r>
+        <w:rPr>
+          <w:b/>
+          <w:bCs/>
+          <w:color w:val="1FA6A2"/>
+          <w:sz w:val="26"/>
+          <w:szCs w:val="26"/>
+        </w:rPr>
+        <w:t xml:space="preserve">Turn &amp; Talk — Discussion Points  (Level 1 support · Level 2)</w:t>
+      </w:r>
+    </w:p>
+    <w:p>
+      <w:pPr>
+        <w:spacing w:after="60"/>
+      </w:pPr>
+      <w:r>
+        <w:rPr>
+          <w:i/>
+          <w:iCs/>
+          <w:color w:val="5F6F80"/>
+          <w:sz w:val="19"/>
+          <w:szCs w:val="19"/>
+        </w:rPr>
+        <w:t xml:space="preserve">Talk with a partner. Use the Level 1 stems if you need help getting started; try the Level 2 question when you are ready for more.</w:t>
+      </w:r>
+    </w:p>
+    <w:p>
+      <w:pPr>
+        <w:spacing w:after="60"/>
+      </w:pPr>
+      <w:r>
+        <w:rPr>
+          <w:b/>
+          <w:bCs/>
+          <w:color w:val="12355B"/>
+          <w:sz w:val="21"/>
+          <w:szCs w:val="21"/>
+        </w:rPr>
+        <w:t xml:space="preserve">1. [Explore] </w:t>
+      </w:r>
+      <w:r>
+        <w:rPr>
+          <w:b/>
+          <w:bCs/>
+          <w:sz w:val="21"/>
+          <w:szCs w:val="21"/>
+        </w:rPr>
+        <w:t xml:space="preserve">How did you handle the decimal point when you divided?</w:t>
+      </w:r>
+    </w:p>
+    <w:p>
+      <w:pPr>
+        <w:spacing w:after="60"/>
+      </w:pPr>
+      <w:r>
+        <w:rPr>
+          <w:sz w:val="21"/>
+          <w:szCs w:val="21"/>
+        </w:rPr>
+        <w:t xml:space="preserve">First I moved the decimal because ___.</w:t>
+      </w:r>
+      <w:r>
+        <w:rPr>
+          <w:i/>
+          <w:iCs/>
+          <w:color w:val="5F6F80"/>
+          <w:sz w:val="19"/>
+          <w:szCs w:val="19"/>
+        </w:rPr>
+        <w:br/>
+        <w:t xml:space="preserve">
+Primero moví el decimal porque ___.</w:t>
+      </w:r>
+    </w:p>
+    <w:p>
+      <w:pPr>
+        <w:spacing w:after="60"/>
+      </w:pPr>
+      <w:r>
+        <w:rPr>
+          <w:sz w:val="21"/>
+          <w:szCs w:val="21"/>
+        </w:rPr>
+        <w:t xml:space="preserve">The quotient is ___.</w:t>
+      </w:r>
+      <w:r>
+        <w:rPr>
+          <w:i/>
+          <w:iCs/>
+          <w:color w:val="5F6F80"/>
+          <w:sz w:val="19"/>
+          <w:szCs w:val="19"/>
+        </w:rPr>
+        <w:br/>
+        <w:t xml:space="preserve">
+El cociente es ___.</w:t>
+      </w:r>
+    </w:p>
+    <w:p>
+      <w:pPr>
+        <w:spacing w:after="60"/>
+      </w:pPr>
+      <w:r>
+        <w:rPr>
+          <w:sz w:val="21"/>
+          <w:szCs w:val="21"/>
+        </w:rPr>
+        <w:t xml:space="preserve">I would use this to ___.</w:t>
+      </w:r>
+      <w:r>
+        <w:rPr>
+          <w:i/>
+          <w:iCs/>
+          <w:color w:val="5F6F80"/>
+          <w:sz w:val="19"/>
+          <w:szCs w:val="19"/>
+        </w:rPr>
+        <w:br/>
+        <w:t xml:space="preserve">
+Usaría esto para ___.</w:t>
+      </w:r>
+    </w:p>
+    <w:p>
+      <w:pPr>
+        <w:spacing w:after="60"/>
+      </w:pPr>
+      <w:r>
+        <w:rPr>
+          <w:b/>
+          <w:bCs/>
+          <w:color w:val="12355B"/>
+          <w:sz w:val="21"/>
+          <w:szCs w:val="21"/>
+        </w:rPr>
+        <w:t xml:space="preserve">2. [Connect] </w:t>
+      </w:r>
+      <w:r>
+        <w:rPr>
+          <w:b/>
+          <w:bCs/>
+          <w:sz w:val="21"/>
+          <w:szCs w:val="21"/>
+        </w:rPr>
+        <w:t xml:space="preserve">When might dividing decimals help you split money or measurements?</w:t>
+      </w:r>
+    </w:p>
+    <w:p>
+      <w:pPr>
+        <w:spacing w:after="60"/>
+      </w:pPr>
+      <w:r>
+        <w:rPr>
+          <w:sz w:val="21"/>
+          <w:szCs w:val="21"/>
+        </w:rPr>
+        <w:t xml:space="preserve">First I moved the decimal because ___.</w:t>
+      </w:r>
+      <w:r>
+        <w:rPr>
+          <w:i/>
+          <w:iCs/>
+          <w:color w:val="5F6F80"/>
+          <w:sz w:val="19"/>
+          <w:szCs w:val="19"/>
+        </w:rPr>
+        <w:br/>
+        <w:t xml:space="preserve">
+Primero moví el decimal porque ___.</w:t>
+      </w:r>
+    </w:p>
+    <w:p>
+      <w:pPr>
+        <w:spacing w:after="60"/>
+      </w:pPr>
+      <w:r>
+        <w:rPr>
+          <w:sz w:val="21"/>
+          <w:szCs w:val="21"/>
+        </w:rPr>
+        <w:t xml:space="preserve">The quotient is ___.</w:t>
+      </w:r>
+      <w:r>
+        <w:rPr>
+          <w:i/>
+          <w:iCs/>
+          <w:color w:val="5F6F80"/>
+          <w:sz w:val="19"/>
+          <w:szCs w:val="19"/>
+        </w:rPr>
+        <w:br/>
+        <w:t xml:space="preserve">
+El cociente es ___.</w:t>
+      </w:r>
+    </w:p>
+    <w:p>
+      <w:pPr>
+        <w:spacing w:after="60"/>
+      </w:pPr>
+      <w:r>
+        <w:rPr>
+          <w:sz w:val="21"/>
+          <w:szCs w:val="21"/>
+        </w:rPr>
+        <w:t xml:space="preserve">I would use this to ___.</w:t>
+      </w:r>
+      <w:r>
+        <w:rPr>
+          <w:i/>
+          <w:iCs/>
+          <w:color w:val="5F6F80"/>
+          <w:sz w:val="19"/>
+          <w:szCs w:val="19"/>
+        </w:rPr>
+        <w:br/>
+        <w:t xml:space="preserve">
+Usaría esto para ___.</w:t>
       </w:r>
     </w:p>
     <w:p>

--- a/lessons/1-7/downloads/1-7-notes.docx
+++ b/lessons/1-7/downloads/1-7-notes.docx
@@ -397,28 +397,50 @@
           <w:sz w:val="21"/>
           <w:szCs w:val="21"/>
         </w:rPr>
-        <w:t xml:space="preserve">1. [Explore] </w:t>
-      </w:r>
-      <w:r>
-        <w:rPr>
-          <w:b/>
-          <w:bCs/>
-          <w:sz w:val="21"/>
-          <w:szCs w:val="21"/>
-        </w:rPr>
-        <w:t xml:space="preserve">How did you handle the decimal point when you divided?</w:t>
-      </w:r>
-    </w:p>
-    <w:p>
-      <w:pPr>
-        <w:spacing w:after="60"/>
-      </w:pPr>
-      <w:r>
-        <w:rPr>
-          <w:sz w:val="21"/>
-          <w:szCs w:val="21"/>
-        </w:rPr>
-        <w:t xml:space="preserve">First I moved the decimal because ___.</w:t>
+        <w:t xml:space="preserve">1. [Launch] </w:t>
+      </w:r>
+      <w:r>
+        <w:rPr>
+          <w:b/>
+          <w:bCs/>
+          <w:sz w:val="21"/>
+          <w:szCs w:val="21"/>
+        </w:rPr>
+        <w:t xml:space="preserve">The station has 18.9 kilograms of mineral to divide into 6.3-kilogram pods. Why can't you divide by the decimal 6.3 directly the same way you divide by a whole number?</w:t>
+      </w:r>
+    </w:p>
+    <w:p>
+      <w:pPr>
+        <w:spacing w:after="60"/>
+      </w:pPr>
+      <w:r>
+        <w:rPr>
+          <w:b/>
+          <w:bCs/>
+          <w:color w:val="1FA6A2"/>
+          <w:sz w:val="20"/>
+          <w:szCs w:val="20"/>
+        </w:rPr>
+        <w:t xml:space="preserve">Level 1 — Start here: </w:t>
+      </w:r>
+      <w:r>
+        <w:rPr>
+          <w:sz w:val="20"/>
+          <w:szCs w:val="20"/>
+        </w:rPr>
+        <w:t xml:space="preserve">You first make the divisor a whole number using equivalent division.</w:t>
+      </w:r>
+    </w:p>
+    <w:p>
+      <w:pPr>
+        <w:spacing w:after="60"/>
+      </w:pPr>
+      <w:r>
+        <w:rPr>
+          <w:sz w:val="21"/>
+          <w:szCs w:val="21"/>
+        </w:rPr>
+        <w:t xml:space="preserve">I make the divisor 6.3 into a ___ before dividing.</w:t>
       </w:r>
       <w:r>
         <w:rPr>
@@ -430,7 +452,197 @@
         </w:rPr>
         <w:br/>
         <w:t xml:space="preserve">
-Primero moví el decimal porque ___.</w:t>
+Convierto el divisor 6.3 en un ___ antes de dividir.</w:t>
+      </w:r>
+    </w:p>
+    <w:p>
+      <w:pPr>
+        <w:spacing w:after="60"/>
+      </w:pPr>
+      <w:r>
+        <w:rPr>
+          <w:sz w:val="21"/>
+          <w:szCs w:val="21"/>
+        </w:rPr>
+        <w:t xml:space="preserve">Dividing by a decimal directly is hard because ___.</w:t>
+      </w:r>
+      <w:r>
+        <w:rPr>
+          <w:i/>
+          <w:iCs/>
+          <w:color w:val="5F6F80"/>
+          <w:sz w:val="19"/>
+          <w:szCs w:val="19"/>
+        </w:rPr>
+        <w:br/>
+        <w:t xml:space="preserve">
+Dividir entre un decimal directamente es difícil porque ___.</w:t>
+      </w:r>
+    </w:p>
+    <w:p>
+      <w:pPr>
+        <w:spacing w:after="60"/>
+      </w:pPr>
+      <w:r>
+        <w:rPr>
+          <w:b/>
+          <w:bCs/>
+          <w:color w:val="12355B"/>
+          <w:sz w:val="20"/>
+          <w:szCs w:val="20"/>
+        </w:rPr>
+        <w:t xml:space="preserve">Word bank: </w:t>
+      </w:r>
+      <w:r>
+        <w:rPr>
+          <w:color w:val="1FA6A2"/>
+          <w:sz w:val="20"/>
+          <w:szCs w:val="20"/>
+        </w:rPr>
+        <w:t xml:space="preserve">dividend, divisor, quotient, decimal division, equivalent division</w:t>
+      </w:r>
+    </w:p>
+    <w:p>
+      <w:pPr>
+        <w:spacing w:after="60"/>
+      </w:pPr>
+      <w:r>
+        <w:rPr>
+          <w:b/>
+          <w:bCs/>
+          <w:color w:val="12355B"/>
+          <w:sz w:val="19"/>
+          <w:szCs w:val="19"/>
+        </w:rPr>
+        <w:t xml:space="preserve">Listen for: </w:t>
+      </w:r>
+      <w:r>
+        <w:rPr>
+          <w:i/>
+          <w:iCs/>
+          <w:color w:val="5F6F80"/>
+          <w:sz w:val="19"/>
+          <w:szCs w:val="19"/>
+        </w:rPr>
+        <w:t xml:space="preserve">Students explain you move the decimal in the divisor to make it whole (6.3 to 63) and move the dividend the same way, naming 18.9 as the dividend and 6.3 as the divisor.</w:t>
+      </w:r>
+    </w:p>
+    <w:p>
+      <w:pPr>
+        <w:spacing w:after="60"/>
+      </w:pPr>
+      <w:r>
+        <w:rPr>
+          <w:b/>
+          <w:bCs/>
+          <w:color w:val="9A6B12"/>
+          <w:sz w:val="20"/>
+          <w:szCs w:val="20"/>
+        </w:rPr>
+        <w:t xml:space="preserve">Level 2: </w:t>
+      </w:r>
+      <w:r>
+        <w:rPr>
+          <w:sz w:val="20"/>
+          <w:szCs w:val="20"/>
+        </w:rPr>
+        <w:t xml:space="preserve">Estimate how many pods can be filled before computing, then justify. About how many 6-kg groups fit in 18.9 kg?</w:t>
+      </w:r>
+    </w:p>
+    <w:p>
+      <w:pPr>
+        <w:spacing w:after="60"/>
+        <w:ind w:left="360"/>
+      </w:pPr>
+      <w:r>
+        <w:rPr>
+          <w:sz w:val="20"/>
+          <w:szCs w:val="20"/>
+        </w:rPr>
+        <w:t xml:space="preserve">• I estimate about ___ pods because 18.9 is close to ___.</w:t>
+      </w:r>
+    </w:p>
+    <w:p>
+      <w:pPr>
+        <w:spacing w:after="60"/>
+        <w:ind w:left="360"/>
+      </w:pPr>
+      <w:r>
+        <w:rPr>
+          <w:sz w:val="20"/>
+          <w:szCs w:val="20"/>
+        </w:rPr>
+        <w:t xml:space="preserve">• Dividing roughly 18 by 6 gives ___, so ___.</w:t>
+      </w:r>
+    </w:p>
+    <w:p>
+      <w:pPr>
+        <w:spacing w:after="60"/>
+      </w:pPr>
+      <w:r>
+        <w:rPr>
+          <w:b/>
+          <w:bCs/>
+          <w:color w:val="12355B"/>
+          <w:sz w:val="21"/>
+          <w:szCs w:val="21"/>
+        </w:rPr>
+        <w:t xml:space="preserve">2. [Explore] </w:t>
+      </w:r>
+      <w:r>
+        <w:rPr>
+          <w:b/>
+          <w:bCs/>
+          <w:sz w:val="21"/>
+          <w:szCs w:val="21"/>
+        </w:rPr>
+        <w:t xml:space="preserve">When you divided 18.9 by 6.3, how did you use equivalent division to make the divisor a whole number?</w:t>
+      </w:r>
+    </w:p>
+    <w:p>
+      <w:pPr>
+        <w:spacing w:after="60"/>
+      </w:pPr>
+      <w:r>
+        <w:rPr>
+          <w:b/>
+          <w:bCs/>
+          <w:color w:val="1FA6A2"/>
+          <w:sz w:val="20"/>
+          <w:szCs w:val="20"/>
+        </w:rPr>
+        <w:t xml:space="preserve">Level 1 — Start here: </w:t>
+      </w:r>
+      <w:r>
+        <w:rPr>
+          <w:sz w:val="20"/>
+          <w:szCs w:val="20"/>
+        </w:rPr>
+        <w:t xml:space="preserve">Move both decimal points the same number of places so the value stays equal.</w:t>
+      </w:r>
+    </w:p>
+    <w:p>
+      <w:pPr>
+        <w:spacing w:after="60"/>
+      </w:pPr>
+      <w:r>
+        <w:rPr>
+          <w:sz w:val="21"/>
+          <w:szCs w:val="21"/>
+        </w:rPr>
+        <w:t xml:space="preserve">I moved both decimal points ___ place, changing it to ___ ÷ ___.</w:t>
+      </w:r>
+      <w:r>
+        <w:rPr>
+          <w:i/>
+          <w:iCs/>
+          <w:color w:val="5F6F80"/>
+          <w:sz w:val="19"/>
+          <w:szCs w:val="19"/>
+        </w:rPr>
+        <w:br/>
+        <w:t xml:space="preserve">
+Moví ambos puntos decimales ___ lugar, cambiándolo a ___ ÷ ___.</w:t>
       </w:r>
     </w:p>
     <w:p>
@@ -463,10 +675,152 @@
       </w:pPr>
       <w:r>
         <w:rPr>
-          <w:sz w:val="21"/>
-          <w:szCs w:val="21"/>
-        </w:rPr>
-        <w:t xml:space="preserve">I would use this to ___.</w:t>
+          <w:b/>
+          <w:bCs/>
+          <w:color w:val="12355B"/>
+          <w:sz w:val="20"/>
+          <w:szCs w:val="20"/>
+        </w:rPr>
+        <w:t xml:space="preserve">Word bank: </w:t>
+      </w:r>
+      <w:r>
+        <w:rPr>
+          <w:color w:val="1FA6A2"/>
+          <w:sz w:val="20"/>
+          <w:szCs w:val="20"/>
+        </w:rPr>
+        <w:t xml:space="preserve">dividend, divisor, quotient, decimal division, equivalent division</w:t>
+      </w:r>
+    </w:p>
+    <w:p>
+      <w:pPr>
+        <w:spacing w:after="60"/>
+      </w:pPr>
+      <w:r>
+        <w:rPr>
+          <w:b/>
+          <w:bCs/>
+          <w:color w:val="12355B"/>
+          <w:sz w:val="19"/>
+          <w:szCs w:val="19"/>
+        </w:rPr>
+        <w:t xml:space="preserve">Listen for: </w:t>
+      </w:r>
+      <w:r>
+        <w:rPr>
+          <w:i/>
+          <w:iCs/>
+          <w:color w:val="5F6F80"/>
+          <w:sz w:val="19"/>
+          <w:szCs w:val="19"/>
+        </w:rPr>
+        <w:t xml:space="preserve">Students rewrite 18.9 ÷ 6.3 as 189 ÷ 63 = 3, explaining moving both points one place keeps the division equivalent, so 3 pods are filled.</w:t>
+      </w:r>
+    </w:p>
+    <w:p>
+      <w:pPr>
+        <w:spacing w:after="60"/>
+      </w:pPr>
+      <w:r>
+        <w:rPr>
+          <w:b/>
+          <w:bCs/>
+          <w:color w:val="9A6B12"/>
+          <w:sz w:val="20"/>
+          <w:szCs w:val="20"/>
+        </w:rPr>
+        <w:t xml:space="preserve">Level 2: </w:t>
+      </w:r>
+      <w:r>
+        <w:rPr>
+          <w:sz w:val="20"/>
+          <w:szCs w:val="20"/>
+        </w:rPr>
+        <w:t xml:space="preserve">Why does moving BOTH decimal points the same number of places keep the answer the same? Justify with what you know about equivalent fractions.</w:t>
+      </w:r>
+    </w:p>
+    <w:p>
+      <w:pPr>
+        <w:spacing w:after="60"/>
+        <w:ind w:left="360"/>
+      </w:pPr>
+      <w:r>
+        <w:rPr>
+          <w:sz w:val="20"/>
+          <w:szCs w:val="20"/>
+        </w:rPr>
+        <w:t xml:space="preserve">• Moving both points keeps the answer the same because ___.</w:t>
+      </w:r>
+    </w:p>
+    <w:p>
+      <w:pPr>
+        <w:spacing w:after="60"/>
+        <w:ind w:left="360"/>
+      </w:pPr>
+      <w:r>
+        <w:rPr>
+          <w:sz w:val="20"/>
+          <w:szCs w:val="20"/>
+        </w:rPr>
+        <w:t xml:space="preserve">• It is like multiplying the top and bottom of a fraction by ___, which ___.</w:t>
+      </w:r>
+    </w:p>
+    <w:p>
+      <w:pPr>
+        <w:spacing w:after="60"/>
+      </w:pPr>
+      <w:r>
+        <w:rPr>
+          <w:b/>
+          <w:bCs/>
+          <w:color w:val="12355B"/>
+          <w:sz w:val="21"/>
+          <w:szCs w:val="21"/>
+        </w:rPr>
+        <w:t xml:space="preserve">3. [Connect] </w:t>
+      </w:r>
+      <w:r>
+        <w:rPr>
+          <w:b/>
+          <w:bCs/>
+          <w:sz w:val="21"/>
+          <w:szCs w:val="21"/>
+        </w:rPr>
+        <w:t xml:space="preserve">A ribbon is 16.8 feet long and you cut pieces that are each 2.4 feet. How does decimal division tell you how many pieces you can cut?</w:t>
+      </w:r>
+    </w:p>
+    <w:p>
+      <w:pPr>
+        <w:spacing w:after="60"/>
+      </w:pPr>
+      <w:r>
+        <w:rPr>
+          <w:b/>
+          <w:bCs/>
+          <w:color w:val="1FA6A2"/>
+          <w:sz w:val="20"/>
+          <w:szCs w:val="20"/>
+        </w:rPr>
+        <w:t xml:space="preserve">Level 1 — Start here: </w:t>
+      </w:r>
+      <w:r>
+        <w:rPr>
+          <w:sz w:val="20"/>
+          <w:szCs w:val="20"/>
+        </w:rPr>
+        <w:t xml:space="preserve">Use equivalent division to make 2.4 whole, then divide.</w:t>
+      </w:r>
+    </w:p>
+    <w:p>
+      <w:pPr>
+        <w:spacing w:after="60"/>
+      </w:pPr>
+      <w:r>
+        <w:rPr>
+          <w:sz w:val="21"/>
+          <w:szCs w:val="21"/>
+        </w:rPr>
+        <w:t xml:space="preserve">I can cut ___ pieces because I divided 16.8 by ___.</w:t>
       </w:r>
       <w:r>
         <w:rPr>
@@ -478,43 +832,19 @@
         </w:rPr>
         <w:br/>
         <w:t xml:space="preserve">
-Usaría esto para ___.</w:t>
-      </w:r>
-    </w:p>
-    <w:p>
-      <w:pPr>
-        <w:spacing w:after="60"/>
-      </w:pPr>
-      <w:r>
-        <w:rPr>
-          <w:b/>
-          <w:bCs/>
-          <w:color w:val="12355B"/>
-          <w:sz w:val="21"/>
-          <w:szCs w:val="21"/>
-        </w:rPr>
-        <w:t xml:space="preserve">2. [Connect] </w:t>
-      </w:r>
-      <w:r>
-        <w:rPr>
-          <w:b/>
-          <w:bCs/>
-          <w:sz w:val="21"/>
-          <w:szCs w:val="21"/>
-        </w:rPr>
-        <w:t xml:space="preserve">When might dividing decimals help you split money or measurements?</w:t>
-      </w:r>
-    </w:p>
-    <w:p>
-      <w:pPr>
-        <w:spacing w:after="60"/>
-      </w:pPr>
-      <w:r>
-        <w:rPr>
-          <w:sz w:val="21"/>
-          <w:szCs w:val="21"/>
-        </w:rPr>
-        <w:t xml:space="preserve">First I moved the decimal because ___.</w:t>
+Puedo cortar ___ piezas porque dividí 16.8 entre ___.</w:t>
+      </w:r>
+    </w:p>
+    <w:p>
+      <w:pPr>
+        <w:spacing w:after="60"/>
+      </w:pPr>
+      <w:r>
+        <w:rPr>
+          <w:sz w:val="21"/>
+          <w:szCs w:val="21"/>
+        </w:rPr>
+        <w:t xml:space="preserve">I moved both decimals to change it to ___ ÷ ___.</w:t>
       </w:r>
       <w:r>
         <w:rPr>
@@ -526,19 +856,161 @@
         </w:rPr>
         <w:br/>
         <w:t xml:space="preserve">
-Primero moví el decimal porque ___.</w:t>
-      </w:r>
-    </w:p>
-    <w:p>
-      <w:pPr>
-        <w:spacing w:after="60"/>
-      </w:pPr>
-      <w:r>
-        <w:rPr>
-          <w:sz w:val="21"/>
-          <w:szCs w:val="21"/>
-        </w:rPr>
-        <w:t xml:space="preserve">The quotient is ___.</w:t>
+Moví ambos decimales para cambiarlo a ___ ÷ ___.</w:t>
+      </w:r>
+    </w:p>
+    <w:p>
+      <w:pPr>
+        <w:spacing w:after="60"/>
+      </w:pPr>
+      <w:r>
+        <w:rPr>
+          <w:b/>
+          <w:bCs/>
+          <w:color w:val="12355B"/>
+          <w:sz w:val="20"/>
+          <w:szCs w:val="20"/>
+        </w:rPr>
+        <w:t xml:space="preserve">Word bank: </w:t>
+      </w:r>
+      <w:r>
+        <w:rPr>
+          <w:color w:val="1FA6A2"/>
+          <w:sz w:val="20"/>
+          <w:szCs w:val="20"/>
+        </w:rPr>
+        <w:t xml:space="preserve">dividend, divisor, quotient, decimal division, equivalent division</w:t>
+      </w:r>
+    </w:p>
+    <w:p>
+      <w:pPr>
+        <w:spacing w:after="60"/>
+      </w:pPr>
+      <w:r>
+        <w:rPr>
+          <w:b/>
+          <w:bCs/>
+          <w:color w:val="12355B"/>
+          <w:sz w:val="19"/>
+          <w:szCs w:val="19"/>
+        </w:rPr>
+        <w:t xml:space="preserve">Listen for: </w:t>
+      </w:r>
+      <w:r>
+        <w:rPr>
+          <w:i/>
+          <w:iCs/>
+          <w:color w:val="5F6F80"/>
+          <w:sz w:val="19"/>
+          <w:szCs w:val="19"/>
+        </w:rPr>
+        <w:t xml:space="preserve">Students rewrite 16.8 ÷ 2.4 as 168 ÷ 24 = 7, so 7 pieces can be cut with none left over.</w:t>
+      </w:r>
+    </w:p>
+    <w:p>
+      <w:pPr>
+        <w:spacing w:after="60"/>
+      </w:pPr>
+      <w:r>
+        <w:rPr>
+          <w:b/>
+          <w:bCs/>
+          <w:color w:val="9A6B12"/>
+          <w:sz w:val="20"/>
+          <w:szCs w:val="20"/>
+        </w:rPr>
+        <w:t xml:space="preserve">Level 2: </w:t>
+      </w:r>
+      <w:r>
+        <w:rPr>
+          <w:sz w:val="20"/>
+          <w:szCs w:val="20"/>
+        </w:rPr>
+        <w:t xml:space="preserve">How can you check that 7 pieces is correct without redividing? Show the check.</w:t>
+      </w:r>
+    </w:p>
+    <w:p>
+      <w:pPr>
+        <w:spacing w:after="60"/>
+        <w:ind w:left="360"/>
+      </w:pPr>
+      <w:r>
+        <w:rPr>
+          <w:sz w:val="20"/>
+          <w:szCs w:val="20"/>
+        </w:rPr>
+        <w:t xml:space="preserve">• I can check by multiplying ___ × ___ = ___.</w:t>
+      </w:r>
+    </w:p>
+    <w:p>
+      <w:pPr>
+        <w:spacing w:after="60"/>
+        <w:ind w:left="360"/>
+      </w:pPr>
+      <w:r>
+        <w:rPr>
+          <w:sz w:val="20"/>
+          <w:szCs w:val="20"/>
+        </w:rPr>
+        <w:t xml:space="preserve">• If the product equals the ribbon length, then ___.</w:t>
+      </w:r>
+    </w:p>
+    <w:p>
+      <w:pPr>
+        <w:spacing w:after="60"/>
+      </w:pPr>
+      <w:r>
+        <w:rPr>
+          <w:b/>
+          <w:bCs/>
+          <w:color w:val="12355B"/>
+          <w:sz w:val="21"/>
+          <w:szCs w:val="21"/>
+        </w:rPr>
+        <w:t xml:space="preserve">4. [Reflect] </w:t>
+      </w:r>
+      <w:r>
+        <w:rPr>
+          <w:b/>
+          <w:bCs/>
+          <w:sz w:val="21"/>
+          <w:szCs w:val="21"/>
+        </w:rPr>
+        <w:t xml:space="preserve">Why does making the divisor a whole number first make dividing by a decimal so much easier?</w:t>
+      </w:r>
+    </w:p>
+    <w:p>
+      <w:pPr>
+        <w:spacing w:after="60"/>
+      </w:pPr>
+      <w:r>
+        <w:rPr>
+          <w:b/>
+          <w:bCs/>
+          <w:color w:val="1FA6A2"/>
+          <w:sz w:val="20"/>
+          <w:szCs w:val="20"/>
+        </w:rPr>
+        <w:t xml:space="preserve">Level 1 — Start here: </w:t>
+      </w:r>
+      <w:r>
+        <w:rPr>
+          <w:sz w:val="20"/>
+          <w:szCs w:val="20"/>
+        </w:rPr>
+        <w:t xml:space="preserve">Equivalent division turns a decimal divisor into a familiar whole-number problem.</w:t>
+      </w:r>
+    </w:p>
+    <w:p>
+      <w:pPr>
+        <w:spacing w:after="60"/>
+      </w:pPr>
+      <w:r>
+        <w:rPr>
+          <w:sz w:val="21"/>
+          <w:szCs w:val="21"/>
+        </w:rPr>
+        <w:t xml:space="preserve">Making the divisor a whole number helps because ___.</w:t>
       </w:r>
       <w:r>
         <w:rPr>
@@ -550,19 +1022,19 @@
         </w:rPr>
         <w:br/>
         <w:t xml:space="preserve">
-El cociente es ___.</w:t>
-      </w:r>
-    </w:p>
-    <w:p>
-      <w:pPr>
-        <w:spacing w:after="60"/>
-      </w:pPr>
-      <w:r>
-        <w:rPr>
-          <w:sz w:val="21"/>
-          <w:szCs w:val="21"/>
-        </w:rPr>
-        <w:t xml:space="preserve">I would use this to ___.</w:t>
+Convertir el divisor en un número entero ayuda porque ___.</w:t>
+      </w:r>
+    </w:p>
+    <w:p>
+      <w:pPr>
+        <w:spacing w:after="60"/>
+      </w:pPr>
+      <w:r>
+        <w:rPr>
+          <w:sz w:val="21"/>
+          <w:szCs w:val="21"/>
+        </w:rPr>
+        <w:t xml:space="preserve">After moving the points, the problem becomes a ___ division.</w:t>
       </w:r>
       <w:r>
         <w:rPr>
@@ -574,7 +1046,103 @@
         </w:rPr>
         <w:br/>
         <w:t xml:space="preserve">
-Usaría esto para ___.</w:t>
+Después de mover los puntos, el problema se vuelve una división de ___.</w:t>
+      </w:r>
+    </w:p>
+    <w:p>
+      <w:pPr>
+        <w:spacing w:after="60"/>
+      </w:pPr>
+      <w:r>
+        <w:rPr>
+          <w:b/>
+          <w:bCs/>
+          <w:color w:val="12355B"/>
+          <w:sz w:val="20"/>
+          <w:szCs w:val="20"/>
+        </w:rPr>
+        <w:t xml:space="preserve">Word bank: </w:t>
+      </w:r>
+      <w:r>
+        <w:rPr>
+          <w:color w:val="1FA6A2"/>
+          <w:sz w:val="20"/>
+          <w:szCs w:val="20"/>
+        </w:rPr>
+        <w:t xml:space="preserve">dividend, divisor, quotient, decimal division, equivalent division</w:t>
+      </w:r>
+    </w:p>
+    <w:p>
+      <w:pPr>
+        <w:spacing w:after="60"/>
+      </w:pPr>
+      <w:r>
+        <w:rPr>
+          <w:b/>
+          <w:bCs/>
+          <w:color w:val="12355B"/>
+          <w:sz w:val="19"/>
+          <w:szCs w:val="19"/>
+        </w:rPr>
+        <w:t xml:space="preserve">Listen for: </w:t>
+      </w:r>
+      <w:r>
+        <w:rPr>
+          <w:i/>
+          <w:iCs/>
+          <w:color w:val="5F6F80"/>
+          <w:sz w:val="19"/>
+          <w:szCs w:val="19"/>
+        </w:rPr>
+        <w:t xml:space="preserve">Students explain that a whole-number divisor lets them divide normally, and equivalent division keeps the quotient the same while removing the decimal from the divisor.</w:t>
+      </w:r>
+    </w:p>
+    <w:p>
+      <w:pPr>
+        <w:spacing w:after="60"/>
+      </w:pPr>
+      <w:r>
+        <w:rPr>
+          <w:b/>
+          <w:bCs/>
+          <w:color w:val="9A6B12"/>
+          <w:sz w:val="20"/>
+          <w:szCs w:val="20"/>
+        </w:rPr>
+        <w:t xml:space="preserve">Level 2: </w:t>
+      </w:r>
+      <w:r>
+        <w:rPr>
+          <w:sz w:val="20"/>
+          <w:szCs w:val="20"/>
+        </w:rPr>
+        <w:t xml:space="preserve">In 19.2 ÷ 0.8, how many places do you move each decimal point, and why does the answer get larger than 19.2? Explain.</w:t>
+      </w:r>
+    </w:p>
+    <w:p>
+      <w:pPr>
+        <w:spacing w:after="60"/>
+        <w:ind w:left="360"/>
+      </w:pPr>
+      <w:r>
+        <w:rPr>
+          <w:sz w:val="20"/>
+          <w:szCs w:val="20"/>
+        </w:rPr>
+        <w:t xml:space="preserve">• I move each point ___ place, making it ___ ÷ ___.</w:t>
+      </w:r>
+    </w:p>
+    <w:p>
+      <w:pPr>
+        <w:spacing w:after="60"/>
+        <w:ind w:left="360"/>
+      </w:pPr>
+      <w:r>
+        <w:rPr>
+          <w:sz w:val="20"/>
+          <w:szCs w:val="20"/>
+        </w:rPr>
+        <w:t xml:space="preserve">• The quotient is larger than 19.2 because dividing by less than 1 ___.</w:t>
       </w:r>
     </w:p>
     <w:p>
@@ -1161,7 +1729,7 @@
           <w:sz w:val="21"/>
           <w:szCs w:val="21"/>
         </w:rPr>
-        <w:t xml:space="preserve">First I moved the decimal because ___.</w:t>
+        <w:t xml:space="preserve">I make the divisor 6.3 into a ___ before dividing.</w:t>
       </w:r>
       <w:r>
         <w:rPr>
@@ -1173,19 +1741,19 @@
         </w:rPr>
         <w:br/>
         <w:t xml:space="preserve">
-Primero moví el decimal porque ___.</w:t>
-      </w:r>
-    </w:p>
-    <w:p>
-      <w:pPr>
-        <w:spacing w:after="60"/>
-      </w:pPr>
-      <w:r>
-        <w:rPr>
-          <w:sz w:val="21"/>
-          <w:szCs w:val="21"/>
-        </w:rPr>
-        <w:t xml:space="preserve">The quotient is ___.</w:t>
+Convierto el divisor 6.3 en un ___ antes de dividir.</w:t>
+      </w:r>
+    </w:p>
+    <w:p>
+      <w:pPr>
+        <w:spacing w:after="60"/>
+      </w:pPr>
+      <w:r>
+        <w:rPr>
+          <w:sz w:val="21"/>
+          <w:szCs w:val="21"/>
+        </w:rPr>
+        <w:t xml:space="preserve">Dividing by a decimal directly is hard because ___.</w:t>
       </w:r>
       <w:r>
         <w:rPr>
@@ -1197,19 +1765,19 @@
         </w:rPr>
         <w:br/>
         <w:t xml:space="preserve">
-El cociente es ___.</w:t>
-      </w:r>
-    </w:p>
-    <w:p>
-      <w:pPr>
-        <w:spacing w:after="60"/>
-      </w:pPr>
-      <w:r>
-        <w:rPr>
-          <w:sz w:val="21"/>
-          <w:szCs w:val="21"/>
-        </w:rPr>
-        <w:t xml:space="preserve">I would use this to ___.</w:t>
+Dividir entre un decimal directamente es difícil porque ___.</w:t>
+      </w:r>
+    </w:p>
+    <w:p>
+      <w:pPr>
+        <w:spacing w:after="60"/>
+      </w:pPr>
+      <w:r>
+        <w:rPr>
+          <w:sz w:val="21"/>
+          <w:szCs w:val="21"/>
+        </w:rPr>
+        <w:t xml:space="preserve">I moved both decimal points ___ place, changing it to ___ ÷ ___.</w:t>
       </w:r>
       <w:r>
         <w:rPr>
@@ -1221,7 +1789,7 @@
         </w:rPr>
         <w:br/>
         <w:t xml:space="preserve">
-Usaría esto para ___.</w:t>
+Moví ambos puntos decimales ___ lugar, cambiándolo a ___ ÷ ___.</w:t>
       </w:r>
     </w:p>
     <w:p>

--- a/lessons/1-7/downloads/1-7-notes.docx
+++ b/lessons/1-7/downloads/1-7-notes.docx
@@ -437,6 +437,43 @@
       </w:pPr>
       <w:r>
         <w:rPr>
+          <w:b/>
+          <w:bCs/>
+          <w:color w:val="1FA6A2"/>
+          <w:sz w:val="20"/>
+          <w:szCs w:val="20"/>
+        </w:rPr>
+        <w:t xml:space="preserve">Hint (optional): </w:t>
+      </w:r>
+      <w:r>
+        <w:rPr>
+          <w:sz w:val="20"/>
+          <w:szCs w:val="20"/>
+        </w:rPr>
+        <w:t xml:space="preserve">Try starting with the word "dividend" or "divisor". Re-read the question and underline what it is asking you to compare or find. Use one number or word from the problem as your evidence.</w:t>
+      </w:r>
+    </w:p>
+    <w:p>
+      <w:pPr>
+        <w:spacing w:after="60"/>
+      </w:pPr>
+      <w:r>
+        <w:rPr>
+          <w:b/>
+          <w:bCs/>
+          <w:color w:val="12355B"/>
+          <w:sz w:val="19"/>
+          <w:szCs w:val="19"/>
+        </w:rPr>
+        <w:t xml:space="preserve">Sentence starters (optional)</w:t>
+      </w:r>
+    </w:p>
+    <w:p>
+      <w:pPr>
+        <w:spacing w:after="60"/>
+      </w:pPr>
+      <w:r>
+        <w:rPr>
           <w:sz w:val="21"/>
           <w:szCs w:val="21"/>
         </w:rPr>
@@ -627,6 +664,43 @@
       </w:pPr>
       <w:r>
         <w:rPr>
+          <w:b/>
+          <w:bCs/>
+          <w:color w:val="1FA6A2"/>
+          <w:sz w:val="20"/>
+          <w:szCs w:val="20"/>
+        </w:rPr>
+        <w:t xml:space="preserve">Hint (optional): </w:t>
+      </w:r>
+      <w:r>
+        <w:rPr>
+          <w:sz w:val="20"/>
+          <w:szCs w:val="20"/>
+        </w:rPr>
+        <w:t xml:space="preserve">Try starting with the word "dividend" or "divisor". Re-read the question and underline what it is asking you to compare or find. Use one number or word from the problem as your evidence.</w:t>
+      </w:r>
+    </w:p>
+    <w:p>
+      <w:pPr>
+        <w:spacing w:after="60"/>
+      </w:pPr>
+      <w:r>
+        <w:rPr>
+          <w:b/>
+          <w:bCs/>
+          <w:color w:val="12355B"/>
+          <w:sz w:val="19"/>
+          <w:szCs w:val="19"/>
+        </w:rPr>
+        <w:t xml:space="preserve">Sentence starters (optional)</w:t>
+      </w:r>
+    </w:p>
+    <w:p>
+      <w:pPr>
+        <w:spacing w:after="60"/>
+      </w:pPr>
+      <w:r>
+        <w:rPr>
           <w:sz w:val="21"/>
           <w:szCs w:val="21"/>
         </w:rPr>
@@ -817,6 +891,43 @@
       </w:pPr>
       <w:r>
         <w:rPr>
+          <w:b/>
+          <w:bCs/>
+          <w:color w:val="1FA6A2"/>
+          <w:sz w:val="20"/>
+          <w:szCs w:val="20"/>
+        </w:rPr>
+        <w:t xml:space="preserve">Hint (optional): </w:t>
+      </w:r>
+      <w:r>
+        <w:rPr>
+          <w:sz w:val="20"/>
+          <w:szCs w:val="20"/>
+        </w:rPr>
+        <w:t xml:space="preserve">Try starting with the word "dividend" or "divisor". Re-read the question and underline what it is asking you to compare or find. Use one number or word from the problem as your evidence.</w:t>
+      </w:r>
+    </w:p>
+    <w:p>
+      <w:pPr>
+        <w:spacing w:after="60"/>
+      </w:pPr>
+      <w:r>
+        <w:rPr>
+          <w:b/>
+          <w:bCs/>
+          <w:color w:val="12355B"/>
+          <w:sz w:val="19"/>
+          <w:szCs w:val="19"/>
+        </w:rPr>
+        <w:t xml:space="preserve">Sentence starters (optional)</w:t>
+      </w:r>
+    </w:p>
+    <w:p>
+      <w:pPr>
+        <w:spacing w:after="60"/>
+      </w:pPr>
+      <w:r>
+        <w:rPr>
           <w:sz w:val="21"/>
           <w:szCs w:val="21"/>
         </w:rPr>
@@ -999,6 +1110,43 @@
           <w:szCs w:val="20"/>
         </w:rPr>
         <w:t xml:space="preserve">Equivalent division turns a decimal divisor into a familiar whole-number problem.</w:t>
+      </w:r>
+    </w:p>
+    <w:p>
+      <w:pPr>
+        <w:spacing w:after="60"/>
+      </w:pPr>
+      <w:r>
+        <w:rPr>
+          <w:b/>
+          <w:bCs/>
+          <w:color w:val="1FA6A2"/>
+          <w:sz w:val="20"/>
+          <w:szCs w:val="20"/>
+        </w:rPr>
+        <w:t xml:space="preserve">Hint (optional): </w:t>
+      </w:r>
+      <w:r>
+        <w:rPr>
+          <w:sz w:val="20"/>
+          <w:szCs w:val="20"/>
+        </w:rPr>
+        <w:t xml:space="preserve">Try starting with the word "dividend" or "divisor". Re-read the question and underline what it is asking you to compare or find. Use one number or word from the problem as your evidence.</w:t>
+      </w:r>
+    </w:p>
+    <w:p>
+      <w:pPr>
+        <w:spacing w:after="60"/>
+      </w:pPr>
+      <w:r>
+        <w:rPr>
+          <w:b/>
+          <w:bCs/>
+          <w:color w:val="12355B"/>
+          <w:sz w:val="19"/>
+          <w:szCs w:val="19"/>
+        </w:rPr>
+        <w:t xml:space="preserve">Sentence starters (optional)</w:t>
       </w:r>
     </w:p>
     <w:p>

--- a/lessons/1-7/downloads/1-7-notes.docx
+++ b/lessons/1-7/downloads/1-7-notes.docx
@@ -97,6 +97,69 @@
       </w:pPr>
       <w:r>
         <w:rPr>
+          <w:i/>
+          <w:iCs/>
+          <w:color w:val="5F6F80"/>
+          <w:sz w:val="19"/>
+          <w:szCs w:val="19"/>
+        </w:rPr>
+        <w:t xml:space="preserve">Picture first, then the word, then a plain-language meaning.</w:t>
+      </w:r>
+    </w:p>
+    <w:p>
+      <w:pPr>
+        <w:keepNext/>
+        <w:spacing w:after="20" w:before="120"/>
+        <w:jc w:val="center"/>
+      </w:pPr>
+      <w:r>
+        <w:drawing>
+          <wp:inline distT="0" distB="0" distL="0" distR="0">
+            <wp:extent cx="1238250" cy="933450"/>
+            <wp:effectExtent t="0" r="0" b="0" l="0"/>
+            <wp:docPr id="1" name="" descr="" title=""/>
+            <wp:cNvGraphicFramePr>
+              <a:graphicFrameLocks xmlns:a="http://schemas.openxmlformats.org/drawingml/2006/main" noChangeAspect="1"/>
+            </wp:cNvGraphicFramePr>
+            <a:graphic xmlns:a="http://schemas.openxmlformats.org/drawingml/2006/main">
+              <a:graphicData uri="http://schemas.openxmlformats.org/drawingml/2006/picture">
+                <pic:pic xmlns:pic="http://schemas.openxmlformats.org/drawingml/2006/picture">
+                  <pic:nvPicPr>
+                    <pic:cNvPr id="0" name="" descr=""/>
+                    <pic:cNvPicPr>
+                      <a:picLocks noChangeAspect="1" noChangeArrowheads="1"/>
+                    </pic:cNvPicPr>
+                  </pic:nvPicPr>
+                  <pic:blipFill>
+                    <a:blip r:embed="rId9" cstate="none"/>
+                    <a:srcRect/>
+                    <a:stretch>
+                      <a:fillRect/>
+                    </a:stretch>
+                  </pic:blipFill>
+                  <pic:spPr bwMode="auto">
+                    <a:xfrm>
+                      <a:off x="0" y="0"/>
+                      <a:ext cx="1238250" cy="933450"/>
+                    </a:xfrm>
+                    <a:prstGeom prst="rect">
+                      <a:avLst/>
+                    </a:prstGeom>
+                  </pic:spPr>
+                </pic:pic>
+              </a:graphicData>
+            </a:graphic>
+          </wp:inline>
+        </w:drawing>
+      </w:r>
+    </w:p>
+    <w:p>
+      <w:pPr>
+        <w:keepNext/>
+        <w:spacing w:after="20"/>
+      </w:pPr>
+      <w:r>
+        <w:rPr>
           <w:b/>
           <w:bCs/>
           <w:color w:val="12355B"/>
@@ -118,7 +181,7 @@
     </w:p>
     <w:p>
       <w:pPr>
-        <w:spacing w:after="60"/>
+        <w:spacing w:after="160"/>
       </w:pPr>
       <w:r>
         <w:rPr>
@@ -130,22 +193,55 @@
     </w:p>
     <w:p>
       <w:pPr>
-        <w:spacing w:after="60"/>
-      </w:pPr>
-      <w:r>
-        <w:rPr>
-          <w:i/>
-          <w:iCs/>
-          <w:color w:val="5F6F80"/>
-          <w:sz w:val="19"/>
-          <w:szCs w:val="19"/>
-        </w:rPr>
-        <w:t xml:space="preserve">In 8.4 ÷ 2.1 = 4, the dividend is 8.4 — it is the total being split</w:t>
-      </w:r>
-    </w:p>
-    <w:p>
-      <w:pPr>
-        <w:spacing w:after="60"/>
+        <w:keepNext/>
+        <w:spacing w:after="20" w:before="120"/>
+        <w:jc w:val="center"/>
+      </w:pPr>
+      <w:r>
+        <w:drawing>
+          <wp:inline distT="0" distB="0" distL="0" distR="0">
+            <wp:extent cx="1238250" cy="933450"/>
+            <wp:effectExtent t="0" r="0" b="0" l="0"/>
+            <wp:docPr id="1" name="" descr="" title=""/>
+            <wp:cNvGraphicFramePr>
+              <a:graphicFrameLocks xmlns:a="http://schemas.openxmlformats.org/drawingml/2006/main" noChangeAspect="1"/>
+            </wp:cNvGraphicFramePr>
+            <a:graphic xmlns:a="http://schemas.openxmlformats.org/drawingml/2006/main">
+              <a:graphicData uri="http://schemas.openxmlformats.org/drawingml/2006/picture">
+                <pic:pic xmlns:pic="http://schemas.openxmlformats.org/drawingml/2006/picture">
+                  <pic:nvPicPr>
+                    <pic:cNvPr id="0" name="" descr=""/>
+                    <pic:cNvPicPr>
+                      <a:picLocks noChangeAspect="1" noChangeArrowheads="1"/>
+                    </pic:cNvPicPr>
+                  </pic:nvPicPr>
+                  <pic:blipFill>
+                    <a:blip r:embed="rId9" cstate="none"/>
+                    <a:srcRect/>
+                    <a:stretch>
+                      <a:fillRect/>
+                    </a:stretch>
+                  </pic:blipFill>
+                  <pic:spPr bwMode="auto">
+                    <a:xfrm>
+                      <a:off x="0" y="0"/>
+                      <a:ext cx="1238250" cy="933450"/>
+                    </a:xfrm>
+                    <a:prstGeom prst="rect">
+                      <a:avLst/>
+                    </a:prstGeom>
+                  </pic:spPr>
+                </pic:pic>
+              </a:graphicData>
+            </a:graphic>
+          </wp:inline>
+        </w:drawing>
+      </w:r>
+    </w:p>
+    <w:p>
+      <w:pPr>
+        <w:keepNext/>
+        <w:spacing w:after="20"/>
       </w:pPr>
       <w:r>
         <w:rPr>
@@ -170,7 +266,7 @@
     </w:p>
     <w:p>
       <w:pPr>
-        <w:spacing w:after="60"/>
+        <w:spacing w:after="160"/>
       </w:pPr>
       <w:r>
         <w:rPr>
@@ -182,22 +278,55 @@
     </w:p>
     <w:p>
       <w:pPr>
-        <w:spacing w:after="60"/>
-      </w:pPr>
-      <w:r>
-        <w:rPr>
-          <w:i/>
-          <w:iCs/>
-          <w:color w:val="5F6F80"/>
-          <w:sz w:val="19"/>
-          <w:szCs w:val="19"/>
-        </w:rPr>
-        <w:t xml:space="preserve">In 8.4 ÷ 2.1 = 4, the divisor is 2.1 — it is the size of each group</w:t>
-      </w:r>
-    </w:p>
-    <w:p>
-      <w:pPr>
-        <w:spacing w:after="60"/>
+        <w:keepNext/>
+        <w:spacing w:after="20" w:before="120"/>
+        <w:jc w:val="center"/>
+      </w:pPr>
+      <w:r>
+        <w:drawing>
+          <wp:inline distT="0" distB="0" distL="0" distR="0">
+            <wp:extent cx="1238250" cy="933450"/>
+            <wp:effectExtent t="0" r="0" b="0" l="0"/>
+            <wp:docPr id="1" name="" descr="" title=""/>
+            <wp:cNvGraphicFramePr>
+              <a:graphicFrameLocks xmlns:a="http://schemas.openxmlformats.org/drawingml/2006/main" noChangeAspect="1"/>
+            </wp:cNvGraphicFramePr>
+            <a:graphic xmlns:a="http://schemas.openxmlformats.org/drawingml/2006/main">
+              <a:graphicData uri="http://schemas.openxmlformats.org/drawingml/2006/picture">
+                <pic:pic xmlns:pic="http://schemas.openxmlformats.org/drawingml/2006/picture">
+                  <pic:nvPicPr>
+                    <pic:cNvPr id="0" name="" descr=""/>
+                    <pic:cNvPicPr>
+                      <a:picLocks noChangeAspect="1" noChangeArrowheads="1"/>
+                    </pic:cNvPicPr>
+                  </pic:nvPicPr>
+                  <pic:blipFill>
+                    <a:blip r:embed="rId9" cstate="none"/>
+                    <a:srcRect/>
+                    <a:stretch>
+                      <a:fillRect/>
+                    </a:stretch>
+                  </pic:blipFill>
+                  <pic:spPr bwMode="auto">
+                    <a:xfrm>
+                      <a:off x="0" y="0"/>
+                      <a:ext cx="1238250" cy="933450"/>
+                    </a:xfrm>
+                    <a:prstGeom prst="rect">
+                      <a:avLst/>
+                    </a:prstGeom>
+                  </pic:spPr>
+                </pic:pic>
+              </a:graphicData>
+            </a:graphic>
+          </wp:inline>
+        </w:drawing>
+      </w:r>
+    </w:p>
+    <w:p>
+      <w:pPr>
+        <w:keepNext/>
+        <w:spacing w:after="20"/>
       </w:pPr>
       <w:r>
         <w:rPr>
@@ -222,7 +351,7 @@
     </w:p>
     <w:p>
       <w:pPr>
-        <w:spacing w:after="60"/>
+        <w:spacing w:after="160"/>
       </w:pPr>
       <w:r>
         <w:rPr>
@@ -234,22 +363,55 @@
     </w:p>
     <w:p>
       <w:pPr>
-        <w:spacing w:after="60"/>
-      </w:pPr>
-      <w:r>
-        <w:rPr>
-          <w:i/>
-          <w:iCs/>
-          <w:color w:val="5F6F80"/>
-          <w:sz w:val="19"/>
-          <w:szCs w:val="19"/>
-        </w:rPr>
-        <w:t xml:space="preserve">In 8.4 ÷ 2.1 = 4, the quotient is 4 — there are 4 groups</w:t>
-      </w:r>
-    </w:p>
-    <w:p>
-      <w:pPr>
-        <w:spacing w:after="60"/>
+        <w:keepNext/>
+        <w:spacing w:after="20" w:before="120"/>
+        <w:jc w:val="center"/>
+      </w:pPr>
+      <w:r>
+        <w:drawing>
+          <wp:inline distT="0" distB="0" distL="0" distR="0">
+            <wp:extent cx="1238250" cy="933450"/>
+            <wp:effectExtent t="0" r="0" b="0" l="0"/>
+            <wp:docPr id="1" name="" descr="" title=""/>
+            <wp:cNvGraphicFramePr>
+              <a:graphicFrameLocks xmlns:a="http://schemas.openxmlformats.org/drawingml/2006/main" noChangeAspect="1"/>
+            </wp:cNvGraphicFramePr>
+            <a:graphic xmlns:a="http://schemas.openxmlformats.org/drawingml/2006/main">
+              <a:graphicData uri="http://schemas.openxmlformats.org/drawingml/2006/picture">
+                <pic:pic xmlns:pic="http://schemas.openxmlformats.org/drawingml/2006/picture">
+                  <pic:nvPicPr>
+                    <pic:cNvPr id="0" name="" descr=""/>
+                    <pic:cNvPicPr>
+                      <a:picLocks noChangeAspect="1" noChangeArrowheads="1"/>
+                    </pic:cNvPicPr>
+                  </pic:nvPicPr>
+                  <pic:blipFill>
+                    <a:blip r:embed="rId10" cstate="none"/>
+                    <a:srcRect/>
+                    <a:stretch>
+                      <a:fillRect/>
+                    </a:stretch>
+                  </pic:blipFill>
+                  <pic:spPr bwMode="auto">
+                    <a:xfrm>
+                      <a:off x="0" y="0"/>
+                      <a:ext cx="1238250" cy="933450"/>
+                    </a:xfrm>
+                    <a:prstGeom prst="rect">
+                      <a:avLst/>
+                    </a:prstGeom>
+                  </pic:spPr>
+                </pic:pic>
+              </a:graphicData>
+            </a:graphic>
+          </wp:inline>
+        </w:drawing>
+      </w:r>
+    </w:p>
+    <w:p>
+      <w:pPr>
+        <w:keepNext/>
+        <w:spacing w:after="20"/>
       </w:pPr>
       <w:r>
         <w:rPr>
@@ -274,7 +436,7 @@
     </w:p>
     <w:p>
       <w:pPr>
-        <w:spacing w:after="60"/>
+        <w:spacing w:after="160"/>
       </w:pPr>
       <w:r>
         <w:rPr>
@@ -286,22 +448,55 @@
     </w:p>
     <w:p>
       <w:pPr>
-        <w:spacing w:after="60"/>
-      </w:pPr>
-      <w:r>
-        <w:rPr>
-          <w:i/>
-          <w:iCs/>
-          <w:color w:val="5F6F80"/>
-          <w:sz w:val="19"/>
-          <w:szCs w:val="19"/>
-        </w:rPr>
-        <w:t xml:space="preserve">8.4 ÷ 2.1 → multiply both by 10 → 84 ÷ 21 = 4</w:t>
-      </w:r>
-    </w:p>
-    <w:p>
-      <w:pPr>
-        <w:spacing w:after="60"/>
+        <w:keepNext/>
+        <w:spacing w:after="20" w:before="120"/>
+        <w:jc w:val="center"/>
+      </w:pPr>
+      <w:r>
+        <w:drawing>
+          <wp:inline distT="0" distB="0" distL="0" distR="0">
+            <wp:extent cx="1238250" cy="933450"/>
+            <wp:effectExtent t="0" r="0" b="0" l="0"/>
+            <wp:docPr id="1" name="" descr="" title=""/>
+            <wp:cNvGraphicFramePr>
+              <a:graphicFrameLocks xmlns:a="http://schemas.openxmlformats.org/drawingml/2006/main" noChangeAspect="1"/>
+            </wp:cNvGraphicFramePr>
+            <a:graphic xmlns:a="http://schemas.openxmlformats.org/drawingml/2006/main">
+              <a:graphicData uri="http://schemas.openxmlformats.org/drawingml/2006/picture">
+                <pic:pic xmlns:pic="http://schemas.openxmlformats.org/drawingml/2006/picture">
+                  <pic:nvPicPr>
+                    <pic:cNvPr id="0" name="" descr=""/>
+                    <pic:cNvPicPr>
+                      <a:picLocks noChangeAspect="1" noChangeArrowheads="1"/>
+                    </pic:cNvPicPr>
+                  </pic:nvPicPr>
+                  <pic:blipFill>
+                    <a:blip r:embed="rId9" cstate="none"/>
+                    <a:srcRect/>
+                    <a:stretch>
+                      <a:fillRect/>
+                    </a:stretch>
+                  </pic:blipFill>
+                  <pic:spPr bwMode="auto">
+                    <a:xfrm>
+                      <a:off x="0" y="0"/>
+                      <a:ext cx="1238250" cy="933450"/>
+                    </a:xfrm>
+                    <a:prstGeom prst="rect">
+                      <a:avLst/>
+                    </a:prstGeom>
+                  </pic:spPr>
+                </pic:pic>
+              </a:graphicData>
+            </a:graphic>
+          </wp:inline>
+        </w:drawing>
+      </w:r>
+    </w:p>
+    <w:p>
+      <w:pPr>
+        <w:keepNext/>
+        <w:spacing w:after="20"/>
       </w:pPr>
       <w:r>
         <w:rPr>
@@ -326,7 +521,7 @@
     </w:p>
     <w:p>
       <w:pPr>
-        <w:spacing w:after="60"/>
+        <w:spacing w:after="160"/>
       </w:pPr>
       <w:r>
         <w:rPr>
@@ -334,21 +529,6 @@
           <w:szCs w:val="21"/>
         </w:rPr>
         <w:t xml:space="preserve">Multiplying both numbers by 10 or 100 gives the same answer.</w:t>
-      </w:r>
-    </w:p>
-    <w:p>
-      <w:pPr>
-        <w:spacing w:after="60"/>
-      </w:pPr>
-      <w:r>
-        <w:rPr>
-          <w:i/>
-          <w:iCs/>
-          <w:color w:val="5F6F80"/>
-          <w:sz w:val="19"/>
-          <w:szCs w:val="19"/>
-        </w:rPr>
-        <w:t xml:space="preserve">7.56 ÷ 0.12 = 756 ÷ 12 = 63 (both multiplied by 100)</w:t>
       </w:r>
     </w:p>
     <w:p>

--- a/lessons/1-7/downloads/1-7-notes.docx
+++ b/lessons/1-7/downloads/1-7-notes.docx
@@ -1210,7 +1210,7 @@
           <w:sz w:val="24"/>
           <w:szCs w:val="24"/>
         </w:rPr>
-        <w:t xml:space="preserve">Try the Model</w:t>
+        <w:t xml:space="preserve">Solved Example</w:t>
       </w:r>
       <w:r>
         <w:rPr>
@@ -1220,90 +1220,130 @@
           <w:sz w:val="19"/>
           <w:szCs w:val="19"/>
         </w:rPr>
-        <w:t xml:space="preserve">   step through it together</w:t>
-      </w:r>
-    </w:p>
-    <w:p>
-      <w:pPr>
-        <w:spacing w:after="80"/>
-      </w:pPr>
-      <w:r>
-        <w:rPr>
-          <w:sz w:val="21"/>
-          <w:szCs w:val="21"/>
-        </w:rPr>
-        <w:t xml:space="preserve">Complete the table. Rewrite each decimal division as a whole-number division by multiplying both the dividend and divisor by 10 (or 100), then solve.</w:t>
-      </w:r>
-    </w:p>
-    <w:p>
-      <w:pPr>
+        <w:t xml:space="preserve">   I Do — watch each step</w:t>
+      </w:r>
+    </w:p>
+    <w:p>
+      <w:pPr>
+        <w:keepNext/>
         <w:spacing w:after="40"/>
       </w:pPr>
       <w:r>
-        <w:t xml:space="preserve"/>
-      </w:r>
-    </w:p>
-    <w:tbl>
-      <w:tblPr>
-        <w:tblW w:type="pct" w:w="100%"/>
-        <w:tblBorders>
-          <w:top w:val="single" w:color="C7D2DD" w:sz="6"/>
-          <w:left w:val="single" w:color="C7D2DD" w:sz="6"/>
-          <w:bottom w:val="single" w:color="C7D2DD" w:sz="6"/>
-          <w:right w:val="single" w:color="C7D2DD" w:sz="6"/>
-          <w:insideH w:val="single" w:color="auto" w:sz="4"/>
-          <w:insideV w:val="single" w:color="auto" w:sz="4"/>
-        </w:tblBorders>
-      </w:tblPr>
-      <w:tblGrid>
-        <w:gridCol w:w="100"/>
-      </w:tblGrid>
-      <w:tr>
-        <w:tc>
-          <w:tcPr>
-            <w:shd w:fill="E6F4F3" w:color="auto" w:val="clear"/>
-            <w:tcMar>
-              <w:top w:type="dxa" w:w="60"/>
-              <w:left w:type="dxa" w:w="120"/>
-              <w:bottom w:type="dxa" w:w="60"/>
-              <w:right w:type="dxa" w:w="120"/>
-            </w:tcMar>
-          </w:tcPr>
-          <w:p>
-            <w:pPr>
-              <w:spacing w:after="0" w:line="320"/>
-            </w:pPr>
-            <w:r>
-              <w:t xml:space="preserve"/>
-            </w:r>
-          </w:p>
-          <w:p>
-            <w:pPr>
-              <w:spacing w:after="0" w:line="320"/>
-            </w:pPr>
-            <w:r>
-              <w:t xml:space="preserve"/>
-            </w:r>
-          </w:p>
-          <w:p>
-            <w:pPr>
-              <w:spacing w:after="0" w:line="320"/>
-            </w:pPr>
-            <w:r>
-              <w:t xml:space="preserve"/>
-            </w:r>
-          </w:p>
-          <w:p>
-            <w:pPr>
-              <w:spacing w:after="0" w:line="320"/>
-            </w:pPr>
-            <w:r>
-              <w:t xml:space="preserve"/>
-            </w:r>
-          </w:p>
-        </w:tc>
-      </w:tr>
-    </w:tbl>
+        <w:rPr>
+          <w:b/>
+          <w:bCs/>
+          <w:color w:val="12355B"/>
+          <w:sz w:val="21"/>
+          <w:szCs w:val="21"/>
+        </w:rPr>
+        <w:t xml:space="preserve">Problem:  </w:t>
+      </w:r>
+      <w:r>
+        <w:rPr>
+          <w:sz w:val="21"/>
+          <w:szCs w:val="21"/>
+        </w:rPr>
+        <w:t xml:space="preserve">What is 14.4 ÷ 1.2?</w:t>
+      </w:r>
+    </w:p>
+    <w:p>
+      <w:pPr>
+        <w:spacing w:after="30"/>
+        <w:ind w:left="420"/>
+      </w:pPr>
+      <w:r>
+        <w:rPr>
+          <w:sz w:val="20"/>
+          <w:szCs w:val="20"/>
+        </w:rPr>
+        <w:t xml:space="preserve">A)  12</w:t>
+      </w:r>
+    </w:p>
+    <w:p>
+      <w:pPr>
+        <w:spacing w:after="30"/>
+        <w:ind w:left="420"/>
+      </w:pPr>
+      <w:r>
+        <w:rPr>
+          <w:sz w:val="20"/>
+          <w:szCs w:val="20"/>
+        </w:rPr>
+        <w:t xml:space="preserve">B)  1.2</w:t>
+      </w:r>
+    </w:p>
+    <w:p>
+      <w:pPr>
+        <w:spacing w:after="30"/>
+        <w:ind w:left="420"/>
+      </w:pPr>
+      <w:r>
+        <w:rPr>
+          <w:sz w:val="20"/>
+          <w:szCs w:val="20"/>
+        </w:rPr>
+        <w:t xml:space="preserve">C)  120</w:t>
+      </w:r>
+    </w:p>
+    <w:p>
+      <w:pPr>
+        <w:spacing w:after="30"/>
+        <w:ind w:left="420"/>
+      </w:pPr>
+      <w:r>
+        <w:rPr>
+          <w:sz w:val="20"/>
+          <w:szCs w:val="20"/>
+        </w:rPr>
+        <w:t xml:space="preserve">D)  0.12</w:t>
+      </w:r>
+    </w:p>
+    <w:p>
+      <w:pPr>
+        <w:spacing w:after="20" w:before="50"/>
+      </w:pPr>
+      <w:r>
+        <w:rPr>
+          <w:b/>
+          <w:bCs/>
+          <w:color w:val="1FA6A2"/>
+          <w:sz w:val="21"/>
+          <w:szCs w:val="21"/>
+        </w:rPr>
+        <w:t xml:space="preserve">Step 1:  </w:t>
+      </w:r>
+      <w:r>
+        <w:rPr>
+          <w:sz w:val="21"/>
+          <w:szCs w:val="21"/>
+        </w:rPr>
+        <w:t xml:space="preserve">Multiply both by 10: 144 ÷ 12 = 12.</w:t>
+      </w:r>
+    </w:p>
+    <w:p>
+      <w:pPr>
+        <w:spacing w:after="40" w:before="60"/>
+      </w:pPr>
+      <w:r>
+        <w:rPr>
+          <w:b/>
+          <w:bCs/>
+          <w:color w:val="12355B"/>
+          <w:sz w:val="21"/>
+          <w:szCs w:val="21"/>
+        </w:rPr>
+        <w:t xml:space="preserve">Answer:  </w:t>
+      </w:r>
+      <w:r>
+        <w:rPr>
+          <w:b/>
+          <w:bCs/>
+          <w:sz w:val="21"/>
+          <w:szCs w:val="21"/>
+        </w:rPr>
+        <w:t xml:space="preserve">A. 12</w:t>
+      </w:r>
+    </w:p>
     <w:p>
       <w:pPr>
         <w:pStyle w:val="Heading1"/>
@@ -1348,6 +1388,170 @@
           <w:szCs w:val="19"/>
         </w:rPr>
         <w:t xml:space="preserve">   We Do — work with your class</w:t>
+      </w:r>
+    </w:p>
+    <w:p>
+      <w:pPr>
+        <w:keepNext/>
+        <w:spacing w:after="40" w:before="40"/>
+      </w:pPr>
+      <w:r>
+        <w:rPr>
+          <w:b/>
+          <w:bCs/>
+          <w:color w:val="12355B"/>
+          <w:sz w:val="21"/>
+          <w:szCs w:val="21"/>
+        </w:rPr>
+        <w:t xml:space="preserve">Problem:  </w:t>
+      </w:r>
+      <w:r>
+        <w:rPr>
+          <w:sz w:val="21"/>
+          <w:szCs w:val="21"/>
+        </w:rPr>
+        <w:t xml:space="preserve">What is 3.78 ÷ 0.6?</w:t>
+      </w:r>
+    </w:p>
+    <w:p>
+      <w:pPr>
+        <w:spacing w:after="30"/>
+        <w:ind w:left="420"/>
+      </w:pPr>
+      <w:r>
+        <w:rPr>
+          <w:sz w:val="20"/>
+          <w:szCs w:val="20"/>
+        </w:rPr>
+        <w:t xml:space="preserve">A)  6.3</w:t>
+      </w:r>
+    </w:p>
+    <w:p>
+      <w:pPr>
+        <w:spacing w:after="30"/>
+        <w:ind w:left="420"/>
+      </w:pPr>
+      <w:r>
+        <w:rPr>
+          <w:sz w:val="20"/>
+          <w:szCs w:val="20"/>
+        </w:rPr>
+        <w:t xml:space="preserve">B)  63</w:t>
+      </w:r>
+    </w:p>
+    <w:p>
+      <w:pPr>
+        <w:spacing w:after="30"/>
+        <w:ind w:left="420"/>
+      </w:pPr>
+      <w:r>
+        <w:rPr>
+          <w:sz w:val="20"/>
+          <w:szCs w:val="20"/>
+        </w:rPr>
+        <w:t xml:space="preserve">C)  0.63</w:t>
+      </w:r>
+    </w:p>
+    <w:p>
+      <w:pPr>
+        <w:spacing w:after="30"/>
+        <w:ind w:left="420"/>
+      </w:pPr>
+      <w:r>
+        <w:rPr>
+          <w:sz w:val="20"/>
+          <w:szCs w:val="20"/>
+        </w:rPr>
+        <w:t xml:space="preserve">D)  0.063</w:t>
+      </w:r>
+    </w:p>
+    <w:p>
+      <w:pPr>
+        <w:keepNext/>
+        <w:spacing w:after="0" w:before="50"/>
+      </w:pPr>
+      <w:r>
+        <w:rPr>
+          <w:b/>
+          <w:bCs/>
+          <w:color w:val="6B4FA0"/>
+          <w:sz w:val="21"/>
+          <w:szCs w:val="21"/>
+        </w:rPr>
+        <w:t xml:space="preserve">Step 1:</w:t>
+      </w:r>
+    </w:p>
+    <w:p>
+      <w:pPr>
+        <w:pBdr>
+          <w:bottom w:val="single" w:color="AFBECC" w:sz="6"/>
+        </w:pBdr>
+        <w:spacing w:after="30" w:before="150"/>
+      </w:pPr>
+      <w:r>
+        <w:t xml:space="preserve"/>
+      </w:r>
+    </w:p>
+    <w:p>
+      <w:pPr>
+        <w:keepNext/>
+        <w:spacing w:after="0" w:before="50"/>
+      </w:pPr>
+      <w:r>
+        <w:rPr>
+          <w:b/>
+          <w:bCs/>
+          <w:color w:val="6B4FA0"/>
+          <w:sz w:val="21"/>
+          <w:szCs w:val="21"/>
+        </w:rPr>
+        <w:t xml:space="preserve">Step 2:</w:t>
+      </w:r>
+    </w:p>
+    <w:p>
+      <w:pPr>
+        <w:pBdr>
+          <w:bottom w:val="single" w:color="AFBECC" w:sz="6"/>
+        </w:pBdr>
+        <w:spacing w:after="30" w:before="150"/>
+      </w:pPr>
+      <w:r>
+        <w:t xml:space="preserve"/>
+      </w:r>
+    </w:p>
+    <w:p>
+      <w:pPr>
+        <w:keepNext/>
+        <w:spacing w:after="0" w:before="60"/>
+      </w:pPr>
+      <w:r>
+        <w:rPr>
+          <w:b/>
+          <w:bCs/>
+          <w:color w:val="12355B"/>
+          <w:sz w:val="21"/>
+          <w:szCs w:val="21"/>
+        </w:rPr>
+        <w:t xml:space="preserve">Answer:</w:t>
+      </w:r>
+    </w:p>
+    <w:p>
+      <w:pPr>
+        <w:pBdr>
+          <w:bottom w:val="single" w:color="AFBECC" w:sz="6"/>
+        </w:pBdr>
+        <w:spacing w:after="30" w:before="150"/>
+      </w:pPr>
+      <w:r>
+        <w:t xml:space="preserve"/>
+      </w:r>
+    </w:p>
+    <w:p>
+      <w:pPr>
+        <w:spacing w:after="80"/>
+      </w:pPr>
+      <w:r>
+        <w:t xml:space="preserve"/>
       </w:r>
     </w:p>
     <w:tbl>
@@ -1948,7 +2152,7 @@
           <w:sz w:val="21"/>
           <w:szCs w:val="21"/>
         </w:rPr>
-        <w:t xml:space="preserve">What is 14.4 ÷ 1.2?</w:t>
+        <w:t xml:space="preserve">What is 8.4 ÷ 0.7?</w:t>
       </w:r>
     </w:p>
     <w:p>
@@ -2078,7 +2282,7 @@
           <w:sz w:val="21"/>
           <w:szCs w:val="21"/>
         </w:rPr>
-        <w:t xml:space="preserve">What is 3.78 ÷ 0.6?</w:t>
+        <w:t xml:space="preserve">What is 15.6 ÷ 1.3?</w:t>
       </w:r>
     </w:p>
     <w:p>
@@ -2091,7 +2295,7 @@
           <w:sz w:val="20"/>
           <w:szCs w:val="20"/>
         </w:rPr>
-        <w:t xml:space="preserve">A)  6.3</w:t>
+        <w:t xml:space="preserve">A)  12</w:t>
       </w:r>
     </w:p>
     <w:p>
@@ -2104,7 +2308,7 @@
           <w:sz w:val="20"/>
           <w:szCs w:val="20"/>
         </w:rPr>
-        <w:t xml:space="preserve">B)  63</w:t>
+        <w:t xml:space="preserve">B)  1.2</w:t>
       </w:r>
     </w:p>
     <w:p>
@@ -2117,7 +2321,7 @@
           <w:sz w:val="20"/>
           <w:szCs w:val="20"/>
         </w:rPr>
-        <w:t xml:space="preserve">C)  0.63</w:t>
+        <w:t xml:space="preserve">C)  120</w:t>
       </w:r>
     </w:p>
     <w:p>
@@ -2130,7 +2334,7 @@
           <w:sz w:val="20"/>
           <w:szCs w:val="20"/>
         </w:rPr>
-        <w:t xml:space="preserve">D)  0.063</w:t>
+        <w:t xml:space="preserve">D)  13</w:t>
       </w:r>
     </w:p>
     <w:p>
@@ -2208,7 +2412,7 @@
           <w:sz w:val="21"/>
           <w:szCs w:val="21"/>
         </w:rPr>
-        <w:t xml:space="preserve">What is 8.4 ÷ 0.7?</w:t>
+        <w:t xml:space="preserve">A ribbon is 16.8 feet long. You cut it into pieces that are each 2.4 feet long. How many pieces do you get?</w:t>
       </w:r>
     </w:p>
     <w:p>
@@ -2221,7 +2425,7 @@
           <w:sz w:val="20"/>
           <w:szCs w:val="20"/>
         </w:rPr>
-        <w:t xml:space="preserve">A)  12</w:t>
+        <w:t xml:space="preserve">A)  7 pieces</w:t>
       </w:r>
     </w:p>
     <w:p>
@@ -2234,7 +2438,7 @@
           <w:sz w:val="20"/>
           <w:szCs w:val="20"/>
         </w:rPr>
-        <w:t xml:space="preserve">B)  1.2</w:t>
+        <w:t xml:space="preserve">B)  8 pieces</w:t>
       </w:r>
     </w:p>
     <w:p>
@@ -2247,7 +2451,7 @@
           <w:sz w:val="20"/>
           <w:szCs w:val="20"/>
         </w:rPr>
-        <w:t xml:space="preserve">C)  120</w:t>
+        <w:t xml:space="preserve">C)  6 pieces</w:t>
       </w:r>
     </w:p>
     <w:p>
@@ -2260,7 +2464,7 @@
           <w:sz w:val="20"/>
           <w:szCs w:val="20"/>
         </w:rPr>
-        <w:t xml:space="preserve">D)  0.12</w:t>
+        <w:t xml:space="preserve">D)  14.4 pieces</w:t>
       </w:r>
     </w:p>
     <w:p>
@@ -2338,7 +2542,7 @@
           <w:sz w:val="21"/>
           <w:szCs w:val="21"/>
         </w:rPr>
-        <w:t xml:space="preserve">What is 15.6 ÷ 1.3?</w:t>
+        <w:t xml:space="preserve">What is 4.8 ÷ 0.6?</w:t>
       </w:r>
     </w:p>
     <w:p>
@@ -2351,7 +2555,7 @@
           <w:sz w:val="20"/>
           <w:szCs w:val="20"/>
         </w:rPr>
-        <w:t xml:space="preserve">A)  12</w:t>
+        <w:t xml:space="preserve">A)  8</w:t>
       </w:r>
     </w:p>
     <w:p>
@@ -2364,7 +2568,7 @@
           <w:sz w:val="20"/>
           <w:szCs w:val="20"/>
         </w:rPr>
-        <w:t xml:space="preserve">B)  1.2</w:t>
+        <w:t xml:space="preserve">B)  0.8</w:t>
       </w:r>
     </w:p>
     <w:p>
@@ -2377,7 +2581,7 @@
           <w:sz w:val="20"/>
           <w:szCs w:val="20"/>
         </w:rPr>
-        <w:t xml:space="preserve">C)  120</w:t>
+        <w:t xml:space="preserve">C)  80</w:t>
       </w:r>
     </w:p>
     <w:p>
@@ -2390,7 +2594,7 @@
           <w:sz w:val="20"/>
           <w:szCs w:val="20"/>
         </w:rPr>
-        <w:t xml:space="preserve">D)  13</w:t>
+        <w:t xml:space="preserve">D)  4.2</w:t>
       </w:r>
     </w:p>
     <w:p>
@@ -3103,6 +3307,64 @@
           <w:sz w:val="24"/>
           <w:szCs w:val="24"/>
         </w:rPr>
+        <w:t xml:space="preserve">Worked Notes (I Do / We Do)</w:t>
+      </w:r>
+    </w:p>
+    <w:p>
+      <w:pPr>
+        <w:spacing w:after="80"/>
+      </w:pPr>
+      <w:r>
+        <w:rPr>
+          <w:b/>
+          <w:bCs/>
+          <w:sz w:val="21"/>
+          <w:szCs w:val="21"/>
+        </w:rPr>
+        <w:t xml:space="preserve">I Do:  </w:t>
+      </w:r>
+      <w:r>
+        <w:rPr>
+          <w:sz w:val="21"/>
+          <w:szCs w:val="21"/>
+        </w:rPr>
+        <w:t xml:space="preserve">A. 12</w:t>
+      </w:r>
+    </w:p>
+    <w:p>
+      <w:pPr>
+        <w:spacing w:after="80"/>
+      </w:pPr>
+      <w:r>
+        <w:rPr>
+          <w:b/>
+          <w:bCs/>
+          <w:sz w:val="21"/>
+          <w:szCs w:val="21"/>
+        </w:rPr>
+        <w:t xml:space="preserve">We Do:  </w:t>
+      </w:r>
+      <w:r>
+        <w:rPr>
+          <w:sz w:val="21"/>
+          <w:szCs w:val="21"/>
+        </w:rPr>
+        <w:t xml:space="preserve">A. 6.3</w:t>
+      </w:r>
+    </w:p>
+    <w:p>
+      <w:pPr>
+        <w:pStyle w:val="Heading2"/>
+        <w:spacing w:after="80" w:before="180"/>
+      </w:pPr>
+      <w:r>
+        <w:rPr>
+          <w:b/>
+          <w:bCs/>
+          <w:color w:val="12355B"/>
+          <w:sz w:val="24"/>
+          <w:szCs w:val="24"/>
+        </w:rPr>
         <w:t xml:space="preserve">Independent Practice</w:t>
       </w:r>
     </w:p>
@@ -3134,7 +3396,7 @@
           <w:sz w:val="19"/>
           <w:szCs w:val="19"/>
         </w:rPr>
-        <w:t xml:space="preserve">  — Multiply both by 10: 144 ÷ 12 = 12.</w:t>
+        <w:t xml:space="preserve">  — 8.4 ÷ 0.7 = 84 ÷ 7 = 12.</w:t>
       </w:r>
     </w:p>
     <w:p>
@@ -3155,7 +3417,7 @@
           <w:sz w:val="21"/>
           <w:szCs w:val="21"/>
         </w:rPr>
-        <w:t xml:space="preserve">A)  6.3</w:t>
+        <w:t xml:space="preserve">A)  12</w:t>
       </w:r>
       <w:r>
         <w:rPr>
@@ -3165,7 +3427,7 @@
           <w:sz w:val="19"/>
           <w:szCs w:val="19"/>
         </w:rPr>
-        <w:t xml:space="preserve">  — Multiply both by 10: 37.8 ÷ 6 = 6.3.</w:t>
+        <w:t xml:space="preserve">  — Multiply both by 10: 156 ÷ 13 = 12.</w:t>
       </w:r>
     </w:p>
     <w:p>
@@ -3186,7 +3448,7 @@
           <w:sz w:val="21"/>
           <w:szCs w:val="21"/>
         </w:rPr>
-        <w:t xml:space="preserve">A)  12</w:t>
+        <w:t xml:space="preserve">A)  7 pieces</w:t>
       </w:r>
       <w:r>
         <w:rPr>
@@ -3196,7 +3458,7 @@
           <w:sz w:val="19"/>
           <w:szCs w:val="19"/>
         </w:rPr>
-        <w:t xml:space="preserve">  — 8.4 ÷ 0.7 = 84 ÷ 7 = 12.</w:t>
+        <w:t xml:space="preserve">  — 16.8 ÷ 2.4: multiply both by 10 → 168 ÷ 24 = 7 pieces.</w:t>
       </w:r>
     </w:p>
     <w:p>
@@ -3217,7 +3479,7 @@
           <w:sz w:val="21"/>
           <w:szCs w:val="21"/>
         </w:rPr>
-        <w:t xml:space="preserve">A)  12</w:t>
+        <w:t xml:space="preserve">A)  8</w:t>
       </w:r>
       <w:r>
         <w:rPr>
@@ -3227,7 +3489,7 @@
           <w:sz w:val="19"/>
           <w:szCs w:val="19"/>
         </w:rPr>
-        <w:t xml:space="preserve">  — Multiply both by 10: 156 ÷ 13 = 12.</w:t>
+        <w:t xml:space="preserve">  — Multiply both by 10: 48 ÷ 6 = 8.</w:t>
       </w:r>
     </w:p>
     <w:p>

--- a/lessons/1-7/downloads/1-7-notes.docx
+++ b/lessons/1-7/downloads/1-7-notes.docx
@@ -1023,6 +1023,216 @@
     <w:p>
       <w:pPr>
         <w:pStyle w:val="Heading1"/>
+        <w:pBdr>
+          <w:bottom w:val="single" w:color="1FA6A2" w:sz="14" w:space="6"/>
+        </w:pBdr>
+        <w:spacing w:after="140" w:before="260"/>
+      </w:pPr>
+      <w:r>
+        <w:rPr>
+          <w:b/>
+          <w:bCs/>
+          <w:color w:val="12355B"/>
+          <w:sz w:val="30"/>
+          <w:szCs w:val="30"/>
+        </w:rPr>
+        <w:t xml:space="preserve">Guided Notes</w:t>
+      </w:r>
+    </w:p>
+    <w:p>
+      <w:pPr>
+        <w:spacing w:after="100"/>
+      </w:pPr>
+      <w:r>
+        <w:rPr>
+          <w:i/>
+          <w:iCs/>
+          <w:color w:val="5F6F80"/>
+          <w:sz w:val="19"/>
+          <w:szCs w:val="19"/>
+        </w:rPr>
+        <w:t xml:space="preserve">Fill in each blank as we go. Use the Word Bank to help you.</w:t>
+      </w:r>
+    </w:p>
+    <w:tbl>
+      <w:tblPr>
+        <w:tblW w:type="pct" w:w="100%"/>
+        <w:tblBorders>
+          <w:top w:val="single" w:color="BBD0DE" w:sz="8"/>
+          <w:left w:val="single" w:color="BBD0DE" w:sz="8"/>
+          <w:bottom w:val="single" w:color="BBD0DE" w:sz="8"/>
+          <w:right w:val="single" w:color="BBD0DE" w:sz="8"/>
+          <w:insideH w:val="single" w:color="auto" w:sz="4"/>
+          <w:insideV w:val="single" w:color="auto" w:sz="4"/>
+        </w:tblBorders>
+      </w:tblPr>
+      <w:tblGrid>
+        <w:gridCol w:w="100"/>
+      </w:tblGrid>
+      <w:tr>
+        <w:tc>
+          <w:tcPr>
+            <w:shd w:fill="EEF4F8" w:color="auto" w:val="clear"/>
+            <w:tcMar>
+              <w:top w:type="dxa" w:w="120"/>
+              <w:left w:type="dxa" w:w="180"/>
+              <w:bottom w:type="dxa" w:w="120"/>
+              <w:right w:type="dxa" w:w="180"/>
+            </w:tcMar>
+          </w:tcPr>
+          <w:p>
+            <w:pPr>
+              <w:spacing w:after="40"/>
+            </w:pPr>
+            <w:r>
+              <w:rPr>
+                <w:b/>
+                <w:bCs/>
+                <w:color w:val="1FA6A2"/>
+                <w:sz w:val="18"/>
+                <w:szCs w:val="18"/>
+              </w:rPr>
+              <w:t xml:space="preserve">WORD BANK</w:t>
+            </w:r>
+          </w:p>
+          <w:p>
+            <w:pPr>
+              <w:spacing w:after="80"/>
+            </w:pPr>
+            <w:r>
+              <w:rPr>
+                <w:b/>
+                <w:bCs/>
+                <w:sz w:val="21"/>
+                <w:szCs w:val="21"/>
+              </w:rPr>
+              <w:t xml:space="preserve">Dividend      •      Divisor      •      Quotient      •      Decimal division      •      Equivalent division</w:t>
+            </w:r>
+          </w:p>
+        </w:tc>
+      </w:tr>
+    </w:tbl>
+    <w:p>
+      <w:pPr>
+        <w:spacing w:after="80"/>
+      </w:pPr>
+      <w:r>
+        <w:t xml:space="preserve"/>
+      </w:r>
+    </w:p>
+    <w:p>
+      <w:pPr>
+        <w:spacing w:after="120" w:before="80"/>
+      </w:pPr>
+      <w:r>
+        <w:rPr>
+          <w:b/>
+          <w:bCs/>
+          <w:color w:val="12355B"/>
+          <w:sz w:val="22"/>
+          <w:szCs w:val="22"/>
+        </w:rPr>
+        <w:t xml:space="preserve">1.  </w:t>
+      </w:r>
+      <w:r>
+        <w:rPr>
+          <w:sz w:val="22"/>
+          <w:szCs w:val="22"/>
+        </w:rPr>
+        <w:t xml:space="preserve">In a division problem, the number being divided is the ___.</w:t>
+      </w:r>
+    </w:p>
+    <w:p>
+      <w:pPr>
+        <w:spacing w:after="120" w:before="80"/>
+      </w:pPr>
+      <w:r>
+        <w:rPr>
+          <w:b/>
+          <w:bCs/>
+          <w:color w:val="12355B"/>
+          <w:sz w:val="22"/>
+          <w:szCs w:val="22"/>
+        </w:rPr>
+        <w:t xml:space="preserve">2.  </w:t>
+      </w:r>
+      <w:r>
+        <w:rPr>
+          <w:sz w:val="22"/>
+          <w:szCs w:val="22"/>
+        </w:rPr>
+        <w:t xml:space="preserve">In a division problem, the number we divide by is the ___.</w:t>
+      </w:r>
+    </w:p>
+    <w:p>
+      <w:pPr>
+        <w:spacing w:after="120" w:before="80"/>
+      </w:pPr>
+      <w:r>
+        <w:rPr>
+          <w:b/>
+          <w:bCs/>
+          <w:color w:val="12355B"/>
+          <w:sz w:val="22"/>
+          <w:szCs w:val="22"/>
+        </w:rPr>
+        <w:t xml:space="preserve">3.  </w:t>
+      </w:r>
+      <w:r>
+        <w:rPr>
+          <w:sz w:val="22"/>
+          <w:szCs w:val="22"/>
+        </w:rPr>
+        <w:t xml:space="preserve">The answer to a division problem is the ___.</w:t>
+      </w:r>
+    </w:p>
+    <w:p>
+      <w:pPr>
+        <w:spacing w:after="120" w:before="80"/>
+      </w:pPr>
+      <w:r>
+        <w:rPr>
+          <w:b/>
+          <w:bCs/>
+          <w:color w:val="12355B"/>
+          <w:sz w:val="22"/>
+          <w:szCs w:val="22"/>
+        </w:rPr>
+        <w:t xml:space="preserve">4.  </w:t>
+      </w:r>
+      <w:r>
+        <w:rPr>
+          <w:sz w:val="22"/>
+          <w:szCs w:val="22"/>
+        </w:rPr>
+        <w:t xml:space="preserve">Dividing numbers that include a decimal point is called ___.</w:t>
+      </w:r>
+    </w:p>
+    <w:p>
+      <w:pPr>
+        <w:spacing w:after="120" w:before="80"/>
+      </w:pPr>
+      <w:r>
+        <w:rPr>
+          <w:b/>
+          <w:bCs/>
+          <w:color w:val="12355B"/>
+          <w:sz w:val="22"/>
+          <w:szCs w:val="22"/>
+        </w:rPr>
+        <w:t xml:space="preserve">5.  </w:t>
+      </w:r>
+      <w:r>
+        <w:rPr>
+          <w:sz w:val="22"/>
+          <w:szCs w:val="22"/>
+        </w:rPr>
+        <w:t xml:space="preserve">Multiplying both the dividend and divisor by the same power of 10 creates an ___ that is easier to solve.</w:t>
+      </w:r>
+    </w:p>
+    <w:p>
+      <w:pPr>
+        <w:pStyle w:val="Heading1"/>
         <w:pageBreakBefore/>
         <w:pBdr>
           <w:bottom w:val="single" w:color="1FA6A2" w:sz="14" w:space="6"/>
@@ -2071,6 +2281,87 @@
     </w:p>
     <w:p>
       <w:pPr>
+        <w:spacing w:after="40" w:before="80"/>
+      </w:pPr>
+      <w:r>
+        <w:rPr>
+          <w:b/>
+          <w:bCs/>
+          <w:color w:val="12355B"/>
+          <w:sz w:val="21"/>
+          <w:szCs w:val="21"/>
+        </w:rPr>
+        <w:t xml:space="preserve">5. </w:t>
+      </w:r>
+      <w:r>
+        <w:rPr>
+          <w:b/>
+          <w:bCs/>
+          <w:color w:val="6B4FA0"/>
+          <w:sz w:val="19"/>
+          <w:szCs w:val="19"/>
+        </w:rPr>
+        <w:t xml:space="preserve">[Practice] </w:t>
+      </w:r>
+      <w:r>
+        <w:rPr>
+          <w:b/>
+          <w:bCs/>
+          <w:sz w:val="21"/>
+          <w:szCs w:val="21"/>
+        </w:rPr>
+        <w:t xml:space="preserve">During practice on Divide Decimals, what strategy did you use when a problem felt tricky?</w:t>
+      </w:r>
+    </w:p>
+    <w:p>
+      <w:pPr>
+        <w:spacing w:after="60"/>
+      </w:pPr>
+      <w:r>
+        <w:rPr>
+          <w:color w:val="1A2733"/>
+          <w:sz w:val="21"/>
+          <w:szCs w:val="21"/>
+        </w:rPr>
+        <w:t xml:space="preserve">Start with:  I moved both decimal points ___ place, changing it to ___ ÷ ___.</w:t>
+      </w:r>
+      <w:r>
+        <w:rPr>
+          <w:i/>
+          <w:iCs/>
+          <w:color w:val="5F6F80"/>
+          <w:sz w:val="19"/>
+          <w:szCs w:val="19"/>
+        </w:rPr>
+        <w:br/>
+        <w:t xml:space="preserve">Moví ambos puntos decimales ___ lugar, cambiándolo a ___ ÷ ___.</w:t>
+      </w:r>
+    </w:p>
+    <w:p>
+      <w:pPr>
+        <w:spacing w:after="80"/>
+      </w:pPr>
+      <w:r>
+        <w:rPr>
+          <w:b/>
+          <w:bCs/>
+          <w:color w:val="12355B"/>
+          <w:sz w:val="19"/>
+          <w:szCs w:val="19"/>
+        </w:rPr>
+        <w:t xml:space="preserve">Word bank:  </w:t>
+      </w:r>
+      <w:r>
+        <w:rPr>
+          <w:color w:val="1FA6A2"/>
+          <w:sz w:val="19"/>
+          <w:szCs w:val="19"/>
+        </w:rPr>
+        <w:t xml:space="preserve">Dividend,  Divisor,  Quotient,  Decimal division</w:t>
+      </w:r>
+    </w:p>
+    <w:p>
+      <w:pPr>
         <w:pStyle w:val="Heading1"/>
         <w:pageBreakBefore/>
         <w:pBdr>
@@ -2667,33 +2958,7 @@
           <w:sz w:val="30"/>
           <w:szCs w:val="30"/>
         </w:rPr>
-        <w:t xml:space="preserve">Write About the Math</w:t>
-      </w:r>
-    </w:p>
-    <w:p>
-      <w:pPr>
-        <w:pStyle w:val="Heading2"/>
-        <w:spacing w:after="80" w:before="180"/>
-      </w:pPr>
-      <w:r>
-        <w:rPr>
-          <w:b/>
-          <w:bCs/>
-          <w:color w:val="12355B"/>
-          <w:sz w:val="24"/>
-          <w:szCs w:val="24"/>
-        </w:rPr>
-        <w:t xml:space="preserve">Build Strong Sentences</w:t>
-      </w:r>
-      <w:r>
-        <w:rPr>
-          <w:i/>
-          <w:iCs/>
-          <w:color w:val="B97A12"/>
-          <w:sz w:val="19"/>
-          <w:szCs w:val="19"/>
-        </w:rPr>
-        <w:t xml:space="preserve">   The Writing Revolution</w:t>
+        <w:t xml:space="preserve">Exit Ticket</w:t>
       </w:r>
     </w:p>
     <w:p>
@@ -2708,435 +2973,86 @@
           <w:sz w:val="19"/>
           <w:szCs w:val="19"/>
         </w:rPr>
-        <w:t xml:space="preserve">I can explain my work using the words dividend, divisor, quotient, and equivalent division.</w:t>
-      </w:r>
-    </w:p>
-    <w:p>
-      <w:pPr>
-        <w:pStyle w:val="Heading2"/>
-        <w:spacing w:after="80" w:before="180"/>
-      </w:pPr>
-      <w:r>
-        <w:rPr>
-          <w:b/>
-          <w:bCs/>
-          <w:color w:val="12355B"/>
-          <w:sz w:val="24"/>
-          <w:szCs w:val="24"/>
-        </w:rPr>
-        <w:t xml:space="preserve">1. Kernel Sentence</w:t>
-      </w:r>
-      <w:r>
-        <w:rPr>
-          <w:i/>
-          <w:iCs/>
-          <w:color w:val="1FA6A2"/>
-          <w:sz w:val="19"/>
-          <w:szCs w:val="19"/>
-        </w:rPr>
-        <w:t xml:space="preserve">   subject + verb</w:t>
-      </w:r>
-    </w:p>
-    <w:tbl>
-      <w:tblPr>
-        <w:tblW w:type="pct" w:w="100%"/>
-        <w:tblBorders>
-          <w:top w:val="single" w:color="B97A12" w:sz="8"/>
-          <w:left w:val="single" w:color="B97A12" w:sz="8"/>
-          <w:bottom w:val="single" w:color="B97A12" w:sz="8"/>
-          <w:right w:val="single" w:color="B97A12" w:sz="8"/>
-          <w:insideH w:val="single" w:color="auto" w:sz="4"/>
-          <w:insideV w:val="single" w:color="auto" w:sz="4"/>
-        </w:tblBorders>
-      </w:tblPr>
-      <w:tblGrid>
-        <w:gridCol w:w="100"/>
-      </w:tblGrid>
-      <w:tr>
-        <w:tc>
-          <w:tcPr>
-            <w:shd w:fill="FBF3E2" w:color="auto" w:val="clear"/>
-            <w:tcMar>
-              <w:top w:type="dxa" w:w="120"/>
-              <w:left w:type="dxa" w:w="180"/>
-              <w:bottom w:type="dxa" w:w="120"/>
-              <w:right w:type="dxa" w:w="180"/>
-            </w:tcMar>
-          </w:tcPr>
-          <w:p>
-            <w:pPr>
-              <w:spacing w:after="0"/>
-            </w:pPr>
-            <w:r>
-              <w:rPr>
-                <w:b/>
-                <w:bCs/>
-                <w:color w:val="1FA6A2"/>
-                <w:sz w:val="20"/>
-                <w:szCs w:val="20"/>
-              </w:rPr>
-              <w:t xml:space="preserve">Model:  </w:t>
-            </w:r>
-            <w:r>
-              <w:rPr>
-                <w:sz w:val="20"/>
-                <w:szCs w:val="20"/>
-              </w:rPr>
-              <w:t xml:space="preserve">Decimal division is dividing with decimals. First make the number you divide by a whole number.</w:t>
-            </w:r>
-          </w:p>
-        </w:tc>
-      </w:tr>
-    </w:tbl>
+        <w:t xml:space="preserve">Answer on your own. This shows what you learned today.</w:t>
+      </w:r>
+    </w:p>
+    <w:p>
+      <w:pPr>
+        <w:spacing w:after="80" w:before="80"/>
+      </w:pPr>
+      <w:r>
+        <w:rPr>
+          <w:color w:val="B97A12"/>
+          <w:sz w:val="22"/>
+          <w:szCs w:val="22"/>
+        </w:rPr>
+        <w:t xml:space="preserve">★  </w:t>
+      </w:r>
+      <w:r>
+        <w:rPr>
+          <w:b/>
+          <w:bCs/>
+          <w:sz w:val="22"/>
+          <w:szCs w:val="22"/>
+        </w:rPr>
+        <w:t xml:space="preserve">What is 19.2 ÷ 0.8?</w:t>
+      </w:r>
+    </w:p>
+    <w:p>
+      <w:pPr>
+        <w:spacing w:after="60"/>
+        <w:ind w:left="420"/>
+      </w:pPr>
+      <w:r>
+        <w:rPr>
+          <w:sz w:val="21"/>
+          <w:szCs w:val="21"/>
+        </w:rPr>
+        <w:t xml:space="preserve">A)  24</w:t>
+      </w:r>
+    </w:p>
+    <w:p>
+      <w:pPr>
+        <w:spacing w:after="60"/>
+        <w:ind w:left="420"/>
+      </w:pPr>
+      <w:r>
+        <w:rPr>
+          <w:sz w:val="21"/>
+          <w:szCs w:val="21"/>
+        </w:rPr>
+        <w:t xml:space="preserve">B)  2.4</w:t>
+      </w:r>
+    </w:p>
+    <w:p>
+      <w:pPr>
+        <w:spacing w:after="60"/>
+        <w:ind w:left="420"/>
+      </w:pPr>
+      <w:r>
+        <w:rPr>
+          <w:sz w:val="21"/>
+          <w:szCs w:val="21"/>
+        </w:rPr>
+        <w:t xml:space="preserve">C)  240</w:t>
+      </w:r>
+    </w:p>
+    <w:p>
+      <w:pPr>
+        <w:spacing w:after="60"/>
+        <w:ind w:left="420"/>
+      </w:pPr>
+      <w:r>
+        <w:rPr>
+          <w:sz w:val="21"/>
+          <w:szCs w:val="21"/>
+        </w:rPr>
+        <w:t xml:space="preserve">D)  0.24</w:t>
+      </w:r>
+    </w:p>
     <w:p>
       <w:pPr>
         <w:spacing w:after="40"/>
-      </w:pPr>
-      <w:r>
-        <w:t xml:space="preserve"/>
-      </w:r>
-    </w:p>
-    <w:p>
-      <w:pPr>
-        <w:spacing w:after="60"/>
-      </w:pPr>
-      <w:r>
-        <w:rPr>
-          <w:color w:val="1A2733"/>
-          <w:sz w:val="21"/>
-          <w:szCs w:val="21"/>
-        </w:rPr>
-        <w:t xml:space="preserve">Write a kernel sentence about decimal division. Use a subject and a verb.</w:t>
-      </w:r>
-      <w:r>
-        <w:rPr>
-          <w:i/>
-          <w:iCs/>
-          <w:color w:val="5F6F80"/>
-          <w:sz w:val="19"/>
-          <w:szCs w:val="19"/>
-        </w:rPr>
-        <w:br/>
-        <w:t xml:space="preserve">Escribe una oración base sobre división decimal. Usa un sujeto y un verbo.</w:t>
-      </w:r>
-    </w:p>
-    <w:p>
-      <w:pPr>
-        <w:pBdr>
-          <w:bottom w:val="single" w:color="AFBECC" w:sz="6"/>
-        </w:pBdr>
-        <w:spacing w:after="30" w:before="150"/>
-      </w:pPr>
-      <w:r>
-        <w:t xml:space="preserve"/>
-      </w:r>
-    </w:p>
-    <w:p>
-      <w:pPr>
-        <w:pBdr>
-          <w:bottom w:val="single" w:color="AFBECC" w:sz="6"/>
-        </w:pBdr>
-        <w:spacing w:after="30" w:before="150"/>
-      </w:pPr>
-      <w:r>
-        <w:t xml:space="preserve"/>
-      </w:r>
-    </w:p>
-    <w:p>
-      <w:pPr>
-        <w:pStyle w:val="Heading2"/>
-        <w:spacing w:after="80" w:before="180"/>
-      </w:pPr>
-      <w:r>
-        <w:rPr>
-          <w:b/>
-          <w:bCs/>
-          <w:color w:val="12355B"/>
-          <w:sz w:val="24"/>
-          <w:szCs w:val="24"/>
-        </w:rPr>
-        <w:t xml:space="preserve">2. Sentence Expansion</w:t>
-      </w:r>
-      <w:r>
-        <w:rPr>
-          <w:i/>
-          <w:iCs/>
-          <w:color w:val="1FA6A2"/>
-          <w:sz w:val="19"/>
-          <w:szCs w:val="19"/>
-        </w:rPr>
-        <w:t xml:space="preserve">   because · but · so</w:t>
-      </w:r>
-    </w:p>
-    <w:p>
-      <w:pPr>
-        <w:spacing w:after="80"/>
-      </w:pPr>
-      <w:r>
-        <w:rPr>
-          <w:b/>
-          <w:bCs/>
-          <w:color w:val="1FA6A2"/>
-          <w:sz w:val="20"/>
-          <w:szCs w:val="20"/>
-        </w:rPr>
-        <w:t xml:space="preserve">Kernel:  </w:t>
-      </w:r>
-      <w:r>
-        <w:rPr>
-          <w:sz w:val="20"/>
-          <w:szCs w:val="20"/>
-        </w:rPr>
-        <w:t xml:space="preserve">Decimal division matters in math</w:t>
-      </w:r>
-    </w:p>
-    <w:p>
-      <w:pPr>
-        <w:spacing w:after="80"/>
-      </w:pPr>
-      <w:r>
-        <w:rPr>
-          <w:b/>
-          <w:bCs/>
-          <w:color w:val="12355B"/>
-          <w:sz w:val="21"/>
-          <w:szCs w:val="21"/>
-        </w:rPr>
-        <w:t xml:space="preserve">because  </w:t>
-      </w:r>
-      <w:r>
-        <w:rPr>
-          <w:sz w:val="21"/>
-          <w:szCs w:val="21"/>
-        </w:rPr>
-        <w:t xml:space="preserve">Decimal division matters in math because ___.</w:t>
-      </w:r>
-      <w:r>
-        <w:rPr>
-          <w:i/>
-          <w:iCs/>
-          <w:color w:val="5F6F80"/>
-          <w:sz w:val="19"/>
-          <w:szCs w:val="19"/>
-        </w:rPr>
-        <w:br/>
-        <w:t xml:space="preserve">División decimal importa en matemáticas porque ___.</w:t>
-      </w:r>
-    </w:p>
-    <w:p>
-      <w:pPr>
-        <w:pBdr>
-          <w:bottom w:val="single" w:color="AFBECC" w:sz="6"/>
-        </w:pBdr>
-        <w:spacing w:after="30" w:before="150"/>
-      </w:pPr>
-      <w:r>
-        <w:t xml:space="preserve"/>
-      </w:r>
-    </w:p>
-    <w:p>
-      <w:pPr>
-        <w:spacing w:after="80"/>
-      </w:pPr>
-      <w:r>
-        <w:rPr>
-          <w:b/>
-          <w:bCs/>
-          <w:color w:val="12355B"/>
-          <w:sz w:val="21"/>
-          <w:szCs w:val="21"/>
-        </w:rPr>
-        <w:t xml:space="preserve">but  </w:t>
-      </w:r>
-      <w:r>
-        <w:rPr>
-          <w:sz w:val="21"/>
-          <w:szCs w:val="21"/>
-        </w:rPr>
-        <w:t xml:space="preserve">Decimal division matters in math, but ___.</w:t>
-      </w:r>
-      <w:r>
-        <w:rPr>
-          <w:i/>
-          <w:iCs/>
-          <w:color w:val="5F6F80"/>
-          <w:sz w:val="19"/>
-          <w:szCs w:val="19"/>
-        </w:rPr>
-        <w:br/>
-        <w:t xml:space="preserve">División decimal importa en matemáticas, pero ___.</w:t>
-      </w:r>
-    </w:p>
-    <w:p>
-      <w:pPr>
-        <w:pBdr>
-          <w:bottom w:val="single" w:color="AFBECC" w:sz="6"/>
-        </w:pBdr>
-        <w:spacing w:after="30" w:before="150"/>
-      </w:pPr>
-      <w:r>
-        <w:t xml:space="preserve"/>
-      </w:r>
-    </w:p>
-    <w:p>
-      <w:pPr>
-        <w:spacing w:after="80"/>
-      </w:pPr>
-      <w:r>
-        <w:rPr>
-          <w:b/>
-          <w:bCs/>
-          <w:color w:val="12355B"/>
-          <w:sz w:val="21"/>
-          <w:szCs w:val="21"/>
-        </w:rPr>
-        <w:t xml:space="preserve">so  </w:t>
-      </w:r>
-      <w:r>
-        <w:rPr>
-          <w:sz w:val="21"/>
-          <w:szCs w:val="21"/>
-        </w:rPr>
-        <w:t xml:space="preserve">Decimal division matters in math, so ___.</w:t>
-      </w:r>
-      <w:r>
-        <w:rPr>
-          <w:i/>
-          <w:iCs/>
-          <w:color w:val="5F6F80"/>
-          <w:sz w:val="19"/>
-          <w:szCs w:val="19"/>
-        </w:rPr>
-        <w:br/>
-        <w:t xml:space="preserve">División decimal importa en matemáticas, entonces ___.</w:t>
-      </w:r>
-    </w:p>
-    <w:p>
-      <w:pPr>
-        <w:pBdr>
-          <w:bottom w:val="single" w:color="AFBECC" w:sz="6"/>
-        </w:pBdr>
-        <w:spacing w:after="30" w:before="150"/>
-      </w:pPr>
-      <w:r>
-        <w:t xml:space="preserve"/>
-      </w:r>
-    </w:p>
-    <w:p>
-      <w:pPr>
-        <w:pStyle w:val="Heading2"/>
-        <w:spacing w:after="80" w:before="180"/>
-      </w:pPr>
-      <w:r>
-        <w:rPr>
-          <w:b/>
-          <w:bCs/>
-          <w:color w:val="12355B"/>
-          <w:sz w:val="24"/>
-          <w:szCs w:val="24"/>
-        </w:rPr>
-        <w:t xml:space="preserve">3. Explain Your Reasoning</w:t>
-      </w:r>
-      <w:r>
-        <w:rPr>
-          <w:i/>
-          <w:iCs/>
-          <w:color w:val="1FA6A2"/>
-          <w:sz w:val="19"/>
-          <w:szCs w:val="19"/>
-        </w:rPr>
-        <w:t xml:space="preserve">   use a sentence starter</w:t>
-      </w:r>
-    </w:p>
-    <w:p>
-      <w:pPr>
-        <w:spacing w:after="60"/>
-      </w:pPr>
-      <w:r>
-        <w:rPr>
-          <w:color w:val="1A2733"/>
-          <w:sz w:val="21"/>
-          <w:szCs w:val="21"/>
-        </w:rPr>
-        <w:t xml:space="preserve">I make the divisor 6.3 into a ___ before dividing.</w:t>
-      </w:r>
-      <w:r>
-        <w:rPr>
-          <w:i/>
-          <w:iCs/>
-          <w:color w:val="5F6F80"/>
-          <w:sz w:val="19"/>
-          <w:szCs w:val="19"/>
-        </w:rPr>
-        <w:br/>
-        <w:t xml:space="preserve">Convierto el divisor 6.3 en un ___ antes de dividir.</w:t>
-      </w:r>
-    </w:p>
-    <w:p>
-      <w:pPr>
-        <w:spacing w:after="60"/>
-      </w:pPr>
-      <w:r>
-        <w:rPr>
-          <w:color w:val="1A2733"/>
-          <w:sz w:val="21"/>
-          <w:szCs w:val="21"/>
-        </w:rPr>
-        <w:t xml:space="preserve">Dividing by a decimal directly is hard because ___.</w:t>
-      </w:r>
-      <w:r>
-        <w:rPr>
-          <w:i/>
-          <w:iCs/>
-          <w:color w:val="5F6F80"/>
-          <w:sz w:val="19"/>
-          <w:szCs w:val="19"/>
-        </w:rPr>
-        <w:br/>
-        <w:t xml:space="preserve">Dividir entre un decimal directamente es difícil porque ___.</w:t>
-      </w:r>
-    </w:p>
-    <w:p>
-      <w:pPr>
-        <w:spacing w:after="60"/>
-      </w:pPr>
-      <w:r>
-        <w:rPr>
-          <w:color w:val="1A2733"/>
-          <w:sz w:val="21"/>
-          <w:szCs w:val="21"/>
-        </w:rPr>
-        <w:t xml:space="preserve">I moved both decimal points ___ place, changing it to ___ ÷ ___.</w:t>
-      </w:r>
-      <w:r>
-        <w:rPr>
-          <w:i/>
-          <w:iCs/>
-          <w:color w:val="5F6F80"/>
-          <w:sz w:val="19"/>
-          <w:szCs w:val="19"/>
-        </w:rPr>
-        <w:br/>
-        <w:t xml:space="preserve">Moví ambos puntos decimales ___ lugar, cambiándolo a ___ ÷ ___.</w:t>
-      </w:r>
-    </w:p>
-    <w:p>
-      <w:pPr>
-        <w:pBdr>
-          <w:bottom w:val="single" w:color="AFBECC" w:sz="6"/>
-        </w:pBdr>
-        <w:spacing w:after="30" w:before="150"/>
-      </w:pPr>
-      <w:r>
-        <w:t xml:space="preserve"/>
-      </w:r>
-    </w:p>
-    <w:p>
-      <w:pPr>
-        <w:pBdr>
-          <w:bottom w:val="single" w:color="AFBECC" w:sz="6"/>
-        </w:pBdr>
-        <w:spacing w:after="30" w:before="150"/>
       </w:pPr>
       <w:r>
         <w:t xml:space="preserve"/>
@@ -3159,7 +3075,7 @@
           <w:sz w:val="30"/>
           <w:szCs w:val="30"/>
         </w:rPr>
-        <w:t xml:space="preserve">Exit Ticket</w:t>
+        <w:t xml:space="preserve">Answer Key &amp; Teacher Guide</w:t>
       </w:r>
     </w:p>
     <w:p>
@@ -3174,115 +3090,224 @@
           <w:sz w:val="19"/>
           <w:szCs w:val="19"/>
         </w:rPr>
-        <w:t xml:space="preserve">Answer on your own. This shows what you learned today.</w:t>
-      </w:r>
-    </w:p>
-    <w:p>
-      <w:pPr>
-        <w:spacing w:after="80" w:before="80"/>
-      </w:pPr>
-      <w:r>
-        <w:rPr>
-          <w:color w:val="B97A12"/>
-          <w:sz w:val="22"/>
-          <w:szCs w:val="22"/>
-        </w:rPr>
-        <w:t xml:space="preserve">★  </w:t>
-      </w:r>
-      <w:r>
-        <w:rPr>
-          <w:b/>
-          <w:bCs/>
-          <w:sz w:val="22"/>
-          <w:szCs w:val="22"/>
-        </w:rPr>
-        <w:t xml:space="preserve">What is 19.2 ÷ 0.8?</w:t>
-      </w:r>
-    </w:p>
-    <w:p>
-      <w:pPr>
-        <w:spacing w:after="60"/>
-        <w:ind w:left="420"/>
-      </w:pPr>
-      <w:r>
-        <w:rPr>
-          <w:sz w:val="21"/>
-          <w:szCs w:val="21"/>
-        </w:rPr>
-        <w:t xml:space="preserve">A)  24</w:t>
-      </w:r>
-    </w:p>
-    <w:p>
-      <w:pPr>
-        <w:spacing w:after="60"/>
-        <w:ind w:left="420"/>
-      </w:pPr>
-      <w:r>
-        <w:rPr>
-          <w:sz w:val="21"/>
-          <w:szCs w:val="21"/>
-        </w:rPr>
-        <w:t xml:space="preserve">B)  2.4</w:t>
-      </w:r>
-    </w:p>
-    <w:p>
-      <w:pPr>
-        <w:spacing w:after="60"/>
-        <w:ind w:left="420"/>
-      </w:pPr>
-      <w:r>
-        <w:rPr>
-          <w:sz w:val="21"/>
-          <w:szCs w:val="21"/>
-        </w:rPr>
-        <w:t xml:space="preserve">C)  240</w:t>
-      </w:r>
-    </w:p>
-    <w:p>
-      <w:pPr>
-        <w:spacing w:after="60"/>
-        <w:ind w:left="420"/>
-      </w:pPr>
-      <w:r>
-        <w:rPr>
-          <w:sz w:val="21"/>
-          <w:szCs w:val="21"/>
-        </w:rPr>
-        <w:t xml:space="preserve">D)  0.24</w:t>
-      </w:r>
-    </w:p>
-    <w:p>
-      <w:pPr>
-        <w:spacing w:after="40"/>
-      </w:pPr>
-      <w:r>
-        <w:t xml:space="preserve"/>
-      </w:r>
-    </w:p>
-    <w:p>
-      <w:pPr>
-        <w:pStyle w:val="Heading1"/>
-        <w:pageBreakBefore/>
-        <w:pBdr>
-          <w:bottom w:val="single" w:color="1FA6A2" w:sz="14" w:space="6"/>
-        </w:pBdr>
-        <w:spacing w:after="140" w:before="0"/>
-      </w:pPr>
-      <w:r>
-        <w:rPr>
-          <w:b/>
-          <w:bCs/>
-          <w:color w:val="12355B"/>
-          <w:sz w:val="30"/>
-          <w:szCs w:val="30"/>
-        </w:rPr>
-        <w:t xml:space="preserve">Answer Key &amp; Teacher Guide</w:t>
-      </w:r>
-    </w:p>
-    <w:p>
-      <w:pPr>
-        <w:spacing w:after="100"/>
-      </w:pPr>
+        <w:t xml:space="preserve">Teacher reference — remove or fold back before distributing to students.</w:t>
+      </w:r>
+    </w:p>
+    <w:p>
+      <w:pPr>
+        <w:pStyle w:val="Heading2"/>
+        <w:spacing w:after="80" w:before="180"/>
+      </w:pPr>
+      <w:r>
+        <w:rPr>
+          <w:b/>
+          <w:bCs/>
+          <w:color w:val="12355B"/>
+          <w:sz w:val="24"/>
+          <w:szCs w:val="24"/>
+        </w:rPr>
+        <w:t xml:space="preserve">Guided Notes (Fill-in)</w:t>
+      </w:r>
+    </w:p>
+    <w:p>
+      <w:pPr>
+        <w:spacing w:after="80"/>
+      </w:pPr>
+      <w:r>
+        <w:rPr>
+          <w:b/>
+          <w:bCs/>
+          <w:sz w:val="21"/>
+          <w:szCs w:val="21"/>
+        </w:rPr>
+        <w:t xml:space="preserve">Notes 1:  </w:t>
+      </w:r>
+      <w:r>
+        <w:rPr>
+          <w:sz w:val="21"/>
+          <w:szCs w:val="21"/>
+        </w:rPr>
+        <w:t xml:space="preserve">Dividend</w:t>
+      </w:r>
+    </w:p>
+    <w:p>
+      <w:pPr>
+        <w:spacing w:after="80"/>
+      </w:pPr>
+      <w:r>
+        <w:rPr>
+          <w:b/>
+          <w:bCs/>
+          <w:sz w:val="21"/>
+          <w:szCs w:val="21"/>
+        </w:rPr>
+        <w:t xml:space="preserve">Notes 2:  </w:t>
+      </w:r>
+      <w:r>
+        <w:rPr>
+          <w:sz w:val="21"/>
+          <w:szCs w:val="21"/>
+        </w:rPr>
+        <w:t xml:space="preserve">Divisor</w:t>
+      </w:r>
+    </w:p>
+    <w:p>
+      <w:pPr>
+        <w:spacing w:after="80"/>
+      </w:pPr>
+      <w:r>
+        <w:rPr>
+          <w:b/>
+          <w:bCs/>
+          <w:sz w:val="21"/>
+          <w:szCs w:val="21"/>
+        </w:rPr>
+        <w:t xml:space="preserve">Notes 3:  </w:t>
+      </w:r>
+      <w:r>
+        <w:rPr>
+          <w:sz w:val="21"/>
+          <w:szCs w:val="21"/>
+        </w:rPr>
+        <w:t xml:space="preserve">Quotient</w:t>
+      </w:r>
+    </w:p>
+    <w:p>
+      <w:pPr>
+        <w:spacing w:after="80"/>
+      </w:pPr>
+      <w:r>
+        <w:rPr>
+          <w:b/>
+          <w:bCs/>
+          <w:sz w:val="21"/>
+          <w:szCs w:val="21"/>
+        </w:rPr>
+        <w:t xml:space="preserve">Notes 4:  </w:t>
+      </w:r>
+      <w:r>
+        <w:rPr>
+          <w:sz w:val="21"/>
+          <w:szCs w:val="21"/>
+        </w:rPr>
+        <w:t xml:space="preserve">Decimal division</w:t>
+      </w:r>
+    </w:p>
+    <w:p>
+      <w:pPr>
+        <w:spacing w:after="80"/>
+      </w:pPr>
+      <w:r>
+        <w:rPr>
+          <w:b/>
+          <w:bCs/>
+          <w:sz w:val="21"/>
+          <w:szCs w:val="21"/>
+        </w:rPr>
+        <w:t xml:space="preserve">Notes 5:  </w:t>
+      </w:r>
+      <w:r>
+        <w:rPr>
+          <w:sz w:val="21"/>
+          <w:szCs w:val="21"/>
+        </w:rPr>
+        <w:t xml:space="preserve">Equivalent division</w:t>
+      </w:r>
+    </w:p>
+    <w:p>
+      <w:pPr>
+        <w:pStyle w:val="Heading2"/>
+        <w:spacing w:after="80" w:before="180"/>
+      </w:pPr>
+      <w:r>
+        <w:rPr>
+          <w:b/>
+          <w:bCs/>
+          <w:color w:val="12355B"/>
+          <w:sz w:val="24"/>
+          <w:szCs w:val="24"/>
+        </w:rPr>
+        <w:t xml:space="preserve">Worked Notes (I Do / We Do)</w:t>
+      </w:r>
+    </w:p>
+    <w:p>
+      <w:pPr>
+        <w:spacing w:after="80"/>
+      </w:pPr>
+      <w:r>
+        <w:rPr>
+          <w:b/>
+          <w:bCs/>
+          <w:sz w:val="21"/>
+          <w:szCs w:val="21"/>
+        </w:rPr>
+        <w:t xml:space="preserve">I Do:  </w:t>
+      </w:r>
+      <w:r>
+        <w:rPr>
+          <w:sz w:val="21"/>
+          <w:szCs w:val="21"/>
+        </w:rPr>
+        <w:t xml:space="preserve">A. 12</w:t>
+      </w:r>
+    </w:p>
+    <w:p>
+      <w:pPr>
+        <w:spacing w:after="80"/>
+      </w:pPr>
+      <w:r>
+        <w:rPr>
+          <w:b/>
+          <w:bCs/>
+          <w:sz w:val="21"/>
+          <w:szCs w:val="21"/>
+        </w:rPr>
+        <w:t xml:space="preserve">We Do:  </w:t>
+      </w:r>
+      <w:r>
+        <w:rPr>
+          <w:sz w:val="21"/>
+          <w:szCs w:val="21"/>
+        </w:rPr>
+        <w:t xml:space="preserve">A. 6.3</w:t>
+      </w:r>
+    </w:p>
+    <w:p>
+      <w:pPr>
+        <w:pStyle w:val="Heading2"/>
+        <w:spacing w:after="80" w:before="180"/>
+      </w:pPr>
+      <w:r>
+        <w:rPr>
+          <w:b/>
+          <w:bCs/>
+          <w:color w:val="12355B"/>
+          <w:sz w:val="24"/>
+          <w:szCs w:val="24"/>
+        </w:rPr>
+        <w:t xml:space="preserve">Independent Practice</w:t>
+      </w:r>
+    </w:p>
+    <w:p>
+      <w:pPr>
+        <w:spacing w:after="80"/>
+      </w:pPr>
+      <w:r>
+        <w:rPr>
+          <w:b/>
+          <w:bCs/>
+          <w:sz w:val="21"/>
+          <w:szCs w:val="21"/>
+        </w:rPr>
+        <w:t xml:space="preserve">1.  </w:t>
+      </w:r>
+      <w:r>
+        <w:rPr>
+          <w:sz w:val="21"/>
+          <w:szCs w:val="21"/>
+        </w:rPr>
+        <w:t xml:space="preserve">A)  12</w:t>
+      </w:r>
       <w:r>
         <w:rPr>
           <w:i/>
@@ -3291,23 +3316,7 @@
           <w:sz w:val="19"/>
           <w:szCs w:val="19"/>
         </w:rPr>
-        <w:t xml:space="preserve">Teacher reference — remove or fold back before distributing to students.</w:t>
-      </w:r>
-    </w:p>
-    <w:p>
-      <w:pPr>
-        <w:pStyle w:val="Heading2"/>
-        <w:spacing w:after="80" w:before="180"/>
-      </w:pPr>
-      <w:r>
-        <w:rPr>
-          <w:b/>
-          <w:bCs/>
-          <w:color w:val="12355B"/>
-          <w:sz w:val="24"/>
-          <w:szCs w:val="24"/>
-        </w:rPr>
-        <w:t xml:space="preserve">Worked Notes (I Do / We Do)</w:t>
+        <w:t xml:space="preserve">  — 8.4 ÷ 0.7 = 84 ÷ 7 = 12.</w:t>
       </w:r>
     </w:p>
     <w:p>
@@ -3321,65 +3330,7 @@
           <w:sz w:val="21"/>
           <w:szCs w:val="21"/>
         </w:rPr>
-        <w:t xml:space="preserve">I Do:  </w:t>
-      </w:r>
-      <w:r>
-        <w:rPr>
-          <w:sz w:val="21"/>
-          <w:szCs w:val="21"/>
-        </w:rPr>
-        <w:t xml:space="preserve">A. 12</w:t>
-      </w:r>
-    </w:p>
-    <w:p>
-      <w:pPr>
-        <w:spacing w:after="80"/>
-      </w:pPr>
-      <w:r>
-        <w:rPr>
-          <w:b/>
-          <w:bCs/>
-          <w:sz w:val="21"/>
-          <w:szCs w:val="21"/>
-        </w:rPr>
-        <w:t xml:space="preserve">We Do:  </w:t>
-      </w:r>
-      <w:r>
-        <w:rPr>
-          <w:sz w:val="21"/>
-          <w:szCs w:val="21"/>
-        </w:rPr>
-        <w:t xml:space="preserve">A. 6.3</w:t>
-      </w:r>
-    </w:p>
-    <w:p>
-      <w:pPr>
-        <w:pStyle w:val="Heading2"/>
-        <w:spacing w:after="80" w:before="180"/>
-      </w:pPr>
-      <w:r>
-        <w:rPr>
-          <w:b/>
-          <w:bCs/>
-          <w:color w:val="12355B"/>
-          <w:sz w:val="24"/>
-          <w:szCs w:val="24"/>
-        </w:rPr>
-        <w:t xml:space="preserve">Independent Practice</w:t>
-      </w:r>
-    </w:p>
-    <w:p>
-      <w:pPr>
-        <w:spacing w:after="80"/>
-      </w:pPr>
-      <w:r>
-        <w:rPr>
-          <w:b/>
-          <w:bCs/>
-          <w:sz w:val="21"/>
-          <w:szCs w:val="21"/>
-        </w:rPr>
-        <w:t xml:space="preserve">1.  </w:t>
+        <w:t xml:space="preserve">2.  </w:t>
       </w:r>
       <w:r>
         <w:rPr>
@@ -3396,7 +3347,7 @@
           <w:sz w:val="19"/>
           <w:szCs w:val="19"/>
         </w:rPr>
-        <w:t xml:space="preserve">  — 8.4 ÷ 0.7 = 84 ÷ 7 = 12.</w:t>
+        <w:t xml:space="preserve">  — Multiply both by 10: 156 ÷ 13 = 12.</w:t>
       </w:r>
     </w:p>
     <w:p>
@@ -3410,14 +3361,14 @@
           <w:sz w:val="21"/>
           <w:szCs w:val="21"/>
         </w:rPr>
-        <w:t xml:space="preserve">2.  </w:t>
-      </w:r>
-      <w:r>
-        <w:rPr>
-          <w:sz w:val="21"/>
-          <w:szCs w:val="21"/>
-        </w:rPr>
-        <w:t xml:space="preserve">A)  12</w:t>
+        <w:t xml:space="preserve">3.  </w:t>
+      </w:r>
+      <w:r>
+        <w:rPr>
+          <w:sz w:val="21"/>
+          <w:szCs w:val="21"/>
+        </w:rPr>
+        <w:t xml:space="preserve">A)  7 pieces</w:t>
       </w:r>
       <w:r>
         <w:rPr>
@@ -3427,7 +3378,7 @@
           <w:sz w:val="19"/>
           <w:szCs w:val="19"/>
         </w:rPr>
-        <w:t xml:space="preserve">  — Multiply both by 10: 156 ÷ 13 = 12.</w:t>
+        <w:t xml:space="preserve">  — 16.8 ÷ 2.4: multiply both by 10 → 168 ÷ 24 = 7 pieces.</w:t>
       </w:r>
     </w:p>
     <w:p>
@@ -3441,14 +3392,14 @@
           <w:sz w:val="21"/>
           <w:szCs w:val="21"/>
         </w:rPr>
-        <w:t xml:space="preserve">3.  </w:t>
-      </w:r>
-      <w:r>
-        <w:rPr>
-          <w:sz w:val="21"/>
-          <w:szCs w:val="21"/>
-        </w:rPr>
-        <w:t xml:space="preserve">A)  7 pieces</w:t>
+        <w:t xml:space="preserve">4.  </w:t>
+      </w:r>
+      <w:r>
+        <w:rPr>
+          <w:sz w:val="21"/>
+          <w:szCs w:val="21"/>
+        </w:rPr>
+        <w:t xml:space="preserve">A)  8</w:t>
       </w:r>
       <w:r>
         <w:rPr>
@@ -3458,7 +3409,23 @@
           <w:sz w:val="19"/>
           <w:szCs w:val="19"/>
         </w:rPr>
-        <w:t xml:space="preserve">  — 16.8 ÷ 2.4: multiply both by 10 → 168 ÷ 24 = 7 pieces.</w:t>
+        <w:t xml:space="preserve">  — Multiply both by 10: 48 ÷ 6 = 8.</w:t>
+      </w:r>
+    </w:p>
+    <w:p>
+      <w:pPr>
+        <w:pStyle w:val="Heading2"/>
+        <w:spacing w:after="80" w:before="180"/>
+      </w:pPr>
+      <w:r>
+        <w:rPr>
+          <w:b/>
+          <w:bCs/>
+          <w:color w:val="12355B"/>
+          <w:sz w:val="24"/>
+          <w:szCs w:val="24"/>
+        </w:rPr>
+        <w:t xml:space="preserve">Exit Ticket</w:t>
       </w:r>
     </w:p>
     <w:p>
@@ -3467,19 +3434,10 @@
       </w:pPr>
       <w:r>
         <w:rPr>
-          <w:b/>
-          <w:bCs/>
-          <w:sz w:val="21"/>
-          <w:szCs w:val="21"/>
-        </w:rPr>
-        <w:t xml:space="preserve">4.  </w:t>
-      </w:r>
-      <w:r>
-        <w:rPr>
-          <w:sz w:val="21"/>
-          <w:szCs w:val="21"/>
-        </w:rPr>
-        <w:t xml:space="preserve">A)  8</w:t>
+          <w:sz w:val="21"/>
+          <w:szCs w:val="21"/>
+        </w:rPr>
+        <w:t xml:space="preserve">A)  24</w:t>
       </w:r>
       <w:r>
         <w:rPr>
@@ -3489,197 +3447,7 @@
           <w:sz w:val="19"/>
           <w:szCs w:val="19"/>
         </w:rPr>
-        <w:t xml:space="preserve">  — Multiply both by 10: 48 ÷ 6 = 8.</w:t>
-      </w:r>
-    </w:p>
-    <w:p>
-      <w:pPr>
-        <w:pStyle w:val="Heading2"/>
-        <w:spacing w:after="80" w:before="180"/>
-      </w:pPr>
-      <w:r>
-        <w:rPr>
-          <w:b/>
-          <w:bCs/>
-          <w:color w:val="12355B"/>
-          <w:sz w:val="24"/>
-          <w:szCs w:val="24"/>
-        </w:rPr>
-        <w:t xml:space="preserve">Exit Ticket</w:t>
-      </w:r>
-    </w:p>
-    <w:p>
-      <w:pPr>
-        <w:spacing w:after="80"/>
-      </w:pPr>
-      <w:r>
-        <w:rPr>
-          <w:sz w:val="21"/>
-          <w:szCs w:val="21"/>
-        </w:rPr>
-        <w:t xml:space="preserve">A)  24</w:t>
-      </w:r>
-      <w:r>
-        <w:rPr>
-          <w:i/>
-          <w:iCs/>
-          <w:color w:val="5F6F80"/>
-          <w:sz w:val="19"/>
-          <w:szCs w:val="19"/>
-        </w:rPr>
         <w:t xml:space="preserve">  — Multiply both by 10: 192 ÷ 8 = 24.</w:t>
-      </w:r>
-    </w:p>
-    <w:p>
-      <w:pPr>
-        <w:pStyle w:val="Heading2"/>
-        <w:spacing w:after="80" w:before="180"/>
-      </w:pPr>
-      <w:r>
-        <w:rPr>
-          <w:b/>
-          <w:bCs/>
-          <w:color w:val="12355B"/>
-          <w:sz w:val="24"/>
-          <w:szCs w:val="24"/>
-        </w:rPr>
-        <w:t xml:space="preserve">Writing (TWR) — what to look for</w:t>
-      </w:r>
-    </w:p>
-    <w:p>
-      <w:pPr>
-        <w:spacing w:after="80"/>
-      </w:pPr>
-      <w:r>
-        <w:rPr>
-          <w:sz w:val="20"/>
-          <w:szCs w:val="20"/>
-        </w:rPr>
-        <w:t xml:space="preserve">Kernel sentence: a complete sentence needs a subject and a verb. Example: Decimal division is dividing with decimals. First make the number you divide by a whole number.</w:t>
-      </w:r>
-    </w:p>
-    <w:p>
-      <w:pPr>
-        <w:spacing w:after="80"/>
-      </w:pPr>
-      <w:r>
-        <w:rPr>
-          <w:sz w:val="20"/>
-          <w:szCs w:val="20"/>
-        </w:rPr>
-        <w:t xml:space="preserve">Expansion: because = reason, but = contrast/exception, so = result. Answers vary; each must keep the kernel idea.</w:t>
-      </w:r>
-    </w:p>
-    <w:p>
-      <w:pPr>
-        <w:pStyle w:val="Heading2"/>
-        <w:spacing w:after="80" w:before="180"/>
-      </w:pPr>
-      <w:r>
-        <w:rPr>
-          <w:b/>
-          <w:bCs/>
-          <w:color w:val="12355B"/>
-          <w:sz w:val="24"/>
-          <w:szCs w:val="24"/>
-        </w:rPr>
-        <w:t xml:space="preserve">Turn &amp; Talk — listen for</w:t>
-      </w:r>
-    </w:p>
-    <w:p>
-      <w:pPr>
-        <w:spacing w:after="80"/>
-      </w:pPr>
-      <w:r>
-        <w:rPr>
-          <w:b/>
-          <w:bCs/>
-          <w:sz w:val="19"/>
-          <w:szCs w:val="19"/>
-        </w:rPr>
-        <w:t xml:space="preserve">1.  </w:t>
-      </w:r>
-      <w:r>
-        <w:rPr>
-          <w:i/>
-          <w:iCs/>
-          <w:color w:val="5F6F80"/>
-          <w:sz w:val="19"/>
-          <w:szCs w:val="19"/>
-        </w:rPr>
-        <w:t xml:space="preserve">Students explain you move the decimal in the divisor to make it whole (6.3 to 63) and move the dividend the same way, naming 18.9 as the dividend and 6.3 as the divisor.</w:t>
-      </w:r>
-    </w:p>
-    <w:p>
-      <w:pPr>
-        <w:spacing w:after="80"/>
-      </w:pPr>
-      <w:r>
-        <w:rPr>
-          <w:b/>
-          <w:bCs/>
-          <w:sz w:val="19"/>
-          <w:szCs w:val="19"/>
-        </w:rPr>
-        <w:t xml:space="preserve">2.  </w:t>
-      </w:r>
-      <w:r>
-        <w:rPr>
-          <w:i/>
-          <w:iCs/>
-          <w:color w:val="5F6F80"/>
-          <w:sz w:val="19"/>
-          <w:szCs w:val="19"/>
-        </w:rPr>
-        <w:t xml:space="preserve">Students rewrite 18.9 ÷ 6.3 as 189 ÷ 63 = 3, explaining moving both points one place keeps the division equivalent, so 3 pods are filled.</w:t>
-      </w:r>
-    </w:p>
-    <w:p>
-      <w:pPr>
-        <w:spacing w:after="80"/>
-      </w:pPr>
-      <w:r>
-        <w:rPr>
-          <w:b/>
-          <w:bCs/>
-          <w:sz w:val="19"/>
-          <w:szCs w:val="19"/>
-        </w:rPr>
-        <w:t xml:space="preserve">3.  </w:t>
-      </w:r>
-      <w:r>
-        <w:rPr>
-          <w:i/>
-          <w:iCs/>
-          <w:color w:val="5F6F80"/>
-          <w:sz w:val="19"/>
-          <w:szCs w:val="19"/>
-        </w:rPr>
-        <w:t xml:space="preserve">Students rewrite 16.8 ÷ 2.4 as 168 ÷ 24 = 7, so 7 pieces can be cut with none left over.</w:t>
-      </w:r>
-    </w:p>
-    <w:p>
-      <w:pPr>
-        <w:spacing w:after="80"/>
-      </w:pPr>
-      <w:r>
-        <w:rPr>
-          <w:b/>
-          <w:bCs/>
-          <w:sz w:val="19"/>
-          <w:szCs w:val="19"/>
-        </w:rPr>
-        <w:t xml:space="preserve">4.  </w:t>
-      </w:r>
-      <w:r>
-        <w:rPr>
-          <w:i/>
-          <w:iCs/>
-          <w:color w:val="5F6F80"/>
-          <w:sz w:val="19"/>
-          <w:szCs w:val="19"/>
-        </w:rPr>
-        <w:t xml:space="preserve">Students explain that a whole-number divisor lets them divide normally, and equivalent division keeps the quotient the same while removing the decimal from the divisor.</w:t>
       </w:r>
     </w:p>
     <w:sectPr>

--- a/lessons/1-7/downloads/1-7-notes.docx
+++ b/lessons/1-7/downloads/1-7-notes.docx
@@ -3056,398 +3056,6 @@
       </w:pPr>
       <w:r>
         <w:t xml:space="preserve"/>
-      </w:r>
-    </w:p>
-    <w:p>
-      <w:pPr>
-        <w:pStyle w:val="Heading1"/>
-        <w:pageBreakBefore/>
-        <w:pBdr>
-          <w:bottom w:val="single" w:color="1FA6A2" w:sz="14" w:space="6"/>
-        </w:pBdr>
-        <w:spacing w:after="140" w:before="0"/>
-      </w:pPr>
-      <w:r>
-        <w:rPr>
-          <w:b/>
-          <w:bCs/>
-          <w:color w:val="12355B"/>
-          <w:sz w:val="30"/>
-          <w:szCs w:val="30"/>
-        </w:rPr>
-        <w:t xml:space="preserve">Answer Key &amp; Teacher Guide</w:t>
-      </w:r>
-    </w:p>
-    <w:p>
-      <w:pPr>
-        <w:spacing w:after="100"/>
-      </w:pPr>
-      <w:r>
-        <w:rPr>
-          <w:i/>
-          <w:iCs/>
-          <w:color w:val="5F6F80"/>
-          <w:sz w:val="19"/>
-          <w:szCs w:val="19"/>
-        </w:rPr>
-        <w:t xml:space="preserve">Teacher reference — remove or fold back before distributing to students.</w:t>
-      </w:r>
-    </w:p>
-    <w:p>
-      <w:pPr>
-        <w:pStyle w:val="Heading2"/>
-        <w:spacing w:after="80" w:before="180"/>
-      </w:pPr>
-      <w:r>
-        <w:rPr>
-          <w:b/>
-          <w:bCs/>
-          <w:color w:val="12355B"/>
-          <w:sz w:val="24"/>
-          <w:szCs w:val="24"/>
-        </w:rPr>
-        <w:t xml:space="preserve">Guided Notes (Fill-in)</w:t>
-      </w:r>
-    </w:p>
-    <w:p>
-      <w:pPr>
-        <w:spacing w:after="80"/>
-      </w:pPr>
-      <w:r>
-        <w:rPr>
-          <w:b/>
-          <w:bCs/>
-          <w:sz w:val="21"/>
-          <w:szCs w:val="21"/>
-        </w:rPr>
-        <w:t xml:space="preserve">Notes 1:  </w:t>
-      </w:r>
-      <w:r>
-        <w:rPr>
-          <w:sz w:val="21"/>
-          <w:szCs w:val="21"/>
-        </w:rPr>
-        <w:t xml:space="preserve">Dividend</w:t>
-      </w:r>
-    </w:p>
-    <w:p>
-      <w:pPr>
-        <w:spacing w:after="80"/>
-      </w:pPr>
-      <w:r>
-        <w:rPr>
-          <w:b/>
-          <w:bCs/>
-          <w:sz w:val="21"/>
-          <w:szCs w:val="21"/>
-        </w:rPr>
-        <w:t xml:space="preserve">Notes 2:  </w:t>
-      </w:r>
-      <w:r>
-        <w:rPr>
-          <w:sz w:val="21"/>
-          <w:szCs w:val="21"/>
-        </w:rPr>
-        <w:t xml:space="preserve">Divisor</w:t>
-      </w:r>
-    </w:p>
-    <w:p>
-      <w:pPr>
-        <w:spacing w:after="80"/>
-      </w:pPr>
-      <w:r>
-        <w:rPr>
-          <w:b/>
-          <w:bCs/>
-          <w:sz w:val="21"/>
-          <w:szCs w:val="21"/>
-        </w:rPr>
-        <w:t xml:space="preserve">Notes 3:  </w:t>
-      </w:r>
-      <w:r>
-        <w:rPr>
-          <w:sz w:val="21"/>
-          <w:szCs w:val="21"/>
-        </w:rPr>
-        <w:t xml:space="preserve">Quotient</w:t>
-      </w:r>
-    </w:p>
-    <w:p>
-      <w:pPr>
-        <w:spacing w:after="80"/>
-      </w:pPr>
-      <w:r>
-        <w:rPr>
-          <w:b/>
-          <w:bCs/>
-          <w:sz w:val="21"/>
-          <w:szCs w:val="21"/>
-        </w:rPr>
-        <w:t xml:space="preserve">Notes 4:  </w:t>
-      </w:r>
-      <w:r>
-        <w:rPr>
-          <w:sz w:val="21"/>
-          <w:szCs w:val="21"/>
-        </w:rPr>
-        <w:t xml:space="preserve">Decimal division</w:t>
-      </w:r>
-    </w:p>
-    <w:p>
-      <w:pPr>
-        <w:spacing w:after="80"/>
-      </w:pPr>
-      <w:r>
-        <w:rPr>
-          <w:b/>
-          <w:bCs/>
-          <w:sz w:val="21"/>
-          <w:szCs w:val="21"/>
-        </w:rPr>
-        <w:t xml:space="preserve">Notes 5:  </w:t>
-      </w:r>
-      <w:r>
-        <w:rPr>
-          <w:sz w:val="21"/>
-          <w:szCs w:val="21"/>
-        </w:rPr>
-        <w:t xml:space="preserve">Equivalent division</w:t>
-      </w:r>
-    </w:p>
-    <w:p>
-      <w:pPr>
-        <w:pStyle w:val="Heading2"/>
-        <w:spacing w:after="80" w:before="180"/>
-      </w:pPr>
-      <w:r>
-        <w:rPr>
-          <w:b/>
-          <w:bCs/>
-          <w:color w:val="12355B"/>
-          <w:sz w:val="24"/>
-          <w:szCs w:val="24"/>
-        </w:rPr>
-        <w:t xml:space="preserve">Worked Notes (I Do / We Do)</w:t>
-      </w:r>
-    </w:p>
-    <w:p>
-      <w:pPr>
-        <w:spacing w:after="80"/>
-      </w:pPr>
-      <w:r>
-        <w:rPr>
-          <w:b/>
-          <w:bCs/>
-          <w:sz w:val="21"/>
-          <w:szCs w:val="21"/>
-        </w:rPr>
-        <w:t xml:space="preserve">I Do:  </w:t>
-      </w:r>
-      <w:r>
-        <w:rPr>
-          <w:sz w:val="21"/>
-          <w:szCs w:val="21"/>
-        </w:rPr>
-        <w:t xml:space="preserve">A. 12</w:t>
-      </w:r>
-    </w:p>
-    <w:p>
-      <w:pPr>
-        <w:spacing w:after="80"/>
-      </w:pPr>
-      <w:r>
-        <w:rPr>
-          <w:b/>
-          <w:bCs/>
-          <w:sz w:val="21"/>
-          <w:szCs w:val="21"/>
-        </w:rPr>
-        <w:t xml:space="preserve">We Do:  </w:t>
-      </w:r>
-      <w:r>
-        <w:rPr>
-          <w:sz w:val="21"/>
-          <w:szCs w:val="21"/>
-        </w:rPr>
-        <w:t xml:space="preserve">A. 6.3</w:t>
-      </w:r>
-    </w:p>
-    <w:p>
-      <w:pPr>
-        <w:pStyle w:val="Heading2"/>
-        <w:spacing w:after="80" w:before="180"/>
-      </w:pPr>
-      <w:r>
-        <w:rPr>
-          <w:b/>
-          <w:bCs/>
-          <w:color w:val="12355B"/>
-          <w:sz w:val="24"/>
-          <w:szCs w:val="24"/>
-        </w:rPr>
-        <w:t xml:space="preserve">Independent Practice</w:t>
-      </w:r>
-    </w:p>
-    <w:p>
-      <w:pPr>
-        <w:spacing w:after="80"/>
-      </w:pPr>
-      <w:r>
-        <w:rPr>
-          <w:b/>
-          <w:bCs/>
-          <w:sz w:val="21"/>
-          <w:szCs w:val="21"/>
-        </w:rPr>
-        <w:t xml:space="preserve">1.  </w:t>
-      </w:r>
-      <w:r>
-        <w:rPr>
-          <w:sz w:val="21"/>
-          <w:szCs w:val="21"/>
-        </w:rPr>
-        <w:t xml:space="preserve">A)  12</w:t>
-      </w:r>
-      <w:r>
-        <w:rPr>
-          <w:i/>
-          <w:iCs/>
-          <w:color w:val="5F6F80"/>
-          <w:sz w:val="19"/>
-          <w:szCs w:val="19"/>
-        </w:rPr>
-        <w:t xml:space="preserve">  — 8.4 ÷ 0.7 = 84 ÷ 7 = 12.</w:t>
-      </w:r>
-    </w:p>
-    <w:p>
-      <w:pPr>
-        <w:spacing w:after="80"/>
-      </w:pPr>
-      <w:r>
-        <w:rPr>
-          <w:b/>
-          <w:bCs/>
-          <w:sz w:val="21"/>
-          <w:szCs w:val="21"/>
-        </w:rPr>
-        <w:t xml:space="preserve">2.  </w:t>
-      </w:r>
-      <w:r>
-        <w:rPr>
-          <w:sz w:val="21"/>
-          <w:szCs w:val="21"/>
-        </w:rPr>
-        <w:t xml:space="preserve">A)  12</w:t>
-      </w:r>
-      <w:r>
-        <w:rPr>
-          <w:i/>
-          <w:iCs/>
-          <w:color w:val="5F6F80"/>
-          <w:sz w:val="19"/>
-          <w:szCs w:val="19"/>
-        </w:rPr>
-        <w:t xml:space="preserve">  — Multiply both by 10: 156 ÷ 13 = 12.</w:t>
-      </w:r>
-    </w:p>
-    <w:p>
-      <w:pPr>
-        <w:spacing w:after="80"/>
-      </w:pPr>
-      <w:r>
-        <w:rPr>
-          <w:b/>
-          <w:bCs/>
-          <w:sz w:val="21"/>
-          <w:szCs w:val="21"/>
-        </w:rPr>
-        <w:t xml:space="preserve">3.  </w:t>
-      </w:r>
-      <w:r>
-        <w:rPr>
-          <w:sz w:val="21"/>
-          <w:szCs w:val="21"/>
-        </w:rPr>
-        <w:t xml:space="preserve">A)  7 pieces</w:t>
-      </w:r>
-      <w:r>
-        <w:rPr>
-          <w:i/>
-          <w:iCs/>
-          <w:color w:val="5F6F80"/>
-          <w:sz w:val="19"/>
-          <w:szCs w:val="19"/>
-        </w:rPr>
-        <w:t xml:space="preserve">  — 16.8 ÷ 2.4: multiply both by 10 → 168 ÷ 24 = 7 pieces.</w:t>
-      </w:r>
-    </w:p>
-    <w:p>
-      <w:pPr>
-        <w:spacing w:after="80"/>
-      </w:pPr>
-      <w:r>
-        <w:rPr>
-          <w:b/>
-          <w:bCs/>
-          <w:sz w:val="21"/>
-          <w:szCs w:val="21"/>
-        </w:rPr>
-        <w:t xml:space="preserve">4.  </w:t>
-      </w:r>
-      <w:r>
-        <w:rPr>
-          <w:sz w:val="21"/>
-          <w:szCs w:val="21"/>
-        </w:rPr>
-        <w:t xml:space="preserve">A)  8</w:t>
-      </w:r>
-      <w:r>
-        <w:rPr>
-          <w:i/>
-          <w:iCs/>
-          <w:color w:val="5F6F80"/>
-          <w:sz w:val="19"/>
-          <w:szCs w:val="19"/>
-        </w:rPr>
-        <w:t xml:space="preserve">  — Multiply both by 10: 48 ÷ 6 = 8.</w:t>
-      </w:r>
-    </w:p>
-    <w:p>
-      <w:pPr>
-        <w:pStyle w:val="Heading2"/>
-        <w:spacing w:after="80" w:before="180"/>
-      </w:pPr>
-      <w:r>
-        <w:rPr>
-          <w:b/>
-          <w:bCs/>
-          <w:color w:val="12355B"/>
-          <w:sz w:val="24"/>
-          <w:szCs w:val="24"/>
-        </w:rPr>
-        <w:t xml:space="preserve">Exit Ticket</w:t>
-      </w:r>
-    </w:p>
-    <w:p>
-      <w:pPr>
-        <w:spacing w:after="80"/>
-      </w:pPr>
-      <w:r>
-        <w:rPr>
-          <w:sz w:val="21"/>
-          <w:szCs w:val="21"/>
-        </w:rPr>
-        <w:t xml:space="preserve">A)  24</w:t>
-      </w:r>
-      <w:r>
-        <w:rPr>
-          <w:i/>
-          <w:iCs/>
-          <w:color w:val="5F6F80"/>
-          <w:sz w:val="19"/>
-          <w:szCs w:val="19"/>
-        </w:rPr>
-        <w:t xml:space="preserve">  — Multiply both by 10: 192 ÷ 8 = 24.</w:t>
       </w:r>
     </w:p>
     <w:sectPr>

--- a/lessons/1-7/downloads/1-7-notes.docx
+++ b/lessons/1-7/downloads/1-7-notes.docx
@@ -14,7 +14,7 @@
           <w:sz w:val="18"/>
           <w:szCs w:val="18"/>
         </w:rPr>
-        <w:t xml:space="preserve">UNIT 1  ·  LESSON 7      STANDARD 6.NS.3</w:t>
+        <w:t xml:space="preserve">UNIT 1  ·  LESSON 7      STANDARD 6.NOS.3</w:t>
       </w:r>
     </w:p>
     <w:p>
@@ -2148,7 +2148,7 @@
           <w:sz w:val="21"/>
           <w:szCs w:val="21"/>
         </w:rPr>
-        <w:t xml:space="preserve">A ribbon is 16.8 feet long and you cut pieces that are each 2.4 feet. How does decimal division tell you how many pieces you can cut?</w:t>
+        <w:t xml:space="preserve">The station has 22.5 meters of oxygen tubing, cut into hoses that are each 1.5 meters long. How does decimal division tell you how many hoses you can make?</w:t>
       </w:r>
     </w:p>
     <w:p>
@@ -2161,7 +2161,7 @@
           <w:sz w:val="21"/>
           <w:szCs w:val="21"/>
         </w:rPr>
-        <w:t xml:space="preserve">Start with:  I can cut ___ pieces because I divided 16.8 by ___.</w:t>
+        <w:t xml:space="preserve">Start with:  I can make ___ hoses because I divided 22.5 by ___.</w:t>
       </w:r>
       <w:r>
         <w:rPr>
@@ -2172,7 +2172,7 @@
           <w:szCs w:val="19"/>
         </w:rPr>
         <w:br/>
-        <w:t xml:space="preserve">Puedo cortar ___ piezas porque dividí 16.8 entre ___.</w:t>
+        <w:t xml:space="preserve">Puedo hacer ___ mangueras porque dividí 22.5 entre ___.</w:t>
       </w:r>
     </w:p>
     <w:p>
@@ -2419,6 +2419,32 @@
           <w:szCs w:val="19"/>
         </w:rPr>
         <w:t xml:space="preserve">Solve each problem. Show your thinking in the work box.</w:t>
+      </w:r>
+    </w:p>
+    <w:p>
+      <w:pPr>
+        <w:pStyle w:val="Heading2"/>
+        <w:spacing w:after="80" w:before="180"/>
+      </w:pPr>
+      <w:r>
+        <w:rPr>
+          <w:b/>
+          <w:bCs/>
+          <w:color w:val="12355B"/>
+          <w:sz w:val="24"/>
+          <w:szCs w:val="24"/>
+        </w:rPr>
+        <w:t xml:space="preserve">Level 1 Support</w:t>
+      </w:r>
+      <w:r>
+        <w:rPr>
+          <w:i/>
+          <w:iCs/>
+          <w:color w:val="1FA6A2"/>
+          <w:sz w:val="19"/>
+          <w:szCs w:val="19"/>
+        </w:rPr>
+        <w:t xml:space="preserve">   extra scaffolding</w:t>
       </w:r>
     </w:p>
     <w:p>
@@ -2683,6 +2709,32 @@
     </w:tbl>
     <w:p>
       <w:pPr>
+        <w:pStyle w:val="Heading2"/>
+        <w:spacing w:after="80" w:before="180"/>
+      </w:pPr>
+      <w:r>
+        <w:rPr>
+          <w:b/>
+          <w:bCs/>
+          <w:color w:val="12355B"/>
+          <w:sz w:val="24"/>
+          <w:szCs w:val="24"/>
+        </w:rPr>
+        <w:t xml:space="preserve">On Level</w:t>
+      </w:r>
+      <w:r>
+        <w:rPr>
+          <w:i/>
+          <w:iCs/>
+          <w:color w:val="12355B"/>
+          <w:sz w:val="19"/>
+          <w:szCs w:val="19"/>
+        </w:rPr>
+        <w:t xml:space="preserve">   grade-level practice</w:t>
+      </w:r>
+    </w:p>
+    <w:p>
+      <w:pPr>
         <w:keepNext/>
         <w:spacing w:after="60" w:before="160"/>
       </w:pPr>
@@ -2703,7 +2755,7 @@
           <w:sz w:val="21"/>
           <w:szCs w:val="21"/>
         </w:rPr>
-        <w:t xml:space="preserve">A ribbon is 16.8 feet long. You cut it into pieces that are each 2.4 feet long. How many pieces do you get?</w:t>
+        <w:t xml:space="preserve">A water tank holds 19.2 liters. It is poured into bottles that each hold 1.6 liters. How many bottles can be filled?</w:t>
       </w:r>
     </w:p>
     <w:p>
@@ -2716,7 +2768,7 @@
           <w:sz w:val="20"/>
           <w:szCs w:val="20"/>
         </w:rPr>
-        <w:t xml:space="preserve">A)  7 pieces</w:t>
+        <w:t xml:space="preserve">A)  12 bottles</w:t>
       </w:r>
     </w:p>
     <w:p>
@@ -2729,7 +2781,7 @@
           <w:sz w:val="20"/>
           <w:szCs w:val="20"/>
         </w:rPr>
-        <w:t xml:space="preserve">B)  8 pieces</w:t>
+        <w:t xml:space="preserve">B)  11 bottles</w:t>
       </w:r>
     </w:p>
     <w:p>
@@ -2742,7 +2794,7 @@
           <w:sz w:val="20"/>
           <w:szCs w:val="20"/>
         </w:rPr>
-        <w:t xml:space="preserve">C)  6 pieces</w:t>
+        <w:t xml:space="preserve">C)  13 bottles</w:t>
       </w:r>
     </w:p>
     <w:p>
@@ -2755,137 +2807,7 @@
           <w:sz w:val="20"/>
           <w:szCs w:val="20"/>
         </w:rPr>
-        <w:t xml:space="preserve">D)  14.4 pieces</w:t>
-      </w:r>
-    </w:p>
-    <w:p>
-      <w:pPr>
-        <w:spacing w:after="20"/>
-      </w:pPr>
-      <w:r>
-        <w:t xml:space="preserve"/>
-      </w:r>
-    </w:p>
-    <w:tbl>
-      <w:tblPr>
-        <w:tblW w:type="pct" w:w="100%"/>
-        <w:tblBorders>
-          <w:top w:val="single" w:color="C7D2DD" w:sz="6"/>
-          <w:left w:val="single" w:color="C7D2DD" w:sz="6"/>
-          <w:bottom w:val="single" w:color="C7D2DD" w:sz="6"/>
-          <w:right w:val="single" w:color="C7D2DD" w:sz="6"/>
-          <w:insideH w:val="single" w:color="auto" w:sz="4"/>
-          <w:insideV w:val="single" w:color="auto" w:sz="4"/>
-        </w:tblBorders>
-      </w:tblPr>
-      <w:tblGrid>
-        <w:gridCol w:w="100"/>
-      </w:tblGrid>
-      <w:tr>
-        <w:tc>
-          <w:tcPr>
-            <w:shd w:fill="FBF3E2" w:color="auto" w:val="clear"/>
-            <w:tcMar>
-              <w:top w:type="dxa" w:w="60"/>
-              <w:left w:type="dxa" w:w="120"/>
-              <w:bottom w:type="dxa" w:w="60"/>
-              <w:right w:type="dxa" w:w="120"/>
-            </w:tcMar>
-          </w:tcPr>
-          <w:p>
-            <w:pPr>
-              <w:spacing w:after="0" w:line="320"/>
-            </w:pPr>
-            <w:r>
-              <w:t xml:space="preserve"/>
-            </w:r>
-          </w:p>
-          <w:p>
-            <w:pPr>
-              <w:spacing w:after="0" w:line="320"/>
-            </w:pPr>
-            <w:r>
-              <w:t xml:space="preserve"/>
-            </w:r>
-          </w:p>
-        </w:tc>
-      </w:tr>
-    </w:tbl>
-    <w:p>
-      <w:pPr>
-        <w:keepNext/>
-        <w:spacing w:after="60" w:before="160"/>
-      </w:pPr>
-      <w:r>
-        <w:rPr>
-          <w:b/>
-          <w:bCs/>
-          <w:color w:val="12355B"/>
-          <w:sz w:val="22"/>
-          <w:szCs w:val="22"/>
-        </w:rPr>
-        <w:t xml:space="preserve">4.  </w:t>
-      </w:r>
-      <w:r>
-        <w:rPr>
-          <w:b/>
-          <w:bCs/>
-          <w:sz w:val="21"/>
-          <w:szCs w:val="21"/>
-        </w:rPr>
-        <w:t xml:space="preserve">What is 4.8 ÷ 0.6?</w:t>
-      </w:r>
-    </w:p>
-    <w:p>
-      <w:pPr>
-        <w:spacing w:after="40"/>
-        <w:ind w:left="420"/>
-      </w:pPr>
-      <w:r>
-        <w:rPr>
-          <w:sz w:val="20"/>
-          <w:szCs w:val="20"/>
-        </w:rPr>
-        <w:t xml:space="preserve">A)  8</w:t>
-      </w:r>
-    </w:p>
-    <w:p>
-      <w:pPr>
-        <w:spacing w:after="40"/>
-        <w:ind w:left="420"/>
-      </w:pPr>
-      <w:r>
-        <w:rPr>
-          <w:sz w:val="20"/>
-          <w:szCs w:val="20"/>
-        </w:rPr>
-        <w:t xml:space="preserve">B)  0.8</w:t>
-      </w:r>
-    </w:p>
-    <w:p>
-      <w:pPr>
-        <w:spacing w:after="40"/>
-        <w:ind w:left="420"/>
-      </w:pPr>
-      <w:r>
-        <w:rPr>
-          <w:sz w:val="20"/>
-          <w:szCs w:val="20"/>
-        </w:rPr>
-        <w:t xml:space="preserve">C)  80</w:t>
-      </w:r>
-    </w:p>
-    <w:p>
-      <w:pPr>
-        <w:spacing w:after="40"/>
-        <w:ind w:left="420"/>
-      </w:pPr>
-      <w:r>
-        <w:rPr>
-          <w:sz w:val="20"/>
-          <w:szCs w:val="20"/>
-        </w:rPr>
-        <w:t xml:space="preserve">D)  4.2</w:t>
+        <w:t xml:space="preserve">D)  1.2 bottles</w:t>
       </w:r>
     </w:p>
     <w:p>

--- a/lessons/1-7/downloads/1-7-notes.docx
+++ b/lessons/1-7/downloads/1-7-notes.docx
@@ -1228,6 +1228,1302 @@
           <w:szCs w:val="22"/>
         </w:rPr>
         <w:t xml:space="preserve">Multiplying both the dividend and divisor by the same power of 10 creates an ___ that is easier to solve.</w:t>
+      </w:r>
+    </w:p>
+    <w:p>
+      <w:pPr>
+        <w:pStyle w:val="Heading1"/>
+        <w:pageBreakBefore/>
+        <w:pBdr>
+          <w:bottom w:val="single" w:color="1FA6A2" w:sz="14" w:space="6"/>
+        </w:pBdr>
+        <w:spacing w:after="140" w:before="0"/>
+      </w:pPr>
+      <w:r>
+        <w:rPr>
+          <w:b/>
+          <w:bCs/>
+          <w:color w:val="12355B"/>
+          <w:sz w:val="30"/>
+          <w:szCs w:val="30"/>
+        </w:rPr>
+        <w:t xml:space="preserve">Write About the Math</w:t>
+      </w:r>
+    </w:p>
+    <w:p>
+      <w:pPr>
+        <w:spacing w:after="100"/>
+      </w:pPr>
+      <w:r>
+        <w:rPr>
+          <w:i/>
+          <w:iCs/>
+          <w:color w:val="5F6F80"/>
+          <w:sz w:val="19"/>
+          <w:szCs w:val="19"/>
+        </w:rPr>
+        <w:t xml:space="preserve">Use the support level you need. Every level answers the same math question.</w:t>
+      </w:r>
+    </w:p>
+    <w:p>
+      <w:pPr>
+        <w:pStyle w:val="Heading2"/>
+        <w:spacing w:after="80" w:before="180"/>
+      </w:pPr>
+      <w:r>
+        <w:rPr>
+          <w:b/>
+          <w:bCs/>
+          <w:color w:val="12355B"/>
+          <w:sz w:val="24"/>
+          <w:szCs w:val="24"/>
+        </w:rPr>
+        <w:t xml:space="preserve">1. Understand the Question</w:t>
+      </w:r>
+      <w:r>
+        <w:rPr>
+          <w:i/>
+          <w:iCs/>
+          <w:color w:val="B97A12"/>
+          <w:sz w:val="19"/>
+          <w:szCs w:val="19"/>
+        </w:rPr>
+        <w:t xml:space="preserve">   explain</w:t>
+      </w:r>
+    </w:p>
+    <w:tbl>
+      <w:tblPr>
+        <w:tblW w:type="pct" w:w="100%"/>
+        <w:tblBorders>
+          <w:top w:val="single" w:color="1FA6A2" w:sz="8"/>
+          <w:left w:val="single" w:color="1FA6A2" w:sz="8"/>
+          <w:bottom w:val="single" w:color="1FA6A2" w:sz="8"/>
+          <w:right w:val="single" w:color="1FA6A2" w:sz="8"/>
+          <w:insideH w:val="single" w:color="auto" w:sz="4"/>
+          <w:insideV w:val="single" w:color="auto" w:sz="4"/>
+        </w:tblBorders>
+      </w:tblPr>
+      <w:tblGrid>
+        <w:gridCol w:w="100"/>
+      </w:tblGrid>
+      <w:tr>
+        <w:tc>
+          <w:tcPr>
+            <w:shd w:fill="E6F4F3" w:color="auto" w:val="clear"/>
+            <w:tcMar>
+              <w:top w:type="dxa" w:w="120"/>
+              <w:left w:type="dxa" w:w="180"/>
+              <w:bottom w:type="dxa" w:w="120"/>
+              <w:right w:type="dxa" w:w="180"/>
+            </w:tcMar>
+          </w:tcPr>
+          <w:p>
+            <w:pPr>
+              <w:spacing w:after="60"/>
+            </w:pPr>
+            <w:r>
+              <w:rPr>
+                <w:color w:val="1A2733"/>
+                <w:sz w:val="21"/>
+                <w:szCs w:val="21"/>
+              </w:rPr>
+              <w:t xml:space="preserve">When you divided 18.9 by 6.3, how did you use equivalent division to make the divisor a whole number?</w:t>
+            </w:r>
+          </w:p>
+          <w:p>
+            <w:pPr>
+              <w:spacing w:after="0"/>
+            </w:pPr>
+            <w:r>
+              <w:rPr>
+                <w:b/>
+                <w:bCs/>
+                <w:color w:val="12355B"/>
+                <w:sz w:val="20"/>
+                <w:szCs w:val="20"/>
+              </w:rPr>
+              <w:t xml:space="preserve">Your job:  </w:t>
+            </w:r>
+            <w:r>
+              <w:rPr>
+                <w:sz w:val="20"/>
+                <w:szCs w:val="20"/>
+              </w:rPr>
+              <w:t xml:space="preserve">Answer the question. Use math evidence. Explain how the evidence proves your answer.</w:t>
+            </w:r>
+            <w:r>
+              <w:rPr>
+                <w:i/>
+                <w:iCs/>
+                <w:color w:val="5F6F80"/>
+                <w:sz w:val="18"/>
+                <w:szCs w:val="18"/>
+              </w:rPr>
+              <w:br/>
+              <w:t xml:space="preserve">Responde la pregunta. Usa evidencia matemática. Explica cómo la evidencia demuestra tu respuesta.</w:t>
+            </w:r>
+          </w:p>
+        </w:tc>
+      </w:tr>
+    </w:tbl>
+    <w:p>
+      <w:pPr>
+        <w:pStyle w:val="Heading2"/>
+        <w:spacing w:after="80" w:before="180"/>
+      </w:pPr>
+      <w:r>
+        <w:rPr>
+          <w:b/>
+          <w:bCs/>
+          <w:color w:val="12355B"/>
+          <w:sz w:val="24"/>
+          <w:szCs w:val="24"/>
+        </w:rPr>
+        <w:t xml:space="preserve">2. Plan Your Math Words</w:t>
+      </w:r>
+      <w:r>
+        <w:rPr>
+          <w:i/>
+          <w:iCs/>
+          <w:color w:val="1FA6A2"/>
+          <w:sz w:val="19"/>
+          <w:szCs w:val="19"/>
+        </w:rPr>
+        <w:t xml:space="preserve">   check at least two</w:t>
+      </w:r>
+    </w:p>
+    <w:p>
+      <w:pPr>
+        <w:spacing w:after="60"/>
+      </w:pPr>
+      <w:r>
+        <w:rPr>
+          <w:b/>
+          <w:bCs/>
+          <w:color w:val="1FA6A2"/>
+          <w:sz w:val="22"/>
+          <w:szCs w:val="22"/>
+        </w:rPr>
+        <w:t xml:space="preserve">☐  </w:t>
+      </w:r>
+      <w:r>
+        <w:rPr>
+          <w:b/>
+          <w:bCs/>
+          <w:color w:val="12355B"/>
+          <w:sz w:val="20"/>
+          <w:szCs w:val="20"/>
+        </w:rPr>
+        <w:t xml:space="preserve">Dividend — </w:t>
+      </w:r>
+      <w:r>
+        <w:rPr>
+          <w:sz w:val="20"/>
+          <w:szCs w:val="20"/>
+        </w:rPr>
+        <w:t xml:space="preserve">The number you are splitting up in a division problem.</w:t>
+      </w:r>
+      <w:r>
+        <w:rPr>
+          <w:i/>
+          <w:iCs/>
+          <w:color w:val="5F6F80"/>
+          <w:sz w:val="18"/>
+          <w:szCs w:val="18"/>
+        </w:rPr>
+        <w:br/>
+        <w:t xml:space="preserve">Dividendo — El número que estás repartiendo en una división.</w:t>
+      </w:r>
+    </w:p>
+    <w:p>
+      <w:pPr>
+        <w:spacing w:after="60"/>
+      </w:pPr>
+      <w:r>
+        <w:rPr>
+          <w:b/>
+          <w:bCs/>
+          <w:color w:val="1FA6A2"/>
+          <w:sz w:val="22"/>
+          <w:szCs w:val="22"/>
+        </w:rPr>
+        <w:t xml:space="preserve">☐  </w:t>
+      </w:r>
+      <w:r>
+        <w:rPr>
+          <w:b/>
+          <w:bCs/>
+          <w:color w:val="12355B"/>
+          <w:sz w:val="20"/>
+          <w:szCs w:val="20"/>
+        </w:rPr>
+        <w:t xml:space="preserve">Divisor — </w:t>
+      </w:r>
+      <w:r>
+        <w:rPr>
+          <w:sz w:val="20"/>
+          <w:szCs w:val="20"/>
+        </w:rPr>
+        <w:t xml:space="preserve">The number you split by in a division problem.</w:t>
+      </w:r>
+      <w:r>
+        <w:rPr>
+          <w:i/>
+          <w:iCs/>
+          <w:color w:val="5F6F80"/>
+          <w:sz w:val="18"/>
+          <w:szCs w:val="18"/>
+        </w:rPr>
+        <w:br/>
+        <w:t xml:space="preserve">Divisor — El número entre el que divides en una división.</w:t>
+      </w:r>
+    </w:p>
+    <w:p>
+      <w:pPr>
+        <w:spacing w:after="60"/>
+      </w:pPr>
+      <w:r>
+        <w:rPr>
+          <w:b/>
+          <w:bCs/>
+          <w:color w:val="1FA6A2"/>
+          <w:sz w:val="22"/>
+          <w:szCs w:val="22"/>
+        </w:rPr>
+        <w:t xml:space="preserve">☐  </w:t>
+      </w:r>
+      <w:r>
+        <w:rPr>
+          <w:b/>
+          <w:bCs/>
+          <w:color w:val="12355B"/>
+          <w:sz w:val="20"/>
+          <w:szCs w:val="20"/>
+        </w:rPr>
+        <w:t xml:space="preserve">Quotient — </w:t>
+      </w:r>
+      <w:r>
+        <w:rPr>
+          <w:sz w:val="20"/>
+          <w:szCs w:val="20"/>
+        </w:rPr>
+        <w:t xml:space="preserve">The answer when you divide.</w:t>
+      </w:r>
+      <w:r>
+        <w:rPr>
+          <w:i/>
+          <w:iCs/>
+          <w:color w:val="5F6F80"/>
+          <w:sz w:val="18"/>
+          <w:szCs w:val="18"/>
+        </w:rPr>
+        <w:br/>
+        <w:t xml:space="preserve">Cociente — La respuesta cuando divides.</w:t>
+      </w:r>
+    </w:p>
+    <w:p>
+      <w:pPr>
+        <w:spacing w:after="60"/>
+      </w:pPr>
+      <w:r>
+        <w:rPr>
+          <w:b/>
+          <w:bCs/>
+          <w:color w:val="1FA6A2"/>
+          <w:sz w:val="22"/>
+          <w:szCs w:val="22"/>
+        </w:rPr>
+        <w:t xml:space="preserve">☐  </w:t>
+      </w:r>
+      <w:r>
+        <w:rPr>
+          <w:b/>
+          <w:bCs/>
+          <w:color w:val="12355B"/>
+          <w:sz w:val="20"/>
+          <w:szCs w:val="20"/>
+        </w:rPr>
+        <w:t xml:space="preserve">Decimal division — </w:t>
+      </w:r>
+      <w:r>
+        <w:rPr>
+          <w:sz w:val="20"/>
+          <w:szCs w:val="20"/>
+        </w:rPr>
+        <w:t xml:space="preserve">Dividing with decimals. First make the number you divide by a whole number.</w:t>
+      </w:r>
+      <w:r>
+        <w:rPr>
+          <w:i/>
+          <w:iCs/>
+          <w:color w:val="5F6F80"/>
+          <w:sz w:val="18"/>
+          <w:szCs w:val="18"/>
+        </w:rPr>
+        <w:br/>
+        <w:t xml:space="preserve">División decimal — Dividir con decimales. Primero haz entero el número entre el que divides.</w:t>
+      </w:r>
+    </w:p>
+    <w:p>
+      <w:pPr>
+        <w:spacing w:after="60"/>
+      </w:pPr>
+      <w:r>
+        <w:rPr>
+          <w:b/>
+          <w:bCs/>
+          <w:color w:val="1FA6A2"/>
+          <w:sz w:val="22"/>
+          <w:szCs w:val="22"/>
+        </w:rPr>
+        <w:t xml:space="preserve">☐  </w:t>
+      </w:r>
+      <w:r>
+        <w:rPr>
+          <w:b/>
+          <w:bCs/>
+          <w:color w:val="12355B"/>
+          <w:sz w:val="20"/>
+          <w:szCs w:val="20"/>
+        </w:rPr>
+        <w:t xml:space="preserve">Equivalent division — </w:t>
+      </w:r>
+      <w:r>
+        <w:rPr>
+          <w:sz w:val="20"/>
+          <w:szCs w:val="20"/>
+        </w:rPr>
+        <w:t xml:space="preserve">Multiplying both numbers by 10 or 100 gives the same answer.</w:t>
+      </w:r>
+      <w:r>
+        <w:rPr>
+          <w:i/>
+          <w:iCs/>
+          <w:color w:val="5F6F80"/>
+          <w:sz w:val="18"/>
+          <w:szCs w:val="18"/>
+        </w:rPr>
+        <w:br/>
+        <w:t xml:space="preserve">División equivalente — Multiplicar ambos números por 10 o 100 da la misma respuesta.</w:t>
+      </w:r>
+    </w:p>
+    <w:tbl>
+      <w:tblPr>
+        <w:tblW w:type="pct" w:w="100%"/>
+        <w:tblBorders>
+          <w:top w:val="single" w:color="1FA6A2" w:sz="8"/>
+          <w:left w:val="single" w:color="1FA6A2" w:sz="8"/>
+          <w:bottom w:val="single" w:color="1FA6A2" w:sz="8"/>
+          <w:right w:val="single" w:color="1FA6A2" w:sz="8"/>
+          <w:insideH w:val="single" w:color="auto" w:sz="4"/>
+          <w:insideV w:val="single" w:color="auto" w:sz="4"/>
+        </w:tblBorders>
+      </w:tblPr>
+      <w:tblGrid>
+        <w:gridCol w:w="100"/>
+      </w:tblGrid>
+      <w:tr>
+        <w:tc>
+          <w:tcPr>
+            <w:shd w:fill="F7FFFD" w:color="auto" w:val="clear"/>
+            <w:tcMar>
+              <w:top w:type="dxa" w:w="120"/>
+              <w:left w:type="dxa" w:w="180"/>
+              <w:bottom w:type="dxa" w:w="120"/>
+              <w:right w:type="dxa" w:w="180"/>
+            </w:tcMar>
+          </w:tcPr>
+          <w:p>
+            <w:pPr>
+              <w:spacing w:after="50"/>
+            </w:pPr>
+            <w:r>
+              <w:rPr>
+                <w:b/>
+                <w:bCs/>
+                <w:color w:val="1FA6A2"/>
+                <w:sz w:val="20"/>
+                <w:szCs w:val="20"/>
+              </w:rPr>
+              <w:t xml:space="preserve">Say it first:  </w:t>
+            </w:r>
+            <w:r>
+              <w:rPr>
+                <w:sz w:val="20"/>
+                <w:szCs w:val="20"/>
+              </w:rPr>
+              <w:t xml:space="preserve">Say your idea to a partner or quietly to yourself before you write.</w:t>
+            </w:r>
+          </w:p>
+          <w:p>
+            <w:pPr>
+              <w:spacing w:after="60"/>
+            </w:pPr>
+            <w:r>
+              <w:rPr>
+                <w:color w:val="1A2733"/>
+                <w:sz w:val="21"/>
+                <w:szCs w:val="21"/>
+              </w:rPr>
+              <w:t xml:space="preserve">I moved both decimal points ___ place, changing it to ___ ÷ ___.</w:t>
+            </w:r>
+            <w:r>
+              <w:rPr>
+                <w:i/>
+                <w:iCs/>
+                <w:color w:val="5F6F80"/>
+                <w:sz w:val="19"/>
+                <w:szCs w:val="19"/>
+              </w:rPr>
+              <w:br/>
+              <w:t xml:space="preserve">Moví ambos puntos decimales ___ lugar, cambiándolo a ___ ÷ ___.</w:t>
+            </w:r>
+          </w:p>
+        </w:tc>
+      </w:tr>
+    </w:tbl>
+    <w:p>
+      <w:pPr>
+        <w:pStyle w:val="Heading2"/>
+        <w:spacing w:after="80" w:before="180"/>
+      </w:pPr>
+      <w:r>
+        <w:rPr>
+          <w:b/>
+          <w:bCs/>
+          <w:color w:val="12355B"/>
+          <w:sz w:val="24"/>
+          <w:szCs w:val="24"/>
+        </w:rPr>
+        <w:t xml:space="preserve">3. Build Your Explanation</w:t>
+      </w:r>
+      <w:r>
+        <w:rPr>
+          <w:i/>
+          <w:iCs/>
+          <w:color w:val="B97A12"/>
+          <w:sz w:val="19"/>
+          <w:szCs w:val="19"/>
+        </w:rPr>
+        <w:t xml:space="preserve">   choose your support</w:t>
+      </w:r>
+    </w:p>
+    <w:tbl>
+      <w:tblPr>
+        <w:tblW w:type="pct" w:w="100%"/>
+        <w:tblBorders>
+          <w:top w:val="single" w:color="BBD0DE" w:sz="8"/>
+          <w:left w:val="single" w:color="BBD0DE" w:sz="8"/>
+          <w:bottom w:val="single" w:color="BBD0DE" w:sz="8"/>
+          <w:right w:val="single" w:color="BBD0DE" w:sz="8"/>
+          <w:insideH w:val="single" w:color="auto" w:sz="4"/>
+          <w:insideV w:val="single" w:color="auto" w:sz="4"/>
+        </w:tblBorders>
+      </w:tblPr>
+      <w:tblGrid>
+        <w:gridCol w:w="100"/>
+      </w:tblGrid>
+      <w:tr>
+        <w:tc>
+          <w:tcPr>
+            <w:shd w:fill="EEF4F8" w:color="auto" w:val="clear"/>
+            <w:tcMar>
+              <w:top w:type="dxa" w:w="120"/>
+              <w:left w:type="dxa" w:w="180"/>
+              <w:bottom w:type="dxa" w:w="120"/>
+              <w:right w:type="dxa" w:w="180"/>
+            </w:tcMar>
+          </w:tcPr>
+          <w:p>
+            <w:pPr>
+              <w:spacing w:after="50"/>
+            </w:pPr>
+            <w:r>
+              <w:rPr>
+                <w:i/>
+                <w:iCs/>
+                <w:color w:val="5F6F80"/>
+                <w:sz w:val="19"/>
+                <w:szCs w:val="19"/>
+              </w:rPr>
+              <w:t xml:space="preserve">This model shows the parts of an explanation. It does not answer your writing question.</w:t>
+            </w:r>
+          </w:p>
+          <w:p>
+            <w:pPr>
+              <w:spacing w:after="80"/>
+            </w:pPr>
+            <w:r>
+              <w:rPr>
+                <w:b/>
+                <w:bCs/>
+                <w:color w:val="12355B"/>
+                <w:sz w:val="19"/>
+                <w:szCs w:val="19"/>
+              </w:rPr>
+              <w:t xml:space="preserve">Claim:  </w:t>
+            </w:r>
+            <w:r>
+              <w:rPr>
+                <w:sz w:val="19"/>
+                <w:szCs w:val="19"/>
+              </w:rPr>
+              <w:t xml:space="preserve">You first make the divisor a whole number using equivalent division.</w:t>
+            </w:r>
+          </w:p>
+          <w:p>
+            <w:pPr>
+              <w:spacing w:after="80"/>
+            </w:pPr>
+            <w:r>
+              <w:rPr>
+                <w:b/>
+                <w:bCs/>
+                <w:color w:val="12355B"/>
+                <w:sz w:val="19"/>
+                <w:szCs w:val="19"/>
+              </w:rPr>
+              <w:t xml:space="preserve">Evidence:  </w:t>
+            </w:r>
+            <w:r>
+              <w:rPr>
+                <w:sz w:val="19"/>
+                <w:szCs w:val="19"/>
+              </w:rPr>
+              <w:t xml:space="preserve">Students explain you move the decimal in the divisor to make it whole (6.3 to 63) and move the dividend the same way, naming 18.9 as the dividend and 6.3 as the divisor.</w:t>
+            </w:r>
+          </w:p>
+          <w:p>
+            <w:pPr>
+              <w:spacing w:after="80"/>
+            </w:pPr>
+            <w:r>
+              <w:rPr>
+                <w:b/>
+                <w:bCs/>
+                <w:color w:val="12355B"/>
+                <w:sz w:val="19"/>
+                <w:szCs w:val="19"/>
+              </w:rPr>
+              <w:t xml:space="preserve">Reasoning:  </w:t>
+            </w:r>
+            <w:r>
+              <w:rPr>
+                <w:sz w:val="19"/>
+                <w:szCs w:val="19"/>
+              </w:rPr>
+              <w:t xml:space="preserve">This evidence connects the definition of dividend to the mathematical claim.</w:t>
+            </w:r>
+          </w:p>
+        </w:tc>
+      </w:tr>
+    </w:tbl>
+    <w:p>
+      <w:pPr>
+        <w:pStyle w:val="Heading2"/>
+        <w:spacing w:after="80" w:before="180"/>
+      </w:pPr>
+      <w:r>
+        <w:rPr>
+          <w:b/>
+          <w:bCs/>
+          <w:color w:val="12355B"/>
+          <w:sz w:val="24"/>
+          <w:szCs w:val="24"/>
+        </w:rPr>
+        <w:t xml:space="preserve">Start</w:t>
+      </w:r>
+      <w:r>
+        <w:rPr>
+          <w:i/>
+          <w:iCs/>
+          <w:color w:val="1FA6A2"/>
+          <w:sz w:val="19"/>
+          <w:szCs w:val="19"/>
+        </w:rPr>
+        <w:t xml:space="preserve">   Most language support</w:t>
+      </w:r>
+    </w:p>
+    <w:p>
+      <w:pPr>
+        <w:spacing w:after="60"/>
+      </w:pPr>
+      <w:r>
+        <w:rPr>
+          <w:color w:val="1A2733"/>
+          <w:sz w:val="21"/>
+          <w:szCs w:val="21"/>
+        </w:rPr>
+        <w:t xml:space="preserve">Complete the frames. Use the word bank.</w:t>
+      </w:r>
+      <w:r>
+        <w:rPr>
+          <w:i/>
+          <w:iCs/>
+          <w:color w:val="5F6F80"/>
+          <w:sz w:val="19"/>
+          <w:szCs w:val="19"/>
+        </w:rPr>
+        <w:br/>
+        <w:t xml:space="preserve">Completa las oraciones. Usa el banco de palabras.</w:t>
+      </w:r>
+    </w:p>
+    <w:p>
+      <w:pPr>
+        <w:spacing w:after="60"/>
+      </w:pPr>
+      <w:r>
+        <w:rPr>
+          <w:color w:val="1A2733"/>
+          <w:sz w:val="21"/>
+          <w:szCs w:val="21"/>
+        </w:rPr>
+        <w:t xml:space="preserve">I moved both decimal points ___ place, changing it to ___ ÷ ___.</w:t>
+      </w:r>
+      <w:r>
+        <w:rPr>
+          <w:i/>
+          <w:iCs/>
+          <w:color w:val="5F6F80"/>
+          <w:sz w:val="19"/>
+          <w:szCs w:val="19"/>
+        </w:rPr>
+        <w:br/>
+        <w:t xml:space="preserve">Moví ambos puntos decimales ___ lugar, cambiándolo a ___ ÷ ___.</w:t>
+      </w:r>
+    </w:p>
+    <w:p>
+      <w:pPr>
+        <w:spacing w:after="60"/>
+      </w:pPr>
+      <w:r>
+        <w:rPr>
+          <w:color w:val="1A2733"/>
+          <w:sz w:val="21"/>
+          <w:szCs w:val="21"/>
+        </w:rPr>
+        <w:t xml:space="preserve">The quotient is ___.</w:t>
+      </w:r>
+      <w:r>
+        <w:rPr>
+          <w:i/>
+          <w:iCs/>
+          <w:color w:val="5F6F80"/>
+          <w:sz w:val="19"/>
+          <w:szCs w:val="19"/>
+        </w:rPr>
+        <w:br/>
+        <w:t xml:space="preserve">El cociente es ___.</w:t>
+      </w:r>
+    </w:p>
+    <w:tbl>
+      <w:tblPr>
+        <w:tblW w:type="pct" w:w="100%"/>
+        <w:tblBorders>
+          <w:top w:val="single" w:color="C7D2DD" w:sz="6"/>
+          <w:left w:val="single" w:color="C7D2DD" w:sz="6"/>
+          <w:bottom w:val="single" w:color="C7D2DD" w:sz="6"/>
+          <w:right w:val="single" w:color="C7D2DD" w:sz="6"/>
+          <w:insideH w:val="single" w:color="auto" w:sz="4"/>
+          <w:insideV w:val="single" w:color="auto" w:sz="4"/>
+        </w:tblBorders>
+      </w:tblPr>
+      <w:tblGrid>
+        <w:gridCol w:w="100"/>
+      </w:tblGrid>
+      <w:tr>
+        <w:tc>
+          <w:tcPr>
+            <w:shd w:fill="FBF3E2" w:color="auto" w:val="clear"/>
+            <w:tcMar>
+              <w:top w:type="dxa" w:w="60"/>
+              <w:left w:type="dxa" w:w="120"/>
+              <w:bottom w:type="dxa" w:w="60"/>
+              <w:right w:type="dxa" w:w="120"/>
+            </w:tcMar>
+          </w:tcPr>
+          <w:p>
+            <w:pPr>
+              <w:spacing w:after="0" w:line="320"/>
+            </w:pPr>
+            <w:r>
+              <w:t xml:space="preserve"/>
+            </w:r>
+          </w:p>
+          <w:p>
+            <w:pPr>
+              <w:spacing w:after="0" w:line="320"/>
+            </w:pPr>
+            <w:r>
+              <w:t xml:space="preserve"/>
+            </w:r>
+          </w:p>
+          <w:p>
+            <w:pPr>
+              <w:spacing w:after="0" w:line="320"/>
+            </w:pPr>
+            <w:r>
+              <w:t xml:space="preserve"/>
+            </w:r>
+          </w:p>
+        </w:tc>
+      </w:tr>
+    </w:tbl>
+    <w:p>
+      <w:pPr>
+        <w:pStyle w:val="Heading2"/>
+        <w:spacing w:after="80" w:before="180"/>
+      </w:pPr>
+      <w:r>
+        <w:rPr>
+          <w:b/>
+          <w:bCs/>
+          <w:color w:val="12355B"/>
+          <w:sz w:val="24"/>
+          <w:szCs w:val="24"/>
+        </w:rPr>
+        <w:t xml:space="preserve">Build</w:t>
+      </w:r>
+      <w:r>
+        <w:rPr>
+          <w:i/>
+          <w:iCs/>
+          <w:color w:val="B97A12"/>
+          <w:sz w:val="19"/>
+          <w:szCs w:val="19"/>
+        </w:rPr>
+        <w:t xml:space="preserve">   Some language support</w:t>
+      </w:r>
+    </w:p>
+    <w:p>
+      <w:pPr>
+        <w:spacing w:after="60"/>
+      </w:pPr>
+      <w:r>
+        <w:rPr>
+          <w:color w:val="1A2733"/>
+          <w:sz w:val="21"/>
+          <w:szCs w:val="21"/>
+        </w:rPr>
+        <w:t xml:space="preserve">Write two connected sentences. Use because, so, or but.</w:t>
+      </w:r>
+      <w:r>
+        <w:rPr>
+          <w:i/>
+          <w:iCs/>
+          <w:color w:val="5F6F80"/>
+          <w:sz w:val="19"/>
+          <w:szCs w:val="19"/>
+        </w:rPr>
+        <w:br/>
+        <w:t xml:space="preserve">Escribe dos oraciones conectadas. Usa porque, entonces o pero.</w:t>
+      </w:r>
+    </w:p>
+    <w:p>
+      <w:pPr>
+        <w:spacing w:after="60"/>
+      </w:pPr>
+      <w:r>
+        <w:rPr>
+          <w:color w:val="1A2733"/>
+          <w:sz w:val="21"/>
+          <w:szCs w:val="21"/>
+        </w:rPr>
+        <w:t xml:space="preserve">My claim is ___.</w:t>
+      </w:r>
+      <w:r>
+        <w:rPr>
+          <w:i/>
+          <w:iCs/>
+          <w:color w:val="5F6F80"/>
+          <w:sz w:val="19"/>
+          <w:szCs w:val="19"/>
+        </w:rPr>
+        <w:br/>
+        <w:t xml:space="preserve">Mi afirmación es ___.</w:t>
+      </w:r>
+    </w:p>
+    <w:p>
+      <w:pPr>
+        <w:spacing w:after="60"/>
+      </w:pPr>
+      <w:r>
+        <w:rPr>
+          <w:color w:val="1A2733"/>
+          <w:sz w:val="21"/>
+          <w:szCs w:val="21"/>
+        </w:rPr>
+        <w:t xml:space="preserve">I know because ___.</w:t>
+      </w:r>
+      <w:r>
+        <w:rPr>
+          <w:i/>
+          <w:iCs/>
+          <w:color w:val="5F6F80"/>
+          <w:sz w:val="19"/>
+          <w:szCs w:val="19"/>
+        </w:rPr>
+        <w:br/>
+        <w:t xml:space="preserve">Lo sé porque ___.</w:t>
+      </w:r>
+    </w:p>
+    <w:p>
+      <w:pPr>
+        <w:spacing w:after="60"/>
+      </w:pPr>
+      <w:r>
+        <w:rPr>
+          <w:color w:val="1A2733"/>
+          <w:sz w:val="21"/>
+          <w:szCs w:val="21"/>
+        </w:rPr>
+        <w:t xml:space="preserve">So ___.</w:t>
+      </w:r>
+      <w:r>
+        <w:rPr>
+          <w:i/>
+          <w:iCs/>
+          <w:color w:val="5F6F80"/>
+          <w:sz w:val="19"/>
+          <w:szCs w:val="19"/>
+        </w:rPr>
+        <w:br/>
+        <w:t xml:space="preserve">Entonces ___.</w:t>
+      </w:r>
+    </w:p>
+    <w:tbl>
+      <w:tblPr>
+        <w:tblW w:type="pct" w:w="100%"/>
+        <w:tblBorders>
+          <w:top w:val="single" w:color="C7D2DD" w:sz="6"/>
+          <w:left w:val="single" w:color="C7D2DD" w:sz="6"/>
+          <w:bottom w:val="single" w:color="C7D2DD" w:sz="6"/>
+          <w:right w:val="single" w:color="C7D2DD" w:sz="6"/>
+          <w:insideH w:val="single" w:color="auto" w:sz="4"/>
+          <w:insideV w:val="single" w:color="auto" w:sz="4"/>
+        </w:tblBorders>
+      </w:tblPr>
+      <w:tblGrid>
+        <w:gridCol w:w="100"/>
+      </w:tblGrid>
+      <w:tr>
+        <w:tc>
+          <w:tcPr>
+            <w:shd w:fill="FBF3E2" w:color="auto" w:val="clear"/>
+            <w:tcMar>
+              <w:top w:type="dxa" w:w="60"/>
+              <w:left w:type="dxa" w:w="120"/>
+              <w:bottom w:type="dxa" w:w="60"/>
+              <w:right w:type="dxa" w:w="120"/>
+            </w:tcMar>
+          </w:tcPr>
+          <w:p>
+            <w:pPr>
+              <w:spacing w:after="0" w:line="320"/>
+            </w:pPr>
+            <w:r>
+              <w:t xml:space="preserve"/>
+            </w:r>
+          </w:p>
+          <w:p>
+            <w:pPr>
+              <w:spacing w:after="0" w:line="320"/>
+            </w:pPr>
+            <w:r>
+              <w:t xml:space="preserve"/>
+            </w:r>
+          </w:p>
+          <w:p>
+            <w:pPr>
+              <w:spacing w:after="0" w:line="320"/>
+            </w:pPr>
+            <w:r>
+              <w:t xml:space="preserve"/>
+            </w:r>
+          </w:p>
+        </w:tc>
+      </w:tr>
+    </w:tbl>
+    <w:p>
+      <w:pPr>
+        <w:pStyle w:val="Heading2"/>
+        <w:spacing w:after="80" w:before="180"/>
+      </w:pPr>
+      <w:r>
+        <w:rPr>
+          <w:b/>
+          <w:bCs/>
+          <w:color w:val="12355B"/>
+          <w:sz w:val="24"/>
+          <w:szCs w:val="24"/>
+        </w:rPr>
+        <w:t xml:space="preserve">Explain</w:t>
+      </w:r>
+      <w:r>
+        <w:rPr>
+          <w:i/>
+          <w:iCs/>
+          <w:color w:val="B97A12"/>
+          <w:sz w:val="19"/>
+          <w:szCs w:val="19"/>
+        </w:rPr>
+        <w:t xml:space="preserve">   Light language support</w:t>
+      </w:r>
+    </w:p>
+    <w:p>
+      <w:pPr>
+        <w:spacing w:after="60"/>
+      </w:pPr>
+      <w:r>
+        <w:rPr>
+          <w:color w:val="1A2733"/>
+          <w:sz w:val="21"/>
+          <w:szCs w:val="21"/>
+        </w:rPr>
+        <w:t xml:space="preserve">Write a claim, give math evidence, and explain your reasoning.</w:t>
+      </w:r>
+      <w:r>
+        <w:rPr>
+          <w:i/>
+          <w:iCs/>
+          <w:color w:val="5F6F80"/>
+          <w:sz w:val="19"/>
+          <w:szCs w:val="19"/>
+        </w:rPr>
+        <w:br/>
+        <w:t xml:space="preserve">Escribe una afirmación, da evidencia matemática y explica tu razonamiento.</w:t>
+      </w:r>
+    </w:p>
+    <w:p>
+      <w:pPr>
+        <w:spacing w:after="60"/>
+      </w:pPr>
+      <w:r>
+        <w:rPr>
+          <w:color w:val="1A2733"/>
+          <w:sz w:val="21"/>
+          <w:szCs w:val="21"/>
+        </w:rPr>
+        <w:t xml:space="preserve">My claim is ___.</w:t>
+      </w:r>
+      <w:r>
+        <w:rPr>
+          <w:i/>
+          <w:iCs/>
+          <w:color w:val="5F6F80"/>
+          <w:sz w:val="19"/>
+          <w:szCs w:val="19"/>
+        </w:rPr>
+        <w:br/>
+        <w:t xml:space="preserve">Mi afirmación es ___.</w:t>
+      </w:r>
+    </w:p>
+    <w:p>
+      <w:pPr>
+        <w:spacing w:after="60"/>
+      </w:pPr>
+      <w:r>
+        <w:rPr>
+          <w:color w:val="1A2733"/>
+          <w:sz w:val="21"/>
+          <w:szCs w:val="21"/>
+        </w:rPr>
+        <w:t xml:space="preserve">My math evidence is ___.</w:t>
+      </w:r>
+      <w:r>
+        <w:rPr>
+          <w:i/>
+          <w:iCs/>
+          <w:color w:val="5F6F80"/>
+          <w:sz w:val="19"/>
+          <w:szCs w:val="19"/>
+        </w:rPr>
+        <w:br/>
+        <w:t xml:space="preserve">Mi evidencia matemática es ___.</w:t>
+      </w:r>
+    </w:p>
+    <w:p>
+      <w:pPr>
+        <w:spacing w:after="60"/>
+      </w:pPr>
+      <w:r>
+        <w:rPr>
+          <w:color w:val="1A2733"/>
+          <w:sz w:val="21"/>
+          <w:szCs w:val="21"/>
+        </w:rPr>
+        <w:t xml:space="preserve">This proves ___ because ___.</w:t>
+      </w:r>
+      <w:r>
+        <w:rPr>
+          <w:i/>
+          <w:iCs/>
+          <w:color w:val="5F6F80"/>
+          <w:sz w:val="19"/>
+          <w:szCs w:val="19"/>
+        </w:rPr>
+        <w:br/>
+        <w:t xml:space="preserve">Esto demuestra ___ porque ___.</w:t>
+      </w:r>
+    </w:p>
+    <w:tbl>
+      <w:tblPr>
+        <w:tblW w:type="pct" w:w="100%"/>
+        <w:tblBorders>
+          <w:top w:val="single" w:color="C7D2DD" w:sz="6"/>
+          <w:left w:val="single" w:color="C7D2DD" w:sz="6"/>
+          <w:bottom w:val="single" w:color="C7D2DD" w:sz="6"/>
+          <w:right w:val="single" w:color="C7D2DD" w:sz="6"/>
+          <w:insideH w:val="single" w:color="auto" w:sz="4"/>
+          <w:insideV w:val="single" w:color="auto" w:sz="4"/>
+        </w:tblBorders>
+      </w:tblPr>
+      <w:tblGrid>
+        <w:gridCol w:w="100"/>
+      </w:tblGrid>
+      <w:tr>
+        <w:tc>
+          <w:tcPr>
+            <w:shd w:fill="FBF3E2" w:color="auto" w:val="clear"/>
+            <w:tcMar>
+              <w:top w:type="dxa" w:w="60"/>
+              <w:left w:type="dxa" w:w="120"/>
+              <w:bottom w:type="dxa" w:w="60"/>
+              <w:right w:type="dxa" w:w="120"/>
+            </w:tcMar>
+          </w:tcPr>
+          <w:p>
+            <w:pPr>
+              <w:spacing w:after="0" w:line="320"/>
+            </w:pPr>
+            <w:r>
+              <w:t xml:space="preserve"/>
+            </w:r>
+          </w:p>
+          <w:p>
+            <w:pPr>
+              <w:spacing w:after="0" w:line="320"/>
+            </w:pPr>
+            <w:r>
+              <w:t xml:space="preserve"/>
+            </w:r>
+          </w:p>
+          <w:p>
+            <w:pPr>
+              <w:spacing w:after="0" w:line="320"/>
+            </w:pPr>
+            <w:r>
+              <w:t xml:space="preserve"/>
+            </w:r>
+          </w:p>
+          <w:p>
+            <w:pPr>
+              <w:spacing w:after="0" w:line="320"/>
+            </w:pPr>
+            <w:r>
+              <w:t xml:space="preserve"/>
+            </w:r>
+          </w:p>
+          <w:p>
+            <w:pPr>
+              <w:spacing w:after="0" w:line="320"/>
+            </w:pPr>
+            <w:r>
+              <w:t xml:space="preserve"/>
+            </w:r>
+          </w:p>
+        </w:tc>
+      </w:tr>
+    </w:tbl>
+    <w:p>
+      <w:pPr>
+        <w:pStyle w:val="Heading2"/>
+        <w:spacing w:after="80" w:before="180"/>
+      </w:pPr>
+      <w:r>
+        <w:rPr>
+          <w:b/>
+          <w:bCs/>
+          <w:color w:val="12355B"/>
+          <w:sz w:val="24"/>
+          <w:szCs w:val="24"/>
+        </w:rPr>
+        <w:t xml:space="preserve">4. Check Your Explanation</w:t>
+      </w:r>
+      <w:r>
+        <w:rPr>
+          <w:i/>
+          <w:iCs/>
+          <w:color w:val="1FA6A2"/>
+          <w:sz w:val="19"/>
+          <w:szCs w:val="19"/>
+        </w:rPr>
+        <w:t xml:space="preserve">   five quick checks</w:t>
+      </w:r>
+    </w:p>
+    <w:p>
+      <w:pPr>
+        <w:spacing w:after="80"/>
+      </w:pPr>
+      <w:r>
+        <w:rPr>
+          <w:b/>
+          <w:bCs/>
+          <w:color w:val="1FA6A2"/>
+          <w:sz w:val="22"/>
+          <w:szCs w:val="22"/>
+        </w:rPr>
+        <w:t xml:space="preserve">☐  </w:t>
+      </w:r>
+      <w:r>
+        <w:rPr>
+          <w:sz w:val="20"/>
+          <w:szCs w:val="20"/>
+        </w:rPr>
+        <w:t xml:space="preserve">I answered the question.</w:t>
+      </w:r>
+      <w:r>
+        <w:rPr>
+          <w:i/>
+          <w:iCs/>
+          <w:color w:val="5F6F80"/>
+          <w:sz w:val="18"/>
+          <w:szCs w:val="18"/>
+        </w:rPr>
+        <w:br/>
+        <w:t xml:space="preserve">Respondí la pregunta.</w:t>
+      </w:r>
+    </w:p>
+    <w:p>
+      <w:pPr>
+        <w:spacing w:after="80"/>
+      </w:pPr>
+      <w:r>
+        <w:rPr>
+          <w:b/>
+          <w:bCs/>
+          <w:color w:val="1FA6A2"/>
+          <w:sz w:val="22"/>
+          <w:szCs w:val="22"/>
+        </w:rPr>
+        <w:t xml:space="preserve">☐  </w:t>
+      </w:r>
+      <w:r>
+        <w:rPr>
+          <w:sz w:val="20"/>
+          <w:szCs w:val="20"/>
+        </w:rPr>
+        <w:t xml:space="preserve">I used math evidence: numbers, an equation, a model, or a comparison.</w:t>
+      </w:r>
+      <w:r>
+        <w:rPr>
+          <w:i/>
+          <w:iCs/>
+          <w:color w:val="5F6F80"/>
+          <w:sz w:val="18"/>
+          <w:szCs w:val="18"/>
+        </w:rPr>
+        <w:br/>
+        <w:t xml:space="preserve">Usé evidencia matemática: números, una ecuación, un modelo o una comparación.</w:t>
+      </w:r>
+    </w:p>
+    <w:p>
+      <w:pPr>
+        <w:spacing w:after="80"/>
+      </w:pPr>
+      <w:r>
+        <w:rPr>
+          <w:b/>
+          <w:bCs/>
+          <w:color w:val="1FA6A2"/>
+          <w:sz w:val="22"/>
+          <w:szCs w:val="22"/>
+        </w:rPr>
+        <w:t xml:space="preserve">☐  </w:t>
+      </w:r>
+      <w:r>
+        <w:rPr>
+          <w:sz w:val="20"/>
+          <w:szCs w:val="20"/>
+        </w:rPr>
+        <w:t xml:space="preserve">I explained how the evidence proves my answer.</w:t>
+      </w:r>
+      <w:r>
+        <w:rPr>
+          <w:i/>
+          <w:iCs/>
+          <w:color w:val="5F6F80"/>
+          <w:sz w:val="18"/>
+          <w:szCs w:val="18"/>
+        </w:rPr>
+        <w:br/>
+        <w:t xml:space="preserve">Expliqué cómo la evidencia demuestra mi respuesta.</w:t>
+      </w:r>
+    </w:p>
+    <w:p>
+      <w:pPr>
+        <w:spacing w:after="80"/>
+      </w:pPr>
+      <w:r>
+        <w:rPr>
+          <w:b/>
+          <w:bCs/>
+          <w:color w:val="1FA6A2"/>
+          <w:sz w:val="22"/>
+          <w:szCs w:val="22"/>
+        </w:rPr>
+        <w:t xml:space="preserve">☐  </w:t>
+      </w:r>
+      <w:r>
+        <w:rPr>
+          <w:sz w:val="20"/>
+          <w:szCs w:val="20"/>
+        </w:rPr>
+        <w:t xml:space="preserve">I used at least two math words.</w:t>
+      </w:r>
+      <w:r>
+        <w:rPr>
+          <w:i/>
+          <w:iCs/>
+          <w:color w:val="5F6F80"/>
+          <w:sz w:val="18"/>
+          <w:szCs w:val="18"/>
+        </w:rPr>
+        <w:br/>
+        <w:t xml:space="preserve">Usé por lo menos dos palabras matemáticas.</w:t>
+      </w:r>
+    </w:p>
+    <w:p>
+      <w:pPr>
+        <w:spacing w:after="80"/>
+      </w:pPr>
+      <w:r>
+        <w:rPr>
+          <w:b/>
+          <w:bCs/>
+          <w:color w:val="1FA6A2"/>
+          <w:sz w:val="22"/>
+          <w:szCs w:val="22"/>
+        </w:rPr>
+        <w:t xml:space="preserve">☐  </w:t>
+      </w:r>
+      <w:r>
+        <w:rPr>
+          <w:sz w:val="20"/>
+          <w:szCs w:val="20"/>
+        </w:rPr>
+        <w:t xml:space="preserve">I reread complete sentences and punctuation.</w:t>
+      </w:r>
+      <w:r>
+        <w:rPr>
+          <w:i/>
+          <w:iCs/>
+          <w:color w:val="5F6F80"/>
+          <w:sz w:val="18"/>
+          <w:szCs w:val="18"/>
+        </w:rPr>
+        <w:br/>
+        <w:t xml:space="preserve">Volví a leer mis oraciones completas y la puntuación.</w:t>
       </w:r>
     </w:p>
     <w:p>
